--- a/Network/Chat/Doc/ChatApp 컨셉 가이드.docx
+++ b/Network/Chat/Doc/ChatApp 컨셉 가이드.docx
@@ -5591,7 +5591,7 @@
         </w:numPr>
       </w:pPr>
       <w:r>
-        <w:t xml:space="preserve">요청은 멀티파트로 받으며 본문을 메모리에 모으지 않고 임시 파일(upload_{랜덤 hex}.tmp)에 스트리밍으로 기록한다. 허용 크기는 MaxUploadBytes로 제한한다.</w:t>
+        <w:t xml:space="preserve">요청은 멀티파트로 받으며 본문을 메모리에 모으지 않고 저장소 하위 .tmp 디렉터리의 임시 파일(upload_{랜덤 hex}.tmp)에 스트리밍으로 기록한다. 저장소와 같은 볼륨이라 저장이 rename 한 번으로 끝나고, 서버 시작 시 이전 실행이 남긴 임시 파일은 비운다. 허용 크기는 MaxUploadBytes로 제한한다.</w:t>
       </w:r>
     </w:p>
     <w:p>
@@ -5603,7 +5603,7 @@
         </w:numPr>
       </w:pPr>
       <w:r>
-        <w:t xml:space="preserve">채팅 서버가 Redis에 발급한 일회용 토큰(UploadToken:{token})을 GET 후 DEL로 소비한다. 토큰이 없거나 이미 사용되었으면 거부한다.</w:t>
+        <w:t xml:space="preserve">채팅 서버가 Redis에 발급한 일회용 토큰(UploadToken:{token})을 확인한다. 멀티파트의 token 파트는 반드시 파일 파트보다 앞에 와야 하며(아니면 연결을 끊는다), 토큰은 토큰 파트가 끝나는 즉시 Lua 스크립트(GET+DEL)로 원자적으로 소모한다. 같은 토큰으로 여러 연결이 동시에 업로드를 시작할 수 없고, 업로드 시간이 토큰 TTL에 묶이지 않는다. 무효면 본문을 더 받기 전에 연결을 끊고, 소유자(public_id)는 요청 단위로 세션에 보관한다. 본문 수신이 먼저 끝났다면 최종 저장 단계가 그 결과를 기다렸다가 무효이면 401로 응답한다. 업로드가 중간에 실패해도 토큰은 이미 소모되므로 클라이언트는 업로드마다 새 토큰을 발급받는다. 스크립트는 SCRIPT LOAD로 적재해 EVALSHA로 보내고, Redis가 캐시를 잃으면(NOSCRIPT) EVAL로 한 번 다시 시도한다. 토큰은 채팅 서버가 만드는 형식(16진 64자)이 아니면 Redis를 부르기 전에 거부하고, 토큰 필드 길이는 128자로 제한하고 다른 작은 필드는 버린다. 파일 크기 상한(MaxUploadBytes)은 본문 수신 중 스트리밍 파서가 강제한다. 파일 파트가 여럿이면 첫 번째만 받는다.</w:t>
       </w:r>
     </w:p>
     <w:p>
@@ -5615,7 +5615,7 @@
         </w:numPr>
       </w:pPr>
       <w:r>
-        <w:t xml:space="preserve">검증이 끝나면 저장소로 옮기고 메타데이터를 등록한 뒤 PublicBaseUrl 기반의 접근 URL을 응답한다.</w:t>
+        <w:t xml:space="preserve">검증이 끝나면 저장소로 옮기고(확장자는 영숫자 8자 이하만 허용, 아니면 .bin) PublicBaseUrl 기반의 접근 URL을 응답한다.</w:t>
       </w:r>
     </w:p>
     <w:p>
@@ -5659,7 +5659,7 @@
         </w:numPr>
       </w:pPr>
       <w:r>
-        <w:t xml:space="preserve">본문은 64KB 풀 버퍼(CFileSendBufferPool)를 청크 단위로 재사용해 전송하므로 큰 파일도 메모리를 크게 쓰지 않는다.</w:t>
+        <w:t xml:space="preserve">헤더를 보내기 전에 파일 위치를 잡아 실패하면 500으로 응답한다. 본문은 세션이 송신 완료 통지(OnSend)에 맞춰 64KB 청크로 읽어 보내며, 아직 나가지 않은 바이트가 256KB를 넘으면 멈춘다. 느린 클라이언트여도 메모리에 쌓이는 양이 상한으로 묶이고 IOCP 워커가 파일 전체를 읽느라 점유되지 않는다. 읽는 도중 파일이 짧아지면 연결을 끊는다.</w:t>
       </w:r>
     </w:p>
     <w:p>
@@ -5671,7 +5671,7 @@
         </w:numPr>
       </w:pPr>
       <w:r>
-        <w:t xml:space="preserve">Content-Type은 파일 확장자로 추정한다.</w:t>
+        <w:t xml:space="preserve">Connection: close 응답은 마지막 바이트의 송신 완료를 확인한 뒤 연결을 닫는다. 본문을 보내는 동안 이어지는 파이프라인 요청은 처리하지 않는다. Content-Type은 파일 확장자로 추정한다. 파일명이 무작위이고 내용이 바뀌지 않으므로 Cache-Control: public, max-age=31536000, immutable과 X-Content-Type-Options: nosniff를 붙인다.</w:t>
       </w:r>
     </w:p>
     <w:p>
@@ -5691,7 +5691,7 @@
         </w:numPr>
       </w:pPr>
       <w:r>
-        <w:t xml:space="preserve">DELETE 요청은 파일과 메타데이터를 함께 제거한다.</w:t>
+        <w:t xml:space="preserve">파일 서버에는 HTTP 삭제 API가 없다. 삭제는 채팅 서버가 소유권을 확인한 뒤 Redis의 FileServer:PendingDeletions 목록에 대상을 넣는 방식으로만 일어난다.</w:t>
       </w:r>
     </w:p>
     <w:p>
@@ -5703,7 +5703,7 @@
         </w:numPr>
       </w:pPr>
       <w:r>
-        <w:t xml:space="preserve">채팅 서버가 Redis의 FileServer:PendingDeletions 목록에 삭제 대상을 넣으면, 파일 서버가 5초 주기로 LPOP 폴링해 저장소에서 파일을 지우고 메타데이터도 함께 정리한다. 목록에 항목이 남아 있으면 대기 없이 연속으로 비운다.</w:t>
+        <w:t xml:space="preserve">채팅 서버가 Redis의 FileServer:PendingDeletions 목록에 삭제 대상을 넣으면, 전용 스레드 하나가 LPOP으로 하나씩 꺼내 파일을 지운다. 항목이 있으면 대기 없이 연속으로 비우고, 비면 5초 대기한다(서버 종료 시 Redis 응답 대기 중이어도 100ms 안에 깨어나 join한다).</w:t>
       </w:r>
     </w:p>
     <w:p>
@@ -5715,7 +5715,7 @@
         </w:numPr>
       </w:pPr>
       <w:r>
-        <w:t xml:space="preserve">DELETE 요청 자체에는 인증이 없다. 외부 노출 시에는 별도 보호가 필요하다.</w:t>
+        <w:t xml:space="preserve">삭제에 실패한 항목(경로 오류, 파일시스템 오류)은 큐에 되돌리지 않고 FileServer:FailedDeletions 목록에 쌓아 운영자가 확인할 수 있게 한다. 이미 없는 파일은 성공으로 본다.</w:t>
       </w:r>
     </w:p>
     <w:p>
@@ -5723,7 +5723,7 @@
         <w:pStyle w:val="Heading3"/>
       </w:pPr>
       <w:r>
-        <w:t xml:space="preserve">저장소와 메타데이터</w:t>
+        <w:t xml:space="preserve">저장소</w:t>
       </w:r>
     </w:p>
     <w:p>
@@ -5735,7 +5735,7 @@
         </w:numPr>
       </w:pPr>
       <w:r>
-        <w:t xml:space="preserve">IFileStorage 인터페이스 뒤에 CLocalFileStorage가 있다. 저장 경로는 {baseDir}/{ownerId}/{랜덤 hex}{확장자}이며, 경로에 ".."가 포함되면 읽기·삭제·스트림 열기 모두 거부한다.</w:t>
+        <w:t xml:space="preserve">IFileStorage 인터페이스 뒤에 CLocalFileStorage가 있다. 저장 경로는 {baseDir}/{ownerId}/{랜덤 hex}{확장자}이며, 외부에서 들어오는 상대 경로(GET 경로, 삭제 큐)는 "{owner}/{무작위 16진 32자}.{영숫자 1~8자}" 형태(owner는 영숫자·_·-)만 받아들이고, 경로 조작과 Windows 예약어 파일명이 이 형식 검증에서 걸러지며 읽기·삭제·스트림 열기 모두 같은 검증을 거친다.</w:t>
       </w:r>
     </w:p>
     <w:p>
@@ -5759,7 +5759,7 @@
         </w:numPr>
       </w:pPr>
       <w:r>
-        <w:t xml:space="preserve">파일 메타데이터(소유자·크기·타입)는 CFileMetadataRepository가 메모리에 보관한다.</w:t>
+        <w:t xml:space="preserve">업로드 토큰 키 접두사·TTL, 삭제 예약/실패 목록 키, 저장 파일 상대 경로 규칙({owner}/{16진 32자}.{확장자})과 그 검증 함수는 Common/FileServerKeys.h 한 곳에서 정의해 두 서버가 함께 쓴다. 채팅 서버는 예약 전에, 파일 서버는 저장·조회·삭제 때 같은 규칙으로 검증한다.</w:t>
       </w:r>
     </w:p>
     <w:p>
@@ -5800,7 +5800,7 @@
         </w:numPr>
       </w:pPr>
       <w:r>
-        <w:t xml:space="preserve">삭제 예약: 채팅 서버가 프로필 이미지를 교체하거나 지울 때, 지워진 URL이 자기 파일 서버 소유(</w:t>
+        <w:t xml:space="preserve">삭제 예약: 채팅 서버가 프로필 이미지를 교체하거나 지울 때, 또는 파일 첨부 채팅 메시지([FILE:이름:크기]URL)를 소유자가 삭제할 때(첨부 파일 경로가 발신자 본인 public_id 하위일 때만), 지워진 URL이 자기 파일 서버 소유(</w:t>
       </w:r>
       <w:r>
         <w:rPr>

--- a/Network/Chat/Doc/ChatApp 컨셉 가이드.docx
+++ b/Network/Chat/Doc/ChatApp 컨셉 가이드.docx
@@ -1365,6 +1365,18 @@
         </w:numPr>
       </w:pPr>
       <w:r>
+        <w:t xml:space="preserve">방 브로드캐스트 — 방 멤버 세션 목록은 락 안에서 스냅샷만 떠 두고, 직렬화와 송신은 락 밖에서 한다. 방 채팅·멤버 조회·방 삭제가 같은 스냅샷 함수를 쓴다.</w:t>
+      </w:r>
+    </w:p>
+    <w:p>
+      <w:pPr>
+        <w:pStyle w:val="ListParagraph"/>
+        <w:numPr>
+          <w:ilvl w:val="0"/>
+          <w:numId w:val="10"/>
+        </w:numPr>
+      </w:pPr>
+      <w:r>
         <w:t xml:space="preserve">원자적 카운터로 레이스 방지 — 연결 종료 통지가 여러 스레드에서 동시에 들어올 수 있는 지점은 </w:t>
       </w:r>
       <w:r>
@@ -2804,7 +2816,7 @@
         <w:t xml:space="preserve">status = 1</w:t>
       </w:r>
       <w:r>
-        <w:t xml:space="preserve">인 행으로만 판단한다.</w:t>
+        <w:t xml:space="preserve">인 행으로만 판단한다. 대표로 지정할 때는 같은 image_ref의 기존 행이 있으면 재사용하고 없으면 새 행을 만든 뒤, 한 번의 UPDATE로 그 행만 1로 올리고 나머지를 0으로 내린다. 갤러리 목록은 최신순(created_at, image_id 내림차순)이다.</w:t>
       </w:r>
     </w:p>
     <w:p>
@@ -5830,7 +5842,34 @@
         </w:numPr>
       </w:pPr>
       <w:r>
-        <w:t xml:space="preserve">주소 일치: 위 접두사 판별이 파일 서버가 만드는 공개 URL과 같은 형식이어야 하므로, 채팅 서버의 FileServerUrl과 파일 서버의 PublicBaseUrl은 같은 주소로 맞춘다.</w:t>
+        <w:t xml:space="preserve">이미지 URL 검증: 프로필 이미지·방 이미지를 URL로 지정할 때 채팅 서버는 URL이 비어 있거나 외부 주소면 그대로 받고, 자기 파일 서버 소유(</w:t>
+      </w:r>
+      <w:r>
+        <w:rPr>
+          <w:rStyle w:val="CodeChar"/>
+        </w:rPr>
+        <w:t xml:space="preserve">{FileServerUrl}/images/...</w:t>
+      </w:r>
+      <w:r>
+        <w:t xml:space="preserve">)이면 상대 경로가 아래 형식 검증을 통과하고 요청자 본인 </w:t>
+      </w:r>
+      <w:r>
+        <w:rPr>
+          <w:rStyle w:val="CodeChar"/>
+        </w:rPr>
+        <w:t xml:space="preserve">public_id/</w:t>
+      </w:r>
+      <w:r>
+        <w:t xml:space="preserve"> 하위일 때만 받는다. 아니면 </w:t>
+      </w:r>
+      <w:r>
+        <w:rPr>
+          <w:rStyle w:val="CodeChar"/>
+        </w:rPr>
+        <w:t xml:space="preserve">DbError</w:t>
+      </w:r>
+      <w:r>
+        <w:t xml:space="preserve">로 거절한다. 교체 시 이전 이미지가 삭제 예약되므로, 이 검사로 타인의 업로드 파일을 내 이미지로 지정한 뒤 바꿔서 삭제시키는 경로를 막는다.</w:t>
       </w:r>
     </w:p>
     <w:p>
@@ -5842,6 +5881,18 @@
         </w:numPr>
       </w:pPr>
       <w:r>
+        <w:t xml:space="preserve">주소 일치: 위 접두사 판별이 파일 서버가 만드는 공개 URL과 같은 형식이어야 하므로, 채팅 서버의 FileServerUrl과 파일 서버의 PublicBaseUrl은 같은 주소로 맞춘다.</w:t>
+      </w:r>
+    </w:p>
+    <w:p>
+      <w:pPr>
+        <w:pStyle w:val="ListParagraph"/>
+        <w:numPr>
+          <w:ilvl w:val="0"/>
+          <w:numId w:val="18"/>
+        </w:numPr>
+      </w:pPr>
+      <w:r>
         <w:t xml:space="preserve">클라이언트 경로: 채팅 서버는 파일 바이트를 중계하지 않는다. 업로드와 다운로드는 클라이언트가 파일 서버로 직접 보낸다.</w:t>
       </w:r>
     </w:p>
@@ -5857,6 +5908,48 @@
       <w:pPr/>
       <w:r>
         <w:t xml:space="preserve">채팅 서버는 실행 폴더의 chatserver_config_mysql.json을 읽는다. 파일 서버와 맞물리는 항목은 FileServerUrl과 RedisNode다.</w:t>
+      </w:r>
+    </w:p>
+    <w:p>
+      <w:pPr/>
+      <w:r>
+        <w:t xml:space="preserve">두 서버의 설정 로더는 같은 규칙을 따른다. 항목마다 타입과 범위를 검사해(예: Port 1~65535, MaxSessionCount 1 이상, 노드 ID 1~32767) 어긋나면 기동에 실패하고, 파일에 없는 키는 기본값을 유지한다. 로드한 값은 </w:t>
+      </w:r>
+      <w:r>
+        <w:rPr>
+          <w:rStyle w:val="CodeChar"/>
+        </w:rPr>
+        <w:t xml:space="preserve">ToOptions()</w:t>
+      </w:r>
+      <w:r>
+        <w:t xml:space="preserve">가 구동 옵션 구조체(</w:t>
+      </w:r>
+      <w:r>
+        <w:rPr>
+          <w:rStyle w:val="CodeChar"/>
+        </w:rPr>
+        <w:t xml:space="preserve">SChatServerOptions</w:t>
+      </w:r>
+      <w:r>
+        <w:t xml:space="preserve">, </w:t>
+      </w:r>
+      <w:r>
+        <w:rPr>
+          <w:rStyle w:val="CodeChar"/>
+        </w:rPr>
+        <w:t xml:space="preserve">SFileServerOptions</w:t>
+      </w:r>
+      <w:r>
+        <w:t xml:space="preserve">)로 옮겨 담고, 서버는 </w:t>
+      </w:r>
+      <w:r>
+        <w:rPr>
+          <w:rStyle w:val="CodeChar"/>
+        </w:rPr>
+        <w:t xml:space="preserve">Start(옵션)</w:t>
+      </w:r>
+      <w:r>
+        <w:t xml:space="preserve"> 한 번으로 시작한다. 설정 파일에 없는 옵션(유휴 타임아웃 등)은 구조체의 기본값을 쓴다. 채팅 서버의 유휴 타임아웃은 꺼져 있다.</w:t>
       </w:r>
     </w:p>
     <w:tbl>
@@ -6341,6 +6434,57 @@
         <w:t xml:space="preserve">파일 서버 설정 (fileserver_config_mysql.json)</w:t>
       </w:r>
     </w:p>
+    <w:p>
+      <w:pPr/>
+      <w:r>
+        <w:t xml:space="preserve">파일 서버는 </w:t>
+      </w:r>
+      <w:r>
+        <w:rPr>
+          <w:rStyle w:val="CodeChar"/>
+        </w:rPr>
+        <w:t xml:space="preserve">Name</w:t>
+      </w:r>
+      <w:r>
+        <w:t xml:space="preserve">만 읽는다. </w:t>
+      </w:r>
+      <w:r>
+        <w:rPr>
+          <w:rStyle w:val="CodeChar"/>
+        </w:rPr>
+        <w:t xml:space="preserve">ServiceName</w:t>
+      </w:r>
+      <w:r>
+        <w:t xml:space="preserve">, </w:t>
+      </w:r>
+      <w:r>
+        <w:rPr>
+          <w:rStyle w:val="CodeChar"/>
+        </w:rPr>
+        <w:t xml:space="preserve">DisplayName</w:t>
+      </w:r>
+      <w:r>
+        <w:t xml:space="preserve">, </w:t>
+      </w:r>
+      <w:r>
+        <w:rPr>
+          <w:rStyle w:val="CodeChar"/>
+        </w:rPr>
+        <w:t xml:space="preserve">GroupId</w:t>
+      </w:r>
+      <w:r>
+        <w:t xml:space="preserve">, </w:t>
+      </w:r>
+      <w:r>
+        <w:rPr>
+          <w:rStyle w:val="CodeChar"/>
+        </w:rPr>
+        <w:t xml:space="preserve">ChannelId</w:t>
+      </w:r>
+      <w:r>
+        <w:t xml:space="preserve"> 키가 파일에 있어도 무시한다. 송수신 완료가 60초 동안 없는 유휴 연결은 끊는다(대용량 전송 중에는 완료 통지가 계속 들어와 걸리지 않는다).</w:t>
+      </w:r>
+    </w:p>
     <w:tbl>
       <w:tblPr>
         <w:tblStyle w:val="TableGrid"/>
@@ -6349,9 +6493,9 @@
         <w:tblLook w:val="04A0" w:firstRow="1" w:lastRow="0" w:firstColumn="0" w:lastColumn="0" w:noHBand="0" w:noVBand="1"/>
       </w:tblPr>
       <w:tblGrid>
-        <w:gridCol w:w="2722"/>
-        <w:gridCol w:w="4184"/>
-        <w:gridCol w:w="2454"/>
+        <w:gridCol w:w="2251"/>
+        <w:gridCol w:w="4480"/>
+        <w:gridCol w:w="2628"/>
       </w:tblGrid>
       <w:tr>
         <w:trPr>
@@ -6359,7 +6503,7 @@
         </w:trPr>
         <w:tc>
           <w:tcPr>
-            <w:tcW w:w="2722" w:type="dxa"/>
+            <w:tcW w:w="2251" w:type="dxa"/>
             <w:shd w:val="clear" w:color="auto" w:fill="F2F2F2"/>
           </w:tcPr>
           <w:p>
@@ -6371,7 +6515,7 @@
         </w:tc>
         <w:tc>
           <w:tcPr>
-            <w:tcW w:w="4184" w:type="dxa"/>
+            <w:tcW w:w="4480" w:type="dxa"/>
             <w:shd w:val="clear" w:color="auto" w:fill="F2F2F2"/>
           </w:tcPr>
           <w:p>
@@ -6383,7 +6527,7 @@
         </w:tc>
         <w:tc>
           <w:tcPr>
-            <w:tcW w:w="2454" w:type="dxa"/>
+            <w:tcW w:w="2628" w:type="dxa"/>
             <w:shd w:val="clear" w:color="auto" w:fill="F2F2F2"/>
           </w:tcPr>
           <w:p>
@@ -6397,42 +6541,42 @@
       <w:tr>
         <w:tc>
           <w:tcPr>
-            <w:tcW w:w="2722" w:type="dxa"/>
-          </w:tcPr>
-          <w:p>
-            <w:pPr/>
-            <w:r>
-              <w:t xml:space="preserve">Name / GroupId / ChannelId</w:t>
-            </w:r>
-          </w:p>
-        </w:tc>
-        <w:tc>
-          <w:tcPr>
-            <w:tcW w:w="4184" w:type="dxa"/>
-          </w:tcPr>
-          <w:p>
-            <w:pPr/>
-            <w:r>
-              <w:t xml:space="preserve">서버 이름과 그룹·채널 식별자</w:t>
-            </w:r>
-          </w:p>
-        </w:tc>
-        <w:tc>
-          <w:tcPr>
-            <w:tcW w:w="2454" w:type="dxa"/>
-          </w:tcPr>
-          <w:p>
-            <w:pPr/>
-            <w:r>
-              <w:t xml:space="preserve">FileServer / 1 / 0</w:t>
-            </w:r>
-          </w:p>
-        </w:tc>
-      </w:tr>
-      <w:tr>
-        <w:tc>
-          <w:tcPr>
-            <w:tcW w:w="2722" w:type="dxa"/>
+            <w:tcW w:w="2251" w:type="dxa"/>
+          </w:tcPr>
+          <w:p>
+            <w:pPr/>
+            <w:r>
+              <w:t xml:space="preserve">Name</w:t>
+            </w:r>
+          </w:p>
+        </w:tc>
+        <w:tc>
+          <w:tcPr>
+            <w:tcW w:w="4480" w:type="dxa"/>
+          </w:tcPr>
+          <w:p>
+            <w:pPr/>
+            <w:r>
+              <w:t xml:space="preserve">서버 이름</w:t>
+            </w:r>
+          </w:p>
+        </w:tc>
+        <w:tc>
+          <w:tcPr>
+            <w:tcW w:w="2628" w:type="dxa"/>
+          </w:tcPr>
+          <w:p>
+            <w:pPr/>
+            <w:r>
+              <w:t xml:space="preserve">FileServer</w:t>
+            </w:r>
+          </w:p>
+        </w:tc>
+      </w:tr>
+      <w:tr>
+        <w:tc>
+          <w:tcPr>
+            <w:tcW w:w="2251" w:type="dxa"/>
           </w:tcPr>
           <w:p>
             <w:pPr/>
@@ -6443,7 +6587,7 @@
         </w:tc>
         <w:tc>
           <w:tcPr>
-            <w:tcW w:w="4184" w:type="dxa"/>
+            <w:tcW w:w="4480" w:type="dxa"/>
           </w:tcPr>
           <w:p>
             <w:pPr/>
@@ -6454,7 +6598,7 @@
         </w:tc>
         <w:tc>
           <w:tcPr>
-            <w:tcW w:w="2454" w:type="dxa"/>
+            <w:tcW w:w="2628" w:type="dxa"/>
           </w:tcPr>
           <w:p>
             <w:pPr/>
@@ -6467,7 +6611,7 @@
       <w:tr>
         <w:tc>
           <w:tcPr>
-            <w:tcW w:w="2722" w:type="dxa"/>
+            <w:tcW w:w="2251" w:type="dxa"/>
           </w:tcPr>
           <w:p>
             <w:pPr/>
@@ -6478,7 +6622,7 @@
         </w:tc>
         <w:tc>
           <w:tcPr>
-            <w:tcW w:w="4184" w:type="dxa"/>
+            <w:tcW w:w="4480" w:type="dxa"/>
           </w:tcPr>
           <w:p>
             <w:pPr/>
@@ -6489,7 +6633,7 @@
         </w:tc>
         <w:tc>
           <w:tcPr>
-            <w:tcW w:w="2454" w:type="dxa"/>
+            <w:tcW w:w="2628" w:type="dxa"/>
           </w:tcPr>
           <w:p>
             <w:pPr/>
@@ -6502,7 +6646,7 @@
       <w:tr>
         <w:tc>
           <w:tcPr>
-            <w:tcW w:w="2722" w:type="dxa"/>
+            <w:tcW w:w="2251" w:type="dxa"/>
           </w:tcPr>
           <w:p>
             <w:pPr/>
@@ -6513,7 +6657,7 @@
         </w:tc>
         <w:tc>
           <w:tcPr>
-            <w:tcW w:w="4184" w:type="dxa"/>
+            <w:tcW w:w="4480" w:type="dxa"/>
           </w:tcPr>
           <w:p>
             <w:pPr/>
@@ -6524,7 +6668,7 @@
         </w:tc>
         <w:tc>
           <w:tcPr>
-            <w:tcW w:w="2454" w:type="dxa"/>
+            <w:tcW w:w="2628" w:type="dxa"/>
           </w:tcPr>
           <w:p>
             <w:pPr/>
@@ -6537,7 +6681,7 @@
       <w:tr>
         <w:tc>
           <w:tcPr>
-            <w:tcW w:w="2722" w:type="dxa"/>
+            <w:tcW w:w="2251" w:type="dxa"/>
           </w:tcPr>
           <w:p>
             <w:pPr/>
@@ -6548,7 +6692,7 @@
         </w:tc>
         <w:tc>
           <w:tcPr>
-            <w:tcW w:w="4184" w:type="dxa"/>
+            <w:tcW w:w="4480" w:type="dxa"/>
           </w:tcPr>
           <w:p>
             <w:pPr/>
@@ -6559,7 +6703,7 @@
         </w:tc>
         <w:tc>
           <w:tcPr>
-            <w:tcW w:w="2454" w:type="dxa"/>
+            <w:tcW w:w="2628" w:type="dxa"/>
           </w:tcPr>
           <w:p>
             <w:pPr/>
@@ -6572,7 +6716,7 @@
       <w:tr>
         <w:tc>
           <w:tcPr>
-            <w:tcW w:w="2722" w:type="dxa"/>
+            <w:tcW w:w="2251" w:type="dxa"/>
           </w:tcPr>
           <w:p>
             <w:pPr/>
@@ -6583,7 +6727,7 @@
         </w:tc>
         <w:tc>
           <w:tcPr>
-            <w:tcW w:w="4184" w:type="dxa"/>
+            <w:tcW w:w="4480" w:type="dxa"/>
           </w:tcPr>
           <w:p>
             <w:pPr/>
@@ -6594,7 +6738,7 @@
         </w:tc>
         <w:tc>
           <w:tcPr>
-            <w:tcW w:w="2454" w:type="dxa"/>
+            <w:tcW w:w="2628" w:type="dxa"/>
           </w:tcPr>
           <w:p>
             <w:pPr/>
@@ -6607,7 +6751,7 @@
       <w:tr>
         <w:tc>
           <w:tcPr>
-            <w:tcW w:w="2722" w:type="dxa"/>
+            <w:tcW w:w="2251" w:type="dxa"/>
           </w:tcPr>
           <w:p>
             <w:pPr/>
@@ -6618,7 +6762,7 @@
         </w:tc>
         <w:tc>
           <w:tcPr>
-            <w:tcW w:w="4184" w:type="dxa"/>
+            <w:tcW w:w="4480" w:type="dxa"/>
           </w:tcPr>
           <w:p>
             <w:pPr/>
@@ -6629,7 +6773,7 @@
         </w:tc>
         <w:tc>
           <w:tcPr>
-            <w:tcW w:w="2454" w:type="dxa"/>
+            <w:tcW w:w="2628" w:type="dxa"/>
           </w:tcPr>
           <w:p>
             <w:pPr/>
@@ -6642,7 +6786,7 @@
       <w:tr>
         <w:tc>
           <w:tcPr>
-            <w:tcW w:w="2722" w:type="dxa"/>
+            <w:tcW w:w="2251" w:type="dxa"/>
           </w:tcPr>
           <w:p>
             <w:pPr/>
@@ -6653,7 +6797,7 @@
         </w:tc>
         <w:tc>
           <w:tcPr>
-            <w:tcW w:w="4184" w:type="dxa"/>
+            <w:tcW w:w="4480" w:type="dxa"/>
           </w:tcPr>
           <w:p>
             <w:pPr/>
@@ -6664,7 +6808,7 @@
         </w:tc>
         <w:tc>
           <w:tcPr>
-            <w:tcW w:w="2454" w:type="dxa"/>
+            <w:tcW w:w="2628" w:type="dxa"/>
           </w:tcPr>
           <w:p>
             <w:pPr/>
@@ -6677,7 +6821,7 @@
       <w:tr>
         <w:tc>
           <w:tcPr>
-            <w:tcW w:w="2722" w:type="dxa"/>
+            <w:tcW w:w="2251" w:type="dxa"/>
           </w:tcPr>
           <w:p>
             <w:pPr/>
@@ -6688,7 +6832,7 @@
         </w:tc>
         <w:tc>
           <w:tcPr>
-            <w:tcW w:w="4184" w:type="dxa"/>
+            <w:tcW w:w="4480" w:type="dxa"/>
           </w:tcPr>
           <w:p>
             <w:pPr/>
@@ -6699,7 +6843,7 @@
         </w:tc>
         <w:tc>
           <w:tcPr>
-            <w:tcW w:w="2454" w:type="dxa"/>
+            <w:tcW w:w="2628" w:type="dxa"/>
           </w:tcPr>
           <w:p>
             <w:pPr/>

--- a/Network/Chat/Doc/ChatApp 컨셉 가이드.docx
+++ b/Network/Chat/Doc/ChatApp 컨셉 가이드.docx
@@ -715,6 +715,45 @@
     </w:p>
     <w:p>
       <w:pPr>
+        <w:pStyle w:val="ListParagraph"/>
+        <w:numPr>
+          <w:ilvl w:val="0"/>
+          <w:numId w:val="5"/>
+        </w:numPr>
+      </w:pPr>
+      <w:r>
+        <w:t xml:space="preserve">유휴 연결 정리 — 서버 서비스는 </w:t>
+      </w:r>
+      <w:r>
+        <w:rPr>
+          <w:rStyle w:val="CodeChar"/>
+        </w:rPr>
+        <w:t xml:space="preserve">SetIdleTimeout(ms)</w:t>
+      </w:r>
+      <w:r>
+        <w:t xml:space="preserve">로 유휴 타임아웃을 켠다(0이면 꺼짐). 켜면 5초 주기(</w:t>
+      </w:r>
+      <w:r>
+        <w:rPr>
+          <w:rStyle w:val="CodeChar"/>
+        </w:rPr>
+        <w:t xml:space="preserve">kIdleSweepInterval</w:t>
+      </w:r>
+      <w:r>
+        <w:t xml:space="preserve">)로 세션을 점검해, 송수신 완료가 타임아웃 동안 없던 세션을 종료 사유 </w:t>
+      </w:r>
+      <w:r>
+        <w:rPr>
+          <w:rStyle w:val="CodeChar"/>
+        </w:rPr>
+        <w:t xml:space="preserve">Idle</w:t>
+      </w:r>
+      <w:r>
+        <w:t xml:space="preserve">로 끊는다. 유휴 연결은 타임아웃 + 5초 이내에 정리된다. 파일 서버는 60초로 켜고 채팅 서버는 끈다.</w:t>
+      </w:r>
+    </w:p>
+    <w:p>
+      <w:pPr>
         <w:pStyle w:val="Heading3"/>
       </w:pPr>
       <w:r>
@@ -6859,6 +6898,1829 @@
         <w:pStyle w:val="Heading2"/>
       </w:pPr>
       <w:r>
+        <w:t xml:space="preserve">라이브 서비스 물리 구성과 서버 확장</w:t>
+      </w:r>
+    </w:p>
+    <w:p>
+      <w:pPr>
+        <w:pStyle w:val="Heading3"/>
+      </w:pPr>
+      <w:r>
+        <w:t xml:space="preserve">물리 구성도</w:t>
+      </w:r>
+    </w:p>
+    <w:p>
+      <w:pPr/>
+      <w:r>
+        <w:drawing>
+          <wp:inline distT="0" distB="0" distL="0" distR="0">
+            <wp:extent cx="5486400" cy="4008664"/>
+            <wp:docPr id="9" name="image9" descr="라이브 서비스 물리 구성도 · 로드밸런서, 채팅·파일 서버, 내부망 3종"/>
+            <a:graphic xmlns:a="http://schemas.openxmlformats.org/drawingml/2006/main">
+              <a:graphicData uri="http://schemas.openxmlformats.org/drawingml/2006/picture">
+                <pic:pic xmlns:pic="http://schemas.openxmlformats.org/drawingml/2006/picture">
+                  <pic:nvPicPr>
+                    <pic:cNvPr id="9" name="image9" descr="라이브 서비스 물리 구성도 · 로드밸런서, 채팅·파일 서버, 내부망 3종"/>
+                    <pic:cNvPicPr/>
+                  </pic:nvPicPr>
+                  <pic:blipFill>
+                    <a:blip r:embed="rId11"/>
+                    <a:stretch>
+                      <a:fillRect/>
+                    </a:stretch>
+                  </pic:blipFill>
+                  <pic:spPr>
+                    <a:xfrm>
+                      <a:off x="0" y="0"/>
+                      <a:ext cx="5486400" cy="4008664"/>
+                    </a:xfrm>
+                    <a:prstGeom prst="rect">
+                      <a:avLst/>
+                    </a:prstGeom>
+                  </pic:spPr>
+                </pic:pic>
+              </a:graphicData>
+            </a:graphic>
+          </wp:inline>
+        </w:drawing>
+      </w:r>
+    </w:p>
+    <w:p>
+      <w:pPr/>
+      <w:r>
+        <w:t xml:space="preserve">라이브 서비스 물리 구성도 · 로드밸런서, 채팅·파일 서버, 내부망 3종</w:t>
+      </w:r>
+    </w:p>
+    <w:p>
+      <w:pPr/>
+      <w:r>
+        <w:t xml:space="preserve">클라이언트가 접속하는 곳은 로드밸런서 하나다. 채팅 연결(TCP 30201)은 파란 박스의 채널별 채팅 서버로, 파일 요청(HTTP 8081)은 파일 서버로 나뉜다. 점선 영역은 내부망으로, 두 서버가 MySQL·Redis·파일 저장소를 함께 쓴다. 채팅 서버를 여러 대로 늘리는 방식은 아래 "현재 구조의 확장 제약"과 "동시 접속자 수별 확장 단계"에서 다룬다.</w:t>
+      </w:r>
+    </w:p>
+    <w:p>
+      <w:pPr>
+        <w:pStyle w:val="Heading3"/>
+      </w:pPr>
+      <w:r>
+        <w:t xml:space="preserve">구성 요소와 역할</w:t>
+      </w:r>
+    </w:p>
+    <w:p>
+      <w:pPr/>
+      <w:r>
+        <w:t xml:space="preserve">라이브 서비스는 아래 6개 요소로 나눈다. 포트는 설정 파일의 기본값이며 환경에 맞게 바꾼다. 로드밸런서와 이중화·복제 구성은 이 구조를 운영에 올릴 때의 권장 구성이고, 코드에 들어 있는 기능이 아니다.</w:t>
+      </w:r>
+    </w:p>
+    <w:tbl>
+      <w:tblPr>
+        <w:tblStyle w:val="TableGrid"/>
+        <w:tblW w:w="0" w:type="auto"/>
+        <w:tblLayout w:type="fixed"/>
+        <w:tblLook w:val="04A0" w:firstRow="1" w:lastRow="0" w:firstColumn="0" w:lastColumn="0" w:noHBand="0" w:noVBand="1"/>
+      </w:tblPr>
+      <w:tblGrid>
+        <w:gridCol w:w="1416"/>
+        <w:gridCol w:w="3658"/>
+        <w:gridCol w:w="1387"/>
+        <w:gridCol w:w="1143"/>
+        <w:gridCol w:w="1756"/>
+      </w:tblGrid>
+      <w:tr>
+        <w:trPr>
+          <w:tblHeader/>
+        </w:trPr>
+        <w:tc>
+          <w:tcPr>
+            <w:tcW w:w="1416" w:type="dxa"/>
+            <w:shd w:val="clear" w:color="auto" w:fill="F2F2F2"/>
+          </w:tcPr>
+          <w:p>
+            <w:pPr/>
+            <w:r>
+              <w:t xml:space="preserve">구성 요소</w:t>
+            </w:r>
+          </w:p>
+        </w:tc>
+        <w:tc>
+          <w:tcPr>
+            <w:tcW w:w="3658" w:type="dxa"/>
+            <w:shd w:val="clear" w:color="auto" w:fill="F2F2F2"/>
+          </w:tcPr>
+          <w:p>
+            <w:pPr/>
+            <w:r>
+              <w:t xml:space="preserve">역할</w:t>
+            </w:r>
+          </w:p>
+        </w:tc>
+        <w:tc>
+          <w:tcPr>
+            <w:tcW w:w="1387" w:type="dxa"/>
+            <w:shd w:val="clear" w:color="auto" w:fill="F2F2F2"/>
+          </w:tcPr>
+          <w:p>
+            <w:pPr/>
+            <w:r>
+              <w:t xml:space="preserve">기본 포트·프로토콜</w:t>
+            </w:r>
+          </w:p>
+        </w:tc>
+        <w:tc>
+          <w:tcPr>
+            <w:tcW w:w="1143" w:type="dxa"/>
+            <w:shd w:val="clear" w:color="auto" w:fill="F2F2F2"/>
+          </w:tcPr>
+          <w:p>
+            <w:pPr/>
+            <w:r>
+              <w:t xml:space="preserve">의존 대상</w:t>
+            </w:r>
+          </w:p>
+        </w:tc>
+        <w:tc>
+          <w:tcPr>
+            <w:tcW w:w="1756" w:type="dxa"/>
+            <w:shd w:val="clear" w:color="auto" w:fill="F2F2F2"/>
+          </w:tcPr>
+          <w:p>
+            <w:pPr/>
+            <w:r>
+              <w:t xml:space="preserve">확장 방식</w:t>
+            </w:r>
+          </w:p>
+        </w:tc>
+      </w:tr>
+      <w:tr>
+        <w:tc>
+          <w:tcPr>
+            <w:tcW w:w="1416" w:type="dxa"/>
+          </w:tcPr>
+          <w:p>
+            <w:pPr/>
+            <w:r>
+              <w:t xml:space="preserve">로드밸런서</w:t>
+            </w:r>
+          </w:p>
+        </w:tc>
+        <w:tc>
+          <w:tcPr>
+            <w:tcW w:w="3658" w:type="dxa"/>
+          </w:tcPr>
+          <w:p>
+            <w:pPr/>
+            <w:r>
+              <w:t xml:space="preserve">클라이언트 진입점. 채팅은 TCP(L4), 파일은 HTTP(L7)로 분배</w:t>
+            </w:r>
+          </w:p>
+        </w:tc>
+        <w:tc>
+          <w:tcPr>
+            <w:tcW w:w="1387" w:type="dxa"/>
+          </w:tcPr>
+          <w:p>
+            <w:pPr/>
+            <w:r>
+              <w:t xml:space="preserve">30201 TCP · 8081 HTTP</w:t>
+            </w:r>
+          </w:p>
+        </w:tc>
+        <w:tc>
+          <w:tcPr>
+            <w:tcW w:w="1143" w:type="dxa"/>
+          </w:tcPr>
+          <w:p>
+            <w:pPr/>
+            <w:r>
+              <w:t xml:space="preserve">채팅 서버, 파일 서버</w:t>
+            </w:r>
+          </w:p>
+        </w:tc>
+        <w:tc>
+          <w:tcPr>
+            <w:tcW w:w="1756" w:type="dxa"/>
+          </w:tcPr>
+          <w:p>
+            <w:pPr/>
+            <w:r>
+              <w:t xml:space="preserve">Active-Standby 이중화</w:t>
+            </w:r>
+          </w:p>
+        </w:tc>
+      </w:tr>
+      <w:tr>
+        <w:tc>
+          <w:tcPr>
+            <w:tcW w:w="1416" w:type="dxa"/>
+          </w:tcPr>
+          <w:p>
+            <w:pPr/>
+            <w:r>
+              <w:t xml:space="preserve">채팅 서버</w:t>
+            </w:r>
+          </w:p>
+        </w:tc>
+        <w:tc>
+          <w:tcPr>
+            <w:tcW w:w="3658" w:type="dxa"/>
+          </w:tcPr>
+          <w:p>
+            <w:pPr/>
+            <w:r>
+              <w:t xml:space="preserve">로그인, 방, 채팅, 친구, 접속 세션 관리 (IOCP)</w:t>
+            </w:r>
+          </w:p>
+        </w:tc>
+        <w:tc>
+          <w:tcPr>
+            <w:tcW w:w="1387" w:type="dxa"/>
+          </w:tcPr>
+          <w:p>
+            <w:pPr/>
+            <w:r>
+              <w:t xml:space="preserve">30201 TCP, 커스텀 패킷</w:t>
+            </w:r>
+          </w:p>
+        </w:tc>
+        <w:tc>
+          <w:tcPr>
+            <w:tcW w:w="1143" w:type="dxa"/>
+          </w:tcPr>
+          <w:p>
+            <w:pPr/>
+            <w:r>
+              <w:t xml:space="preserve">Redis, MySQL</w:t>
+            </w:r>
+          </w:p>
+        </w:tc>
+        <w:tc>
+          <w:tcPr>
+            <w:tcW w:w="1756" w:type="dxa"/>
+          </w:tcPr>
+          <w:p>
+            <w:pPr/>
+            <w:r>
+              <w:t xml:space="preserve">채널 단위 인스턴스 추가</w:t>
+            </w:r>
+          </w:p>
+        </w:tc>
+      </w:tr>
+      <w:tr>
+        <w:tc>
+          <w:tcPr>
+            <w:tcW w:w="1416" w:type="dxa"/>
+          </w:tcPr>
+          <w:p>
+            <w:pPr/>
+            <w:r>
+              <w:t xml:space="preserve">파일 서버</w:t>
+            </w:r>
+          </w:p>
+        </w:tc>
+        <w:tc>
+          <w:tcPr>
+            <w:tcW w:w="3658" w:type="dxa"/>
+          </w:tcPr>
+          <w:p>
+            <w:pPr/>
+            <w:r>
+              <w:t xml:space="preserve">이미지·파일 업로드/다운로드 (HTTP)</w:t>
+            </w:r>
+          </w:p>
+        </w:tc>
+        <w:tc>
+          <w:tcPr>
+            <w:tcW w:w="1387" w:type="dxa"/>
+          </w:tcPr>
+          <w:p>
+            <w:pPr/>
+            <w:r>
+              <w:t xml:space="preserve">8081 HTTP</w:t>
+            </w:r>
+          </w:p>
+        </w:tc>
+        <w:tc>
+          <w:tcPr>
+            <w:tcW w:w="1143" w:type="dxa"/>
+          </w:tcPr>
+          <w:p>
+            <w:pPr/>
+            <w:r>
+              <w:t xml:space="preserve">Redis, 파일 저장소</w:t>
+            </w:r>
+          </w:p>
+        </w:tc>
+        <w:tc>
+          <w:tcPr>
+            <w:tcW w:w="1756" w:type="dxa"/>
+          </w:tcPr>
+          <w:p>
+            <w:pPr/>
+            <w:r>
+              <w:t xml:space="preserve">인스턴스 추가 + 공유 저장소</w:t>
+            </w:r>
+          </w:p>
+        </w:tc>
+      </w:tr>
+      <w:tr>
+        <w:tc>
+          <w:tcPr>
+            <w:tcW w:w="1416" w:type="dxa"/>
+          </w:tcPr>
+          <w:p>
+            <w:pPr/>
+            <w:r>
+              <w:t xml:space="preserve">Redis</w:t>
+            </w:r>
+          </w:p>
+        </w:tc>
+        <w:tc>
+          <w:tcPr>
+            <w:tcW w:w="3658" w:type="dxa"/>
+          </w:tcPr>
+          <w:p>
+            <w:pPr/>
+            <w:r>
+              <w:t xml:space="preserve">로그인 상태, 채팅 이력, 방 멤버, 업로드 토큰, 삭제 큐, 서버 하트비트</w:t>
+            </w:r>
+          </w:p>
+        </w:tc>
+        <w:tc>
+          <w:tcPr>
+            <w:tcW w:w="1387" w:type="dxa"/>
+          </w:tcPr>
+          <w:p>
+            <w:pPr/>
+            <w:r>
+              <w:t xml:space="preserve">16379</w:t>
+            </w:r>
+          </w:p>
+        </w:tc>
+        <w:tc>
+          <w:tcPr>
+            <w:tcW w:w="1143" w:type="dxa"/>
+          </w:tcPr>
+          <w:p>
+            <w:pPr/>
+            <w:r>
+              <w:t xml:space="preserve">없음</w:t>
+            </w:r>
+          </w:p>
+        </w:tc>
+        <w:tc>
+          <w:tcPr>
+            <w:tcW w:w="1756" w:type="dxa"/>
+          </w:tcPr>
+          <w:p>
+            <w:pPr/>
+            <w:r>
+              <w:t xml:space="preserve">복제본 + 자동 장애 조치</w:t>
+            </w:r>
+          </w:p>
+        </w:tc>
+      </w:tr>
+      <w:tr>
+        <w:tc>
+          <w:tcPr>
+            <w:tcW w:w="1416" w:type="dxa"/>
+          </w:tcPr>
+          <w:p>
+            <w:pPr/>
+            <w:r>
+              <w:t xml:space="preserve">MySQL</w:t>
+            </w:r>
+          </w:p>
+        </w:tc>
+        <w:tc>
+          <w:tcPr>
+            <w:tcW w:w="3658" w:type="dxa"/>
+          </w:tcPr>
+          <w:p>
+            <w:pPr/>
+            <w:r>
+              <w:t xml:space="preserve">계정, 방, 친구, 대화, 메시지 영속 저장 (ODBC)</w:t>
+            </w:r>
+          </w:p>
+        </w:tc>
+        <w:tc>
+          <w:tcPr>
+            <w:tcW w:w="1387" w:type="dxa"/>
+          </w:tcPr>
+          <w:p>
+            <w:pPr/>
+            <w:r>
+              <w:t xml:space="preserve">3306</w:t>
+            </w:r>
+          </w:p>
+        </w:tc>
+        <w:tc>
+          <w:tcPr>
+            <w:tcW w:w="1143" w:type="dxa"/>
+          </w:tcPr>
+          <w:p>
+            <w:pPr/>
+            <w:r>
+              <w:t xml:space="preserve">없음</w:t>
+            </w:r>
+          </w:p>
+        </w:tc>
+        <w:tc>
+          <w:tcPr>
+            <w:tcW w:w="1756" w:type="dxa"/>
+          </w:tcPr>
+          <w:p>
+            <w:pPr/>
+            <w:r>
+              <w:t xml:space="preserve">주-복제</w:t>
+            </w:r>
+          </w:p>
+        </w:tc>
+      </w:tr>
+      <w:tr>
+        <w:tc>
+          <w:tcPr>
+            <w:tcW w:w="1416" w:type="dxa"/>
+          </w:tcPr>
+          <w:p>
+            <w:pPr/>
+            <w:r>
+              <w:t xml:space="preserve">파일 저장소</w:t>
+            </w:r>
+          </w:p>
+        </w:tc>
+        <w:tc>
+          <w:tcPr>
+            <w:tcW w:w="3658" w:type="dxa"/>
+          </w:tcPr>
+          <w:p>
+            <w:pPr/>
+            <w:r>
+              <w:t xml:space="preserve">파일 서버의 </w:t>
+            </w:r>
+            <w:r>
+              <w:rPr>
+                <w:rStyle w:val="CodeChar"/>
+              </w:rPr>
+              <w:t xml:space="preserve">StorageDir</w:t>
+            </w:r>
+          </w:p>
+        </w:tc>
+        <w:tc>
+          <w:tcPr>
+            <w:tcW w:w="1387" w:type="dxa"/>
+          </w:tcPr>
+          <w:p>
+            <w:pPr/>
+            <w:r>
+              <w:t xml:space="preserve">없음</w:t>
+            </w:r>
+          </w:p>
+        </w:tc>
+        <w:tc>
+          <w:tcPr>
+            <w:tcW w:w="1143" w:type="dxa"/>
+          </w:tcPr>
+          <w:p>
+            <w:pPr/>
+            <w:r>
+              <w:t xml:space="preserve">없음</w:t>
+            </w:r>
+          </w:p>
+        </w:tc>
+        <w:tc>
+          <w:tcPr>
+            <w:tcW w:w="1756" w:type="dxa"/>
+          </w:tcPr>
+          <w:p>
+            <w:pPr/>
+            <w:r>
+              <w:t xml:space="preserve">공유 스토리지</w:t>
+            </w:r>
+          </w:p>
+        </w:tc>
+      </w:tr>
+    </w:tbl>
+    <w:p>
+      <w:pPr/>
+      <w:r>
+        <w:t xml:space="preserve">구성 원칙은 다음과 같다.</w:t>
+      </w:r>
+    </w:p>
+    <w:p>
+      <w:pPr>
+        <w:pStyle w:val="ListParagraph"/>
+        <w:numPr>
+          <w:ilvl w:val="0"/>
+          <w:numId w:val="19"/>
+        </w:numPr>
+      </w:pPr>
+      <w:r>
+        <w:rPr>
+          <w:b/>
+        </w:rPr>
+        <w:t xml:space="preserve">채팅 서버는 연결 유지형 TCP</w:t>
+      </w:r>
+      <w:r>
+        <w:t xml:space="preserve">다. 한 번 맺은 연결은 끝까지 같은 인스턴스에 머물므로, 로드밸런서는 L4에서 새 연결만 분배하면 된다. HTTP 프록시를 앞에 둘 수 없다.</w:t>
+      </w:r>
+    </w:p>
+    <w:p>
+      <w:pPr>
+        <w:pStyle w:val="ListParagraph"/>
+        <w:numPr>
+          <w:ilvl w:val="0"/>
+          <w:numId w:val="19"/>
+        </w:numPr>
+      </w:pPr>
+      <w:r>
+        <w:rPr>
+          <w:b/>
+        </w:rPr>
+        <w:t xml:space="preserve">채팅 서버와 파일 서버는 서로 직접 통신하지 않는다.</w:t>
+      </w:r>
+      <w:r>
+        <w:t xml:space="preserve"> 업로드 토큰과 삭제 큐를 Redis로 주고받을 뿐이라 두 서버를 다른 호스트에 둘 수 있다. 채팅 서버의 </w:t>
+      </w:r>
+      <w:r>
+        <w:rPr>
+          <w:rStyle w:val="CodeChar"/>
+        </w:rPr>
+        <w:t xml:space="preserve">FileServerUrl</w:t>
+      </w:r>
+      <w:r>
+        <w:t xml:space="preserve">은 파일 서버의 </w:t>
+      </w:r>
+      <w:r>
+        <w:rPr>
+          <w:rStyle w:val="CodeChar"/>
+        </w:rPr>
+        <w:t xml:space="preserve">PublicBaseUrl</w:t>
+      </w:r>
+      <w:r>
+        <w:t xml:space="preserve">, 즉 클라이언트가 실제로 접속하는 공개 주소(로드밸런서 주소)와 같아야 한다.</w:t>
+      </w:r>
+    </w:p>
+    <w:p>
+      <w:pPr>
+        <w:pStyle w:val="ListParagraph"/>
+        <w:numPr>
+          <w:ilvl w:val="0"/>
+          <w:numId w:val="19"/>
+        </w:numPr>
+      </w:pPr>
+      <w:r>
+        <w:rPr>
+          <w:b/>
+        </w:rPr>
+        <w:t xml:space="preserve">파일 서버는 호스트를 분리</w:t>
+      </w:r>
+      <w:r>
+        <w:t xml:space="preserve">한다. 업로드 한도(</w:t>
+      </w:r>
+      <w:r>
+        <w:rPr>
+          <w:rStyle w:val="CodeChar"/>
+        </w:rPr>
+        <w:t xml:space="preserve">MaxUploadBytes</w:t>
+      </w:r>
+      <w:r>
+        <w:t xml:space="preserve">)가 5GB라 대역폭과 디스크 I/O를 크게 쓸 수 있고, 같은 호스트에 두면 채팅 서버의 IOCP 워커와 네트워크 카드를 두고 경쟁한다.</w:t>
+      </w:r>
+    </w:p>
+    <w:p>
+      <w:pPr>
+        <w:pStyle w:val="ListParagraph"/>
+        <w:numPr>
+          <w:ilvl w:val="0"/>
+          <w:numId w:val="19"/>
+        </w:numPr>
+      </w:pPr>
+      <w:r>
+        <w:rPr>
+          <w:b/>
+        </w:rPr>
+        <w:t xml:space="preserve">Redis와 MySQL은 내부망에만</w:t>
+      </w:r>
+      <w:r>
+        <w:t xml:space="preserve"> 둔다. 클라이언트가 직접 닿는 것은 로드밸런서 뒤의 채팅 서버와 파일 서버뿐이다.</w:t>
+      </w:r>
+    </w:p>
+    <w:p>
+      <w:pPr>
+        <w:pStyle w:val="ListParagraph"/>
+        <w:numPr>
+          <w:ilvl w:val="0"/>
+          <w:numId w:val="19"/>
+        </w:numPr>
+      </w:pPr>
+      <w:r>
+        <w:rPr>
+          <w:b/>
+        </w:rPr>
+        <w:t xml:space="preserve">서버 하트비트</w:t>
+      </w:r>
+      <w:r>
+        <w:t xml:space="preserve">(</w:t>
+      </w:r>
+      <w:r>
+        <w:rPr>
+          <w:rStyle w:val="CodeChar"/>
+        </w:rPr>
+        <w:t xml:space="preserve">{serverName}:{groupId}:{channelId}</w:t>
+      </w:r>
+      <w:r>
+        <w:t xml:space="preserve">, TTL 15초, 5초 주기)는 Redis에 남으므로, 살아 있는 채팅 서버 인스턴스 목록을 운영 도구가 조회할 수 있다.</w:t>
+      </w:r>
+    </w:p>
+    <w:p>
+      <w:pPr>
+        <w:pStyle w:val="Heading3"/>
+      </w:pPr>
+      <w:r>
+        <w:t xml:space="preserve">현재 구조의 확장 제약</w:t>
+      </w:r>
+    </w:p>
+    <w:p>
+      <w:pPr/>
+      <w:r>
+        <w:t xml:space="preserve">채팅 서버 한 대는 로그인 상태와 채팅 이력을 Redis에, 영속 데이터를 MySQL에 두지만, 실시간 라우팅에 쓰는 상태는 </w:t>
+      </w:r>
+      <w:r>
+        <w:rPr>
+          <w:rStyle w:val="CodeChar"/>
+        </w:rPr>
+        <w:t xml:space="preserve">CChatServerMain</w:t>
+      </w:r>
+      <w:r>
+        <w:t xml:space="preserve"> 프로세스 메모리에 있다. 인스턴스를 여러 대로 늘리면 이 상태들이 인스턴스마다 따로 존재하게 된다. 아래는 코드에서 확인한 항목이다.</w:t>
+      </w:r>
+    </w:p>
+    <w:tbl>
+      <w:tblPr>
+        <w:tblStyle w:val="TableGrid"/>
+        <w:tblW w:w="0" w:type="auto"/>
+        <w:tblLayout w:type="fixed"/>
+        <w:tblLook w:val="04A0" w:firstRow="1" w:lastRow="0" w:firstColumn="0" w:lastColumn="0" w:noHBand="0" w:noVBand="1"/>
+      </w:tblPr>
+      <w:tblGrid>
+        <w:gridCol w:w="2538"/>
+        <w:gridCol w:w="1996"/>
+        <w:gridCol w:w="4825"/>
+      </w:tblGrid>
+      <w:tr>
+        <w:trPr>
+          <w:tblHeader/>
+        </w:trPr>
+        <w:tc>
+          <w:tcPr>
+            <w:tcW w:w="2538" w:type="dxa"/>
+            <w:shd w:val="clear" w:color="auto" w:fill="F2F2F2"/>
+          </w:tcPr>
+          <w:p>
+            <w:pPr/>
+            <w:r>
+              <w:t xml:space="preserve">상태</w:t>
+            </w:r>
+          </w:p>
+        </w:tc>
+        <w:tc>
+          <w:tcPr>
+            <w:tcW w:w="1996" w:type="dxa"/>
+            <w:shd w:val="clear" w:color="auto" w:fill="F2F2F2"/>
+          </w:tcPr>
+          <w:p>
+            <w:pPr/>
+            <w:r>
+              <w:t xml:space="preserve">위치</w:t>
+            </w:r>
+          </w:p>
+        </w:tc>
+        <w:tc>
+          <w:tcPr>
+            <w:tcW w:w="4825" w:type="dxa"/>
+            <w:shd w:val="clear" w:color="auto" w:fill="F2F2F2"/>
+          </w:tcPr>
+          <w:p>
+            <w:pPr/>
+            <w:r>
+              <w:t xml:space="preserve">인스턴스를 여러 대 둘 때의 영향</w:t>
+            </w:r>
+          </w:p>
+        </w:tc>
+      </w:tr>
+      <w:tr>
+        <w:tc>
+          <w:tcPr>
+            <w:tcW w:w="2538" w:type="dxa"/>
+          </w:tcPr>
+          <w:p>
+            <w:pPr/>
+            <w:r>
+              <w:rPr>
+                <w:rStyle w:val="CodeChar"/>
+              </w:rPr>
+              <w:t xml:space="preserve">_onlineSessions</w:t>
+            </w:r>
+            <w:r>
+              <w:t xml:space="preserve"> (publicId → 접속 세션)</w:t>
+            </w:r>
+          </w:p>
+        </w:tc>
+        <w:tc>
+          <w:tcPr>
+            <w:tcW w:w="1996" w:type="dxa"/>
+          </w:tcPr>
+          <w:p>
+            <w:pPr/>
+            <w:r>
+              <w:t xml:space="preserve">프로세스 메모리</w:t>
+            </w:r>
+          </w:p>
+        </w:tc>
+        <w:tc>
+          <w:tcPr>
+            <w:tcW w:w="4825" w:type="dxa"/>
+          </w:tcPr>
+          <w:p>
+            <w:pPr/>
+            <w:r>
+              <w:t xml:space="preserve">친구 접속 알림·온라인 조회·프로필 변경 알림이 같은 인스턴스 안에서만 동작</w:t>
+            </w:r>
+          </w:p>
+        </w:tc>
+      </w:tr>
+      <w:tr>
+        <w:tc>
+          <w:tcPr>
+            <w:tcW w:w="2538" w:type="dxa"/>
+          </w:tcPr>
+          <w:p>
+            <w:pPr/>
+            <w:r>
+              <w:rPr>
+                <w:rStyle w:val="CodeChar"/>
+              </w:rPr>
+              <w:t xml:space="preserve">_roomMembers</w:t>
+            </w:r>
+            <w:r>
+              <w:t xml:space="preserve"> (방 → 세션 집합)</w:t>
+            </w:r>
+          </w:p>
+        </w:tc>
+        <w:tc>
+          <w:tcPr>
+            <w:tcW w:w="1996" w:type="dxa"/>
+          </w:tcPr>
+          <w:p>
+            <w:pPr/>
+            <w:r>
+              <w:t xml:space="preserve">프로세스 메모리</w:t>
+            </w:r>
+          </w:p>
+        </w:tc>
+        <w:tc>
+          <w:tcPr>
+            <w:tcW w:w="4825" w:type="dxa"/>
+          </w:tcPr>
+          <w:p>
+            <w:pPr/>
+            <w:r>
+              <w:t xml:space="preserve">같은 방 사용자가 다른 인스턴스에 있으면 채팅 브로드캐스트가 닿지 않음</w:t>
+            </w:r>
+          </w:p>
+        </w:tc>
+      </w:tr>
+      <w:tr>
+        <w:tc>
+          <w:tcPr>
+            <w:tcW w:w="2538" w:type="dxa"/>
+          </w:tcPr>
+          <w:p>
+            <w:pPr/>
+            <w:r>
+              <w:rPr>
+                <w:rStyle w:val="CodeChar"/>
+              </w:rPr>
+              <w:t xml:space="preserve">_roomRegistry</w:t>
+            </w:r>
+            <w:r>
+              <w:t xml:space="preserve"> (방 이름·방장 캐시)</w:t>
+            </w:r>
+          </w:p>
+        </w:tc>
+        <w:tc>
+          <w:tcPr>
+            <w:tcW w:w="1996" w:type="dxa"/>
+          </w:tcPr>
+          <w:p>
+            <w:pPr/>
+            <w:r>
+              <w:t xml:space="preserve">프로세스 메모리, 시작 시 DB에서 로드</w:t>
+            </w:r>
+          </w:p>
+        </w:tc>
+        <w:tc>
+          <w:tcPr>
+            <w:tcW w:w="4825" w:type="dxa"/>
+          </w:tcPr>
+          <w:p>
+            <w:pPr/>
+            <w:r>
+              <w:t xml:space="preserve">다른 인스턴스가 만든·삭제한·이름을 바꾼 방이 반영되지 않음</w:t>
+            </w:r>
+          </w:p>
+        </w:tc>
+      </w:tr>
+      <w:tr>
+        <w:tc>
+          <w:tcPr>
+            <w:tcW w:w="2538" w:type="dxa"/>
+          </w:tcPr>
+          <w:p>
+            <w:pPr/>
+            <w:r>
+              <w:rPr>
+                <w:rStyle w:val="CodeChar"/>
+              </w:rPr>
+              <w:t xml:space="preserve">_messageOwners</w:t>
+            </w:r>
+            <w:r>
+              <w:t xml:space="preserve"> (최근 20,000개 메시지의 발신자)</w:t>
+            </w:r>
+          </w:p>
+        </w:tc>
+        <w:tc>
+          <w:tcPr>
+            <w:tcW w:w="1996" w:type="dxa"/>
+          </w:tcPr>
+          <w:p>
+            <w:pPr/>
+            <w:r>
+              <w:t xml:space="preserve">프로세스 메모리</w:t>
+            </w:r>
+          </w:p>
+        </w:tc>
+        <w:tc>
+          <w:tcPr>
+            <w:tcW w:w="4825" w:type="dxa"/>
+          </w:tcPr>
+          <w:p>
+            <w:pPr/>
+            <w:r>
+              <w:t xml:space="preserve">다른 인스턴스에서 보낸 메시지의 삭제 요청은 찾지 못해 실패</w:t>
+            </w:r>
+          </w:p>
+        </w:tc>
+      </w:tr>
+      <w:tr>
+        <w:tc>
+          <w:tcPr>
+            <w:tcW w:w="2538" w:type="dxa"/>
+          </w:tcPr>
+          <w:p>
+            <w:pPr/>
+            <w:r>
+              <w:rPr>
+                <w:rStyle w:val="CodeChar"/>
+              </w:rPr>
+              <w:t xml:space="preserve">_friendCache</w:t>
+            </w:r>
+            <w:r>
+              <w:t xml:space="preserve"> (친구 id 목록)</w:t>
+            </w:r>
+          </w:p>
+        </w:tc>
+        <w:tc>
+          <w:tcPr>
+            <w:tcW w:w="1996" w:type="dxa"/>
+          </w:tcPr>
+          <w:p>
+            <w:pPr/>
+            <w:r>
+              <w:t xml:space="preserve">프로세스 메모리</w:t>
+            </w:r>
+          </w:p>
+        </w:tc>
+        <w:tc>
+          <w:tcPr>
+            <w:tcW w:w="4825" w:type="dxa"/>
+          </w:tcPr>
+          <w:p>
+            <w:pPr/>
+            <w:r>
+              <w:t xml:space="preserve">친구 변경의 캡시 무효화가 다른 인스턴스로 전파되지 않음</w:t>
+            </w:r>
+          </w:p>
+        </w:tc>
+      </w:tr>
+      <w:tr>
+        <w:tc>
+          <w:tcPr>
+            <w:tcW w:w="2538" w:type="dxa"/>
+          </w:tcPr>
+          <w:p>
+            <w:pPr/>
+            <w:r>
+              <w:rPr>
+                <w:rStyle w:val="CodeChar"/>
+              </w:rPr>
+              <w:t xml:space="preserve">_nextMessageId</w:t>
+            </w:r>
+          </w:p>
+        </w:tc>
+        <w:tc>
+          <w:tcPr>
+            <w:tcW w:w="1996" w:type="dxa"/>
+          </w:tcPr>
+          <w:p>
+            <w:pPr/>
+            <w:r>
+              <w:t xml:space="preserve">프로세스 메모리, 시작 시각(ms)를 시드로 삼는 카운터</w:t>
+            </w:r>
+          </w:p>
+        </w:tc>
+        <w:tc>
+          <w:tcPr>
+            <w:tcW w:w="4825" w:type="dxa"/>
+          </w:tcPr>
+          <w:p>
+            <w:pPr/>
+            <w:r>
+              <w:t xml:space="preserve">인스턴스 간 메시지 id 유일성을 보장하는 구조가 아님</w:t>
+            </w:r>
+          </w:p>
+        </w:tc>
+      </w:tr>
+    </w:tbl>
+    <w:p>
+      <w:pPr/>
+      <w:r>
+        <w:t xml:space="preserve">이 표에서 나오는 결론은 두 가지다.</w:t>
+      </w:r>
+    </w:p>
+    <w:p>
+      <w:pPr>
+        <w:pStyle w:val="ListParagraph"/>
+        <w:numPr>
+          <w:ilvl w:val="0"/>
+          <w:numId w:val="20"/>
+        </w:numPr>
+      </w:pPr>
+      <w:r>
+        <w:rPr>
+          <w:b/>
+        </w:rPr>
+        <w:t xml:space="preserve">로그인 상태(</w:t>
+      </w:r>
+      <w:r>
+        <w:rPr>
+          <w:rStyle w:val="CodeChar"/>
+          <w:b/>
+        </w:rPr>
+        <w:t xml:space="preserve">User:{id}</w:t>
+      </w:r>
+      <w:r>
+        <w:rPr>
+          <w:b/>
+        </w:rPr>
+        <w:t xml:space="preserve">), 채팅 이력, 방 멤버 집합, 업로드 토큰은 이미 Redis에 있어</w:t>
+      </w:r>
+      <w:r>
+        <w:t xml:space="preserve"> 인스턴스가 여러 대여도 공유된다. 로그인 키에는 </w:t>
+      </w:r>
+      <w:r>
+        <w:rPr>
+          <w:rStyle w:val="CodeChar"/>
+        </w:rPr>
+        <w:t xml:space="preserve">serverGroupId</w:t>
+      </w:r>
+      <w:r>
+        <w:t xml:space="preserve">·</w:t>
+      </w:r>
+      <w:r>
+        <w:rPr>
+          <w:rStyle w:val="CodeChar"/>
+        </w:rPr>
+        <w:t xml:space="preserve">serverChannelId</w:t>
+      </w:r>
+      <w:r>
+        <w:t xml:space="preserve">도 들어 있어, 사용자가 어느 인스턴스에 접속 중인지 알 수 있다. 다만 이 정보로 다른 인스턴스의 세션에 메시지를 전달하는 경로는 없다.</w:t>
+      </w:r>
+    </w:p>
+    <w:p>
+      <w:pPr>
+        <w:pStyle w:val="ListParagraph"/>
+        <w:numPr>
+          <w:ilvl w:val="0"/>
+          <w:numId w:val="20"/>
+        </w:numPr>
+      </w:pPr>
+      <w:r>
+        <w:t xml:space="preserve">따라서 </w:t>
+      </w:r>
+      <w:r>
+        <w:rPr>
+          <w:b/>
+        </w:rPr>
+        <w:t xml:space="preserve">인스턴스를 늘리는 유일한 방법은 인스턴스마다 독립된 세계(채널)로 나누는 것</w:t>
+      </w:r>
+      <w:r>
+        <w:t xml:space="preserve">이다. 다른 채널 사용자와는 방·친구 알림을 주고받지 않는 것을 전제로 한다. 하나의 DB를 공유하면 채널 B가 채널 A의 방을 시작 시 로드해 목록에 보여주는데 </w:t>
+      </w:r>
+      <w:r>
+        <w:rPr>
+          <w:rStyle w:val="CodeChar"/>
+        </w:rPr>
+        <w:t xml:space="preserve">DB/chat.sql</w:t>
+      </w:r>
+      <w:r>
+        <w:t xml:space="preserve"> 스키마에 채널 구분 컨럼이 없으므로, 채널마다 DB를 따로 두거나 방 테이블에 채널 구분을 추가해야 한다. 채널 간 동일 세계를 원하면 인스턴스 간 메시지 전달 계층(Redis Pub/Sub 등)을 코드에 추가해야 한다.</w:t>
+      </w:r>
+    </w:p>
+    <w:p>
+      <w:pPr>
+        <w:pStyle w:val="Heading3"/>
+      </w:pPr>
+      <w:r>
+        <w:t xml:space="preserve">동시 접속자 수별 확장 단계</w:t>
+      </w:r>
+    </w:p>
+    <w:p>
+      <w:pPr/>
+      <w:r>
+        <w:t xml:space="preserve">확장은 코드 변경 없이 되는 것부터 순서대로 올린다. 아래 동접 구간은 인스턴스 1대의 기본 세션 한도(</w:t>
+      </w:r>
+      <w:r>
+        <w:rPr>
+          <w:rStyle w:val="CodeChar"/>
+        </w:rPr>
+        <w:t xml:space="preserve">MaxSessionCount</w:t>
+      </w:r>
+      <w:r>
+        <w:t xml:space="preserve"> 2,000)를 기준으로 잡은 </w:t>
+      </w:r>
+      <w:r>
+        <w:rPr>
+          <w:b/>
+        </w:rPr>
+        <w:t xml:space="preserve">출발점 가정</w:t>
+      </w:r>
+      <w:r>
+        <w:t xml:space="preserve">이다. 실제 경계는 ChatStressClient로 측정해 정한다.</w:t>
+      </w:r>
+    </w:p>
+    <w:tbl>
+      <w:tblPr>
+        <w:tblStyle w:val="TableGrid"/>
+        <w:tblW w:w="0" w:type="auto"/>
+        <w:tblLayout w:type="fixed"/>
+        <w:tblLook w:val="04A0" w:firstRow="1" w:lastRow="0" w:firstColumn="0" w:lastColumn="0" w:noHBand="0" w:noVBand="1"/>
+      </w:tblPr>
+      <w:tblGrid>
+        <w:gridCol w:w="1596"/>
+        <w:gridCol w:w="1617"/>
+        <w:gridCol w:w="4920"/>
+        <w:gridCol w:w="1227"/>
+      </w:tblGrid>
+      <w:tr>
+        <w:trPr>
+          <w:tblHeader/>
+        </w:trPr>
+        <w:tc>
+          <w:tcPr>
+            <w:tcW w:w="1596" w:type="dxa"/>
+            <w:shd w:val="clear" w:color="auto" w:fill="F2F2F2"/>
+          </w:tcPr>
+          <w:p>
+            <w:pPr/>
+            <w:r>
+              <w:t xml:space="preserve">단계</w:t>
+            </w:r>
+          </w:p>
+        </w:tc>
+        <w:tc>
+          <w:tcPr>
+            <w:tcW w:w="1617" w:type="dxa"/>
+            <w:shd w:val="clear" w:color="auto" w:fill="F2F2F2"/>
+          </w:tcPr>
+          <w:p>
+            <w:pPr/>
+            <w:r>
+              <w:t xml:space="preserve">동접 구간(가이드)</w:t>
+            </w:r>
+          </w:p>
+        </w:tc>
+        <w:tc>
+          <w:tcPr>
+            <w:tcW w:w="4920" w:type="dxa"/>
+            <w:shd w:val="clear" w:color="auto" w:fill="F2F2F2"/>
+          </w:tcPr>
+          <w:p>
+            <w:pPr/>
+            <w:r>
+              <w:t xml:space="preserve">구성</w:t>
+            </w:r>
+          </w:p>
+        </w:tc>
+        <w:tc>
+          <w:tcPr>
+            <w:tcW w:w="1227" w:type="dxa"/>
+            <w:shd w:val="clear" w:color="auto" w:fill="F2F2F2"/>
+          </w:tcPr>
+          <w:p>
+            <w:pPr/>
+            <w:r>
+              <w:t xml:space="preserve">코드 변경</w:t>
+            </w:r>
+          </w:p>
+        </w:tc>
+      </w:tr>
+      <w:tr>
+        <w:tc>
+          <w:tcPr>
+            <w:tcW w:w="1596" w:type="dxa"/>
+          </w:tcPr>
+          <w:p>
+            <w:pPr/>
+            <w:r>
+              <w:t xml:space="preserve">0. 단일 서버</w:t>
+            </w:r>
+          </w:p>
+        </w:tc>
+        <w:tc>
+          <w:tcPr>
+            <w:tcW w:w="1617" w:type="dxa"/>
+          </w:tcPr>
+          <w:p>
+            <w:pPr/>
+            <w:r>
+              <w:t xml:space="preserve">~2,000</w:t>
+            </w:r>
+          </w:p>
+        </w:tc>
+        <w:tc>
+          <w:tcPr>
+            <w:tcW w:w="4920" w:type="dxa"/>
+          </w:tcPr>
+          <w:p>
+            <w:pPr/>
+            <w:r>
+              <w:t xml:space="preserve">채팅 서버 1대, 파일 서버 1대, Redis 1, MySQL 1 (한 호스트 가능)</w:t>
+            </w:r>
+          </w:p>
+        </w:tc>
+        <w:tc>
+          <w:tcPr>
+            <w:tcW w:w="1227" w:type="dxa"/>
+          </w:tcPr>
+          <w:p>
+            <w:pPr/>
+            <w:r>
+              <w:t xml:space="preserve">없음</w:t>
+            </w:r>
+          </w:p>
+        </w:tc>
+      </w:tr>
+      <w:tr>
+        <w:tc>
+          <w:tcPr>
+            <w:tcW w:w="1596" w:type="dxa"/>
+          </w:tcPr>
+          <w:p>
+            <w:pPr/>
+            <w:r>
+              <w:t xml:space="preserve">1. 수직 확장 + 호스트 분리</w:t>
+            </w:r>
+          </w:p>
+        </w:tc>
+        <w:tc>
+          <w:tcPr>
+            <w:tcW w:w="1617" w:type="dxa"/>
+          </w:tcPr>
+          <w:p>
+            <w:pPr/>
+            <w:r>
+              <w:t xml:space="preserve">2,000 ~ 수천</w:t>
+            </w:r>
+          </w:p>
+        </w:tc>
+        <w:tc>
+          <w:tcPr>
+            <w:tcW w:w="4920" w:type="dxa"/>
+          </w:tcPr>
+          <w:p>
+            <w:pPr/>
+            <w:r>
+              <w:t xml:space="preserve">채팅 서버·파일 서버·Redis·MySQL을 각자 호스트로 분리. 설정값만 조정</w:t>
+            </w:r>
+          </w:p>
+        </w:tc>
+        <w:tc>
+          <w:tcPr>
+            <w:tcW w:w="1227" w:type="dxa"/>
+          </w:tcPr>
+          <w:p>
+            <w:pPr/>
+            <w:r>
+              <w:t xml:space="preserve">없음 (설정)</w:t>
+            </w:r>
+          </w:p>
+        </w:tc>
+      </w:tr>
+      <w:tr>
+        <w:tc>
+          <w:tcPr>
+            <w:tcW w:w="1596" w:type="dxa"/>
+          </w:tcPr>
+          <w:p>
+            <w:pPr/>
+            <w:r>
+              <w:t xml:space="preserve">2. 채널 분할</w:t>
+            </w:r>
+          </w:p>
+        </w:tc>
+        <w:tc>
+          <w:tcPr>
+            <w:tcW w:w="1617" w:type="dxa"/>
+          </w:tcPr>
+          <w:p>
+            <w:pPr/>
+            <w:r>
+              <w:t xml:space="preserve">수천 ~ 수만</w:t>
+            </w:r>
+          </w:p>
+        </w:tc>
+        <w:tc>
+          <w:tcPr>
+            <w:tcW w:w="4920" w:type="dxa"/>
+          </w:tcPr>
+          <w:p>
+            <w:pPr/>
+            <w:r>
+              <w:t xml:space="preserve">채팅 서버를 </w:t>
+            </w:r>
+            <w:r>
+              <w:rPr>
+                <w:rStyle w:val="CodeChar"/>
+              </w:rPr>
+              <w:t xml:space="preserve">ChannelId</w:t>
+            </w:r>
+            <w:r>
+              <w:t xml:space="preserve">별로 N대. 로드밸런서·파일 서버·Redis·MySQL 복제 추가</w:t>
+            </w:r>
+          </w:p>
+        </w:tc>
+        <w:tc>
+          <w:tcPr>
+            <w:tcW w:w="1227" w:type="dxa"/>
+          </w:tcPr>
+          <w:p>
+            <w:pPr/>
+            <w:r>
+              <w:t xml:space="preserve">작음 (채널 선택, DB 분리)</w:t>
+            </w:r>
+          </w:p>
+        </w:tc>
+      </w:tr>
+      <w:tr>
+        <w:tc>
+          <w:tcPr>
+            <w:tcW w:w="1596" w:type="dxa"/>
+          </w:tcPr>
+          <w:p>
+            <w:pPr/>
+            <w:r>
+              <w:t xml:space="preserve">3. 방 단위 라우팅</w:t>
+            </w:r>
+          </w:p>
+        </w:tc>
+        <w:tc>
+          <w:tcPr>
+            <w:tcW w:w="1617" w:type="dxa"/>
+          </w:tcPr>
+          <w:p>
+            <w:pPr/>
+            <w:r>
+              <w:t xml:space="preserve">수만 이상, 한 세계가 필요</w:t>
+            </w:r>
+          </w:p>
+        </w:tc>
+        <w:tc>
+          <w:tcPr>
+            <w:tcW w:w="4920" w:type="dxa"/>
+          </w:tcPr>
+          <w:p>
+            <w:pPr/>
+            <w:r>
+              <w:t xml:space="preserve">인스턴스 간 메시지 전달 계층 + 방·사용자 인스턴스 매핑, MySQL 읽기 복제·샤딩</w:t>
+            </w:r>
+          </w:p>
+        </w:tc>
+        <w:tc>
+          <w:tcPr>
+            <w:tcW w:w="1227" w:type="dxa"/>
+          </w:tcPr>
+          <w:p>
+            <w:pPr/>
+            <w:r>
+              <w:t xml:space="preserve">큼</w:t>
+            </w:r>
+          </w:p>
+        </w:tc>
+      </w:tr>
+    </w:tbl>
+    <w:p>
+      <w:pPr/>
+      <w:r>
+        <w:rPr>
+          <w:b/>
+        </w:rPr>
+        <w:t xml:space="preserve">0·1단계 — 설정으로 올리는 구간.</w:t>
+      </w:r>
+    </w:p>
+    <w:p>
+      <w:pPr>
+        <w:pStyle w:val="ListParagraph"/>
+        <w:numPr>
+          <w:ilvl w:val="0"/>
+          <w:numId w:val="21"/>
+        </w:numPr>
+      </w:pPr>
+      <w:r>
+        <w:rPr>
+          <w:rStyle w:val="CodeChar"/>
+        </w:rPr>
+        <w:t xml:space="preserve">MaxSessionCount</w:t>
+      </w:r>
+      <w:r>
+        <w:t xml:space="preserve">를 올리고, </w:t>
+      </w:r>
+      <w:r>
+        <w:rPr>
+          <w:rStyle w:val="CodeChar"/>
+        </w:rPr>
+        <w:t xml:space="preserve">WorkerThreadCnt</w:t>
+      </w:r>
+      <w:r>
+        <w:t xml:space="preserve">는 코어 수에 맞춘다. 세션 수를 올리면 수신 버퍼와 소켓 메모리도 그만큼 늘어난다.</w:t>
+      </w:r>
+    </w:p>
+    <w:p>
+      <w:pPr>
+        <w:pStyle w:val="ListParagraph"/>
+        <w:numPr>
+          <w:ilvl w:val="0"/>
+          <w:numId w:val="21"/>
+        </w:numPr>
+      </w:pPr>
+      <w:r>
+        <w:rPr>
+          <w:rStyle w:val="CodeChar"/>
+        </w:rPr>
+        <w:t xml:space="preserve">DbWorkerThreadCnt</w:t>
+      </w:r>
+      <w:r>
+        <w:t xml:space="preserve">(기본 4)는 동시 DB 요청 수를 정하고, </w:t>
+      </w:r>
+      <w:r>
+        <w:rPr>
+          <w:rStyle w:val="CodeChar"/>
+        </w:rPr>
+        <w:t xml:space="preserve">RedisPoolSize</w:t>
+      </w:r>
+      <w:r>
+        <w:t xml:space="preserve">(기본 8)는 동시 Redis 명령 수를 정한다. Redis 대기 큐는 2,000개라서 넓치면 명령이 실패(</w:t>
+      </w:r>
+      <w:r>
+        <w:rPr>
+          <w:rStyle w:val="CodeChar"/>
+        </w:rPr>
+        <w:t xml:space="preserve">SendCommand</w:t>
+      </w:r>
+      <w:r>
+        <w:t xml:space="preserve">가 false)하므로, Redis 지연이 늘기 전에 풀 크기를 키운다.</w:t>
+      </w:r>
+    </w:p>
+    <w:p>
+      <w:pPr>
+        <w:pStyle w:val="ListParagraph"/>
+        <w:numPr>
+          <w:ilvl w:val="0"/>
+          <w:numId w:val="21"/>
+        </w:numPr>
+      </w:pPr>
+      <w:r>
+        <w:t xml:space="preserve">세션별 한도(초당 패킷 200개, 채팅 초당 10개)는 세션 한 개의 상한일 뿐이다. 실제 부하는 방 인원 수로 정해진다 — 한 방에 N명이 있으면 채팅 1건이 N건의 송신이 되므로, </w:t>
+      </w:r>
+      <w:r>
+        <w:rPr>
+          <w:b/>
+        </w:rPr>
+        <w:t xml:space="preserve">큰 방이 부하를 좌우한다</w:t>
+      </w:r>
+      <w:r>
+        <w:t xml:space="preserve">.</w:t>
+      </w:r>
+    </w:p>
+    <w:p>
+      <w:pPr>
+        <w:pStyle w:val="ListParagraph"/>
+        <w:numPr>
+          <w:ilvl w:val="0"/>
+          <w:numId w:val="21"/>
+        </w:numPr>
+      </w:pPr>
+      <w:r>
+        <w:t xml:space="preserve">파일 서버는 상태가 없어(업로드 토큰이 Redis에 있다) 인스턴스를 늘려도 된다. 단 저장소(</w:t>
+      </w:r>
+      <w:r>
+        <w:rPr>
+          <w:rStyle w:val="CodeChar"/>
+        </w:rPr>
+        <w:t xml:space="preserve">StorageDir</w:t>
+      </w:r>
+      <w:r>
+        <w:t xml:space="preserve">)는 모든 인스턴스가 같은 공유 스토리지를 가리켜야 한다.</w:t>
+      </w:r>
+    </w:p>
+    <w:p>
+      <w:pPr/>
+      <w:r>
+        <w:rPr>
+          <w:b/>
+        </w:rPr>
+        <w:t xml:space="preserve">2단계 — 채널 분할.</w:t>
+      </w:r>
+      <w:r>
+        <w:t xml:space="preserve"> 인스턴스 수는 다음 식으로 잡는다.</w:t>
+      </w:r>
+    </w:p>
+    <w:p>
+      <w:pPr>
+        <w:pStyle w:val="ListParagraph"/>
+        <w:numPr>
+          <w:ilvl w:val="0"/>
+          <w:numId w:val="22"/>
+        </w:numPr>
+      </w:pPr>
+      <w:r>
+        <w:t xml:space="preserve">인스턴스 수 = 올림( 목표 동접 ÷ 인스턴스당 목표 동접 ). 인스턴스당 목표 동접은 측정한 한도에 여유율(예: 70%)을 고려해 정한다. 예를 들어 인스턴스당 목표가 2,000이면 동접 1만은 5대, 5만은 25대다. 이 숫자는 수식의 예시이고 보장값이 아니다.</w:t>
+      </w:r>
+    </w:p>
+    <w:p>
+      <w:pPr>
+        <w:pStyle w:val="ListParagraph"/>
+        <w:numPr>
+          <w:ilvl w:val="0"/>
+          <w:numId w:val="22"/>
+        </w:numPr>
+      </w:pPr>
+      <w:r>
+        <w:t xml:space="preserve">채널마다 </w:t>
+      </w:r>
+      <w:r>
+        <w:rPr>
+          <w:rStyle w:val="CodeChar"/>
+        </w:rPr>
+        <w:t xml:space="preserve">GroupId</w:t>
+      </w:r>
+      <w:r>
+        <w:t xml:space="preserve">·</w:t>
+      </w:r>
+      <w:r>
+        <w:rPr>
+          <w:rStyle w:val="CodeChar"/>
+        </w:rPr>
+        <w:t xml:space="preserve">ChannelId</w:t>
+      </w:r>
+      <w:r>
+        <w:t xml:space="preserve">를 다르게 두면 하트비트 키와 로그인 키의 서버 식별 값이 인스턴스별로 구분된다. 클라이언트가 어느 채널에 붙을지 정하는 단계(접속 주소 목록 또는 별도 배정)는 현재 코드에 없다.</w:t>
+      </w:r>
+    </w:p>
+    <w:p>
+      <w:pPr>
+        <w:pStyle w:val="ListParagraph"/>
+        <w:numPr>
+          <w:ilvl w:val="0"/>
+          <w:numId w:val="22"/>
+        </w:numPr>
+      </w:pPr>
+      <w:r>
+        <w:t xml:space="preserve">채널마다 MySQL과 Redis를 따로 두면 위 표의 상태 충돌을 피할 수 있다. 계정·친구처럼 채널을 넘어 유지되어야 하는 데이터는 공용 DB로 두고 방·메시지만 채널 DB로 나누는 분리도 검토할 수 있다.</w:t>
+      </w:r>
+    </w:p>
+    <w:p>
+      <w:pPr/>
+      <w:r>
+        <w:rPr>
+          <w:b/>
+        </w:rPr>
+        <w:t xml:space="preserve">3단계 — 코드 변경이 필요한 구간.</w:t>
+      </w:r>
+      <w:r>
+        <w:t xml:space="preserve"> 서로 다른 인스턴스의 사용자가 같은 방에서 대화해야 하면 위 제약 표의 상태를 손봐야 한다. 방마다 담당 인스턴스를 정하거나(방 → 인스턴스 매핑), 인스턴스 간에 채팅·접속 알림을 전달하는 계층을 추가하고, 메시지 id를 인스턴스 외부에서 발급(중앙 카운터 등)해야 한다. 필요할 때 정확한 설계를 따로 잡을 수 있다.</w:t>
+      </w:r>
+    </w:p>
+    <w:p>
+      <w:pPr>
+        <w:pStyle w:val="Heading3"/>
+      </w:pPr>
+      <w:r>
+        <w:t xml:space="preserve">병목 지점, 측정, 운영 고려사항</w:t>
+      </w:r>
+    </w:p>
+    <w:p>
+      <w:pPr/>
+      <w:r>
+        <w:rPr>
+          <w:b/>
+        </w:rPr>
+        <w:t xml:space="preserve">병목 후보.</w:t>
+      </w:r>
+      <w:r>
+        <w:t xml:space="preserve"> 대체로 아래 순서로 먼저 한계에 닿는다고 보고 측정한다. 실제 순서는 부하 패턴에 따라 달라진다.</w:t>
+      </w:r>
+    </w:p>
+    <w:p>
+      <w:pPr>
+        <w:pStyle w:val="ListParagraph"/>
+        <w:numPr>
+          <w:ilvl w:val="0"/>
+          <w:numId w:val="23"/>
+        </w:numPr>
+      </w:pPr>
+      <w:r>
+        <w:rPr>
+          <w:b/>
+        </w:rPr>
+        <w:t xml:space="preserve">큰 방의 채팅 팩아웃</w:t>
+      </w:r>
+      <w:r>
+        <w:t xml:space="preserve"> — 방 인원 N명이 채팅 1건마다 N건의 송신을 만든다. IOCP 워커와 송신 대역폭에 먼저 나타난다.</w:t>
+      </w:r>
+    </w:p>
+    <w:p>
+      <w:pPr>
+        <w:pStyle w:val="ListParagraph"/>
+        <w:numPr>
+          <w:ilvl w:val="0"/>
+          <w:numId w:val="23"/>
+        </w:numPr>
+      </w:pPr>
+      <w:r>
+        <w:rPr>
+          <w:b/>
+        </w:rPr>
+        <w:t xml:space="preserve">DB 워커</w:t>
+      </w:r>
+      <w:r>
+        <w:t xml:space="preserve"> — 로그인·방 생성·친구 처리가 DB 워커(기본 4)로 직렬화된다. 로그인 폭주(재접속 폭풍 포함) 때 대기가 쌓인다.</w:t>
+      </w:r>
+    </w:p>
+    <w:p>
+      <w:pPr>
+        <w:pStyle w:val="ListParagraph"/>
+        <w:numPr>
+          <w:ilvl w:val="0"/>
+          <w:numId w:val="23"/>
+        </w:numPr>
+      </w:pPr>
+      <w:r>
+        <w:rPr>
+          <w:b/>
+        </w:rPr>
+        <w:t xml:space="preserve">Redis 풀과 대기 큐</w:t>
+      </w:r>
+      <w:r>
+        <w:t xml:space="preserve"> — 풀(기본 8)이 찼을 때 대기 큐(2,000)까지 쌓이고, 넘치면 명령이 실패한다.</w:t>
+      </w:r>
+    </w:p>
+    <w:p>
+      <w:pPr>
+        <w:pStyle w:val="ListParagraph"/>
+        <w:numPr>
+          <w:ilvl w:val="0"/>
+          <w:numId w:val="23"/>
+        </w:numPr>
+      </w:pPr>
+      <w:r>
+        <w:rPr>
+          <w:b/>
+        </w:rPr>
+        <w:t xml:space="preserve">파일 서버 대역폭·디스크</w:t>
+      </w:r>
+      <w:r>
+        <w:t xml:space="preserve"> — 채팅과 무관하게 파일 업로드가 몰리면 파일 서버만 포화된다. 세션 수는 500(</w:t>
+      </w:r>
+      <w:r>
+        <w:rPr>
+          <w:rStyle w:val="CodeChar"/>
+        </w:rPr>
+        <w:t xml:space="preserve">MaxSessionCount</w:t>
+      </w:r>
+      <w:r>
+        <w:t xml:space="preserve">)이 기본이고, 유휴 연결은 60초 뒤 정리된다.</w:t>
+      </w:r>
+    </w:p>
+    <w:p>
+      <w:pPr/>
+      <w:r>
+        <w:rPr>
+          <w:b/>
+        </w:rPr>
+        <w:t xml:space="preserve">측정 방법.</w:t>
+      </w:r>
+      <w:r>
+        <w:t xml:space="preserve"> ChatStressClient로 단계마다 한계를 재서 다음 단계로 넘어간다. 위 가정 표의 경계는 이 측정으로 확정한다.</w:t>
+      </w:r>
+    </w:p>
+    <w:p>
+      <w:pPr>
+        <w:pStyle w:val="ListParagraph"/>
+        <w:numPr>
+          <w:ilvl w:val="0"/>
+          <w:numId w:val="24"/>
+        </w:numPr>
+      </w:pPr>
+      <w:r>
+        <w:rPr>
+          <w:rStyle w:val="CodeChar"/>
+        </w:rPr>
+        <w:t xml:space="preserve">--clients</w:t>
+      </w:r>
+      <w:r>
+        <w:t xml:space="preserve">를 단계적으로 올려(</w:t>
+      </w:r>
+      <w:r>
+        <w:rPr>
+          <w:rStyle w:val="CodeChar"/>
+        </w:rPr>
+        <w:t xml:space="preserve">--ramp</w:t>
+      </w:r>
+      <w:r>
+        <w:t xml:space="preserve">로 점진 접속) RTT 백분위와 접속·로그인 실패가 늘기 시작하는 지점을 찾는다.</w:t>
+      </w:r>
+    </w:p>
+    <w:p>
+      <w:pPr>
+        <w:pStyle w:val="ListParagraph"/>
+        <w:numPr>
+          <w:ilvl w:val="0"/>
+          <w:numId w:val="24"/>
+        </w:numPr>
+      </w:pPr>
+      <w:r>
+        <w:rPr>
+          <w:rStyle w:val="CodeChar"/>
+        </w:rPr>
+        <w:t xml:space="preserve">--room</w:t>
+      </w:r>
+      <w:r>
+        <w:t xml:space="preserve">과 </w:t>
+      </w:r>
+      <w:r>
+        <w:rPr>
+          <w:rStyle w:val="CodeChar"/>
+        </w:rPr>
+        <w:t xml:space="preserve">--room-spread</w:t>
+      </w:r>
+      <w:r>
+        <w:t xml:space="preserve">로 한 방 집중과 다수 방 분산을 비교해 큰 방의 영향을 분리해 본다.</w:t>
+      </w:r>
+    </w:p>
+    <w:p>
+      <w:pPr>
+        <w:pStyle w:val="ListParagraph"/>
+        <w:numPr>
+          <w:ilvl w:val="0"/>
+          <w:numId w:val="24"/>
+        </w:numPr>
+      </w:pPr>
+      <w:r>
+        <w:rPr>
+          <w:rStyle w:val="CodeChar"/>
+        </w:rPr>
+        <w:t xml:space="preserve">--ramp 0</w:t>
+      </w:r>
+      <w:r>
+        <w:t xml:space="preserve">(burst)로 재접속 폭주 상황을 만들어 로그인 처리 한계를 본다.</w:t>
+      </w:r>
+    </w:p>
+    <w:p>
+      <w:pPr>
+        <w:pStyle w:val="ListParagraph"/>
+        <w:numPr>
+          <w:ilvl w:val="0"/>
+          <w:numId w:val="24"/>
+        </w:numPr>
+      </w:pPr>
+      <w:r>
+        <w:t xml:space="preserve">하나의 테스트 PC가 한계에 닿으면 스트레스 클라이언트를 여러 대로 나눠 돌리고, 서버에서는 CPU·네트워크·Redis·MySQL 지표를 함께 본다.</w:t>
+      </w:r>
+    </w:p>
+    <w:p>
+      <w:pPr/>
+      <w:r>
+        <w:rPr>
+          <w:b/>
+        </w:rPr>
+        <w:t xml:space="preserve">운영 고려사항.</w:t>
+      </w:r>
+    </w:p>
+    <w:p>
+      <w:pPr>
+        <w:pStyle w:val="ListParagraph"/>
+        <w:numPr>
+          <w:ilvl w:val="0"/>
+          <w:numId w:val="25"/>
+        </w:numPr>
+      </w:pPr>
+      <w:r>
+        <w:rPr>
+          <w:b/>
+        </w:rPr>
+        <w:t xml:space="preserve">장애 복구</w:t>
+      </w:r>
+      <w:r>
+        <w:t xml:space="preserve">: 채팅 서버가 비정상 종료하면 로그인 키(</w:t>
+      </w:r>
+      <w:r>
+        <w:rPr>
+          <w:rStyle w:val="CodeChar"/>
+        </w:rPr>
+        <w:t xml:space="preserve">User:{id}</w:t>
+      </w:r>
+      <w:r>
+        <w:t xml:space="preserve">)는 TTL(15초)이 지나 스스로 사라진다. Redis가 재시작되면 로그인 키 갱신 때 키를 다시 만든다.</w:t>
+      </w:r>
+    </w:p>
+    <w:p>
+      <w:pPr>
+        <w:pStyle w:val="ListParagraph"/>
+        <w:numPr>
+          <w:ilvl w:val="0"/>
+          <w:numId w:val="25"/>
+        </w:numPr>
+      </w:pPr>
+      <w:r>
+        <w:rPr>
+          <w:b/>
+        </w:rPr>
+        <w:t xml:space="preserve">재시작·배포</w:t>
+      </w:r>
+      <w:r>
+        <w:t xml:space="preserve">: </w:t>
+      </w:r>
+      <w:r>
+        <w:rPr>
+          <w:rStyle w:val="CodeChar"/>
+        </w:rPr>
+        <w:t xml:space="preserve">Stop()</w:t>
+      </w:r>
+      <w:r>
+        <w:t xml:space="preserve">은 모든 세션을 닫는다. 인스턴스를 한 대씩 순차로 재시작하고, 클라이언트 재접속에는 시간 분산(지터)을 두어 한꺼번에 돌아오는 재접속 폭주를 막는다(권장).</w:t>
+      </w:r>
+    </w:p>
+    <w:p>
+      <w:pPr>
+        <w:pStyle w:val="ListParagraph"/>
+        <w:numPr>
+          <w:ilvl w:val="0"/>
+          <w:numId w:val="25"/>
+        </w:numPr>
+      </w:pPr>
+      <w:r>
+        <w:rPr>
+          <w:b/>
+        </w:rPr>
+        <w:t xml:space="preserve">로드밸런서 설정</w:t>
+      </w:r>
+      <w:r>
+        <w:t xml:space="preserve">: 채팅은 연결 유지형이라 유휴 연결을 끊는 로드밸런서의 타임아웃이 있으면 정상 연결이 끊길 수 있다. 채팅 서버는 유휴 타임아웃을 끄고 쓰므로(기본 0), 로드밸런서의 타임아웃을 크게 잡아야 한다.</w:t>
+      </w:r>
+    </w:p>
+    <w:p>
+      <w:pPr>
+        <w:pStyle w:val="ListParagraph"/>
+        <w:numPr>
+          <w:ilvl w:val="0"/>
+          <w:numId w:val="25"/>
+        </w:numPr>
+      </w:pPr>
+      <w:r>
+        <w:rPr>
+          <w:b/>
+        </w:rPr>
+        <w:t xml:space="preserve">감시</w:t>
+      </w:r>
+      <w:r>
+        <w:t xml:space="preserve">: 서버 하트비트 키로 인스턴스 생존을, 접속 세션 수로 인스턴스별 적재 정도를 본다.</w:t>
+      </w:r>
+    </w:p>
+    <w:p>
+      <w:pPr>
+        <w:pStyle w:val="Heading2"/>
+      </w:pPr>
+      <w:r>
         <w:t xml:space="preserve">기술 스택</w:t>
       </w:r>
     </w:p>
@@ -7060,7 +8922,7 @@
         <w:pStyle w:val="ListParagraph"/>
         <w:numPr>
           <w:ilvl w:val="0"/>
-          <w:numId w:val="19"/>
+          <w:numId w:val="26"/>
         </w:numPr>
       </w:pPr>
       <w:r>
@@ -7078,7 +8940,7 @@
         <w:pStyle w:val="ListParagraph"/>
         <w:numPr>
           <w:ilvl w:val="0"/>
-          <w:numId w:val="19"/>
+          <w:numId w:val="26"/>
         </w:numPr>
       </w:pPr>
       <w:r>
@@ -7096,7 +8958,7 @@
         <w:pStyle w:val="ListParagraph"/>
         <w:numPr>
           <w:ilvl w:val="0"/>
-          <w:numId w:val="19"/>
+          <w:numId w:val="26"/>
         </w:numPr>
       </w:pPr>
       <w:r>
@@ -7342,6 +9204,30 @@
     <w:abstractNumId w:val="0"/>
   </w:num>
   <w:num w:numId="19">
+    <w:abstractNumId w:val="0"/>
+  </w:num>
+  <w:num w:numId="20">
+    <w:abstractNumId w:val="0"/>
+  </w:num>
+  <w:num w:numId="21">
+    <w:abstractNumId w:val="0"/>
+  </w:num>
+  <w:num w:numId="22">
+    <w:abstractNumId w:val="0"/>
+  </w:num>
+  <w:num w:numId="23">
+    <w:abstractNumId w:val="1"/>
+    <w:lvlOverride w:ilvl="0">
+      <w:startOverride w:val="1"/>
+    </w:lvlOverride>
+  </w:num>
+  <w:num w:numId="24">
+    <w:abstractNumId w:val="0"/>
+  </w:num>
+  <w:num w:numId="25">
+    <w:abstractNumId w:val="0"/>
+  </w:num>
+  <w:num w:numId="26">
     <w:abstractNumId w:val="0"/>
   </w:num>
 </w:numbering>

--- a/Network/Chat/Doc/ChatApp 컨셉 가이드.docx
+++ b/Network/Chat/Doc/ChatApp 컨셉 가이드.docx
@@ -5189,7 +5189,7 @@
     <w:p>
       <w:pPr/>
       <w:r>
-        <w:t xml:space="preserve">Redis 계층도 IOCP 위에 얹혀 있다. CRedisClient가 CIocpObject를 구현해 연결 1개를 IOCP 코어에 등록하고, CRedisConnectionPool이 노드별로 이 클라이언트들을 빌려주고 되돌려 받는다. 명령은 CRedisCommandBuilder가 RESP 바이트로 만들어 보내고, 응답은 CRedisParser가 RedisValue로 조립한다. 풀의 연결이 모두 사용 중이면 요청은 대기 큐(상한 2000)에 쌓이고, 상한을 넘기면 SendCommand가 false를 반환한다. 그래서 처리량은 대체로 풀 크기 ÷ 왕복 시간으로 정해진다.</w:t>
+        <w:t xml:space="preserve">Redis 계층도 IOCP 위에 얹혀 있다. CRedisClient가 CIocpObject를 구현해 연결 1개를 IOCP 코어에 등록하고, CRedisConnectionPool이 노드별로 이 클라이언트들을 빌려주고 되돌려 받는다. 명령은 CRedisCommandBuilder가 RESP 바이트로 만들어 보내고, 응답은 CRedisParser가 RedisValue로 조립한다. 그 위에서 CRedisService가 풀과 구독 전용 연결(CRedisSubscriber)을 노드별로 묶어 SendCommand·Publish·Subscribe를 제공하고, CRedisScript(EVALSHA, NOSCRIPT이면 EVAL)와 CRedisServerHeartbeat가 이를 사용한다. 연결 오류에 한해서만 지연 재시도하는 SendCommandWithRetry가 서비스 위에 얹혀 있다. 풀의 연결이 모두 사용 중이면 요청은 대기 큐(상한 2000, 대기 제한 5초)에 쌓이고, 상한을 넘기면 SendCommand가 false를, 5초 안에 연결을 못 얻으면 타임아웃 에러를 콜백으로 돌려준다. 응답 없이 10초 넘게 멈춘 연결은 풀이 끊고 재연결 대상으로 돌린다. 그래서 처리량은 대체로 풀 크기 ÷ 왕복 시간으로 정해진다.</w:t>
       </w:r>
     </w:p>
     <w:p>
@@ -5198,12 +5198,12 @@
         <w:drawing>
           <wp:inline distT="0" distB="0" distL="0" distR="0">
             <wp:extent cx="5486400" cy="5249635"/>
-            <wp:docPr id="6" name="image6" descr="Redis 클래스 구조 · 서비스·연결 풀·클라이언트·파서·JobQueue"/>
+            <wp:docPr id="6" name="image6" descr="Redis 클래스 구조 · 서비스·연결 풀·구독 연결·클라이언트·파서·스크립트·하트비트"/>
             <a:graphic xmlns:a="http://schemas.openxmlformats.org/drawingml/2006/main">
               <a:graphicData uri="http://schemas.openxmlformats.org/drawingml/2006/picture">
                 <pic:pic xmlns:pic="http://schemas.openxmlformats.org/drawingml/2006/picture">
                   <pic:nvPicPr>
-                    <pic:cNvPr id="6" name="image6" descr="Redis 클래스 구조 · 서비스·연결 풀·클라이언트·파서·JobQueue"/>
+                    <pic:cNvPr id="6" name="image6" descr="Redis 클래스 구조 · 서비스·연결 풀·구독 연결·클라이언트·파서·스크립트·하트비트"/>
                     <pic:cNvPicPr/>
                   </pic:nvPicPr>
                   <pic:blipFill>
@@ -5269,7 +5269,7 @@
         <w:t xml:space="preserve">재연결</w:t>
       </w:r>
       <w:r>
-        <w:t xml:space="preserve"> — 전용 스레드가 주기(기본 3초)마다 격리 큐를 훑는다. 클라이언트별 지수 백오프(500ms에서 시작해 최대 30초, 지터 최대 250ms)로 재시도 시점을 정하고, 이전 연결의 I/O 완료 통지가 모두 도착한 뒤에만 같은 OVERLAPPED를 재사용해 다시 연결한다.</w:t>
+        <w:t xml:space="preserve"> — 전용 스레드가 주기(기본 3초)마다 격리 큐를 훑되, 대기 큐에 요청이 있으면 가장 오래된 요청의 만료 시점에 맞춰 더 일찍 깨어난다. 끊긴 연결은 최대 16개씩 동시에 접속하므로 응답 없는 서버가 있어도 전체 복구가 느려지지 않는다. 클라이언트별 지수 백오프(500ms에서 시작해 최대 30초, 지터 최대 250ms)로 재시도 시점을 정하고, 이전 연결의 I/O 완료 통지가 모두 도착한 뒤에만 같은 OVERLAPPED를 재사용해 다시 연결한다.</w:t>
       </w:r>
     </w:p>
     <w:p>
@@ -5323,7 +5323,7 @@
         <w:t xml:space="preserve">노드 구성</w:t>
       </w:r>
       <w:r>
-        <w:t xml:space="preserve"> — CRedisService는 노드마다 풀을 하나씩 만들어 노드 ID로 관리하고(CClusterSpinUnorderedMap), 노드를 지정하지 않으면 첫 번째 노드를 쓴다. 모든 노드 풀이 연결된 경우에만 초기화가 성공하며, 응답 콜백은 CJobQueue를 거쳐 로직 스레드에서 실행된다.</w:t>
+        <w:t xml:space="preserve"> — CRedisService는 노드마다 풀을 하나씩 만들어 노드 ID로 관리하고(CClusterSpinUnorderedMap), 노드를 지정하지 않으면 첫 번째 노드를 쓴다. 모든 노드 풀이 연결된 경우에만 초기화가 성공하며, 응답 콜백은 CJobQueue를 거쳐 로직 스레드에서 실행된다. Pub/Sub은 풀과 분리된 구독 전용 연결(CRedisSubscriber, 노드당 최대 1개)이 맡는다. 끊기면 지수 백오프로 재접속해 등록된 채널·패턴을 다시 구독하고, 수신 메시지는 CJobQueue로 넘긴다. 단절 중 발행된 메시지는 받을 수 없으므로 Pub/Sub은 알림 용도로만 쓴다.</w:t>
       </w:r>
     </w:p>
     <w:p>
@@ -5337,7 +5337,7 @@
     <w:p>
       <w:pPr/>
       <w:r>
-        <w:t xml:space="preserve">CRedisClient 하나는 소켓 하나를 소유한 CIocpObject다. 접속은 논블로킹 connect와 select로 시간 제한(기본 3초)을 걸고, TCP keepalive(30초 유휴 후 10초 간격)를 켠 뒤 IOCP에 등록하고 첫 WSARecv를 게시한다. 논리 DB가 0이 아니면 SELECT까지 마쳐야 접속이 성공한다.</w:t>
+        <w:t xml:space="preserve">CRedisClient 하나는 소켓 하나를 소유한 CIocpObject다. 접속은 논블로킹 connect와 select로 시간 제한(기본 3초)을 걸고, TCP_NODELAY와 TCP keepalive(30초 유휴 후 10초 간격)를 켠 뒤 IOCP에 등록하고 첫 WSARecv를 게시한다. 논리 DB가 0이 아니면 SELECT까지 마쳐야 접속이 성공한다.</w:t>
       </w:r>
     </w:p>
     <w:p>
@@ -5379,7 +5379,7 @@
     <w:p>
       <w:pPr/>
       <w:r>
-        <w:t xml:space="preserve">송신은 CRedisCommandBuilder가 크기를 먼저 계산하고, CSendBufferManager에서 연 버퍼에 RESP를 직접 기록한다(중간 std::string 복사 없음). 명령이 청크 크기(8KB)를 넘으면 여러 CSendBuffer로 나눠 담아 scatter-gather로 한 번에 보내고, 부분 전송은 남은 구간부터 이어 보낸다.</w:t>
+        <w:t xml:space="preserve">송신은 CRedisCommandBuilder가 크기를 먼저 계산하고, CSendBufferManager에서 연 버퍼에 RESP를 직접 기록한다(중간 std::string 복사 없음). 명령이 청크 크기(8KB)를 넘으면 여러 CSendBuffer로 나눠 담아 scatter-gather로 한 번에 보내고, 부분 전송은 남은 구간부터 이어 보낸다. 명령 하나가 512MB를 넘으면 보내지 않고 전용 에러로 즉시 완료한다.</w:t>
       </w:r>
     </w:p>
     <w:p>
@@ -5422,7 +5422,7 @@
         <w:t xml:space="preserve">{serverName}:{serverGroupId}:{serverChannelId}</w:t>
       </w:r>
       <w:r>
-        <w:t xml:space="preserve"> 키에 Hash로 등록 정보(포트, pid, 세션 수, 시작·갱신 시각 등)를 HSET하고 TTL(기본 15초)을 건다. 전용 스레드가 주기(기본 5초)마다 등록 필드 전체를 다시 쓰고 EXPIRE로 TTL을 갱신하므로, Redis가 재시작돼 키가 사라져도 완전한 등록 정보로 복구된다. 비정상 종료하면 TTL 만료로 항목이 자동 소멸하고, 정상 종료(Stop)는 DEL로 즉시 지운다. 갱신 주기는 TTL보다 짧아야 하며, 세션 수는 등록한 콜백(SetSessionCountProvider)이 알려 준다.</w:t>
+        <w:t xml:space="preserve"> 키에 Hash로 등록 정보(포트, pid, 세션 수, 시작·갱신 시각 등)를 HSET하고 TTL(기본 15초)을 건다. 전용 스레드가 주기(기본 5초)마다 등록 필드 전체를 다시 쓰고 EXPIRE로 TTL을 갱신하므로, Redis가 재시작돼 키가 사라져도 완전한 등록 정보로 복구된다. 비정상 종료하면 TTL 만료로 항목이 자동 소멸하고, 정상 종료(Stop)는 DEL로 즉시 지운다(등록에 성공한 적이 없으면 보내지 않는다). 갱신 주기는 TTL보다 짧아야 하며, 세션 수는 등록한 콜백(SetSessionCountProvider)이 알려 준다.</w:t>
       </w:r>
     </w:p>
     <w:p>
@@ -5999,8 +5999,8 @@
         <w:tblLook w:val="04A0" w:firstRow="1" w:lastRow="0" w:firstColumn="0" w:lastColumn="0" w:noHBand="0" w:noVBand="1"/>
       </w:tblPr>
       <w:tblGrid>
-        <w:gridCol w:w="2497"/>
-        <w:gridCol w:w="4409"/>
+        <w:gridCol w:w="2431"/>
+        <w:gridCol w:w="4475"/>
         <w:gridCol w:w="2454"/>
       </w:tblGrid>
       <w:tr>
@@ -6009,7 +6009,7 @@
         </w:trPr>
         <w:tc>
           <w:tcPr>
-            <w:tcW w:w="2497" w:type="dxa"/>
+            <w:tcW w:w="2431" w:type="dxa"/>
             <w:shd w:val="clear" w:color="auto" w:fill="F2F2F2"/>
           </w:tcPr>
           <w:p>
@@ -6021,7 +6021,7 @@
         </w:tc>
         <w:tc>
           <w:tcPr>
-            <w:tcW w:w="4409" w:type="dxa"/>
+            <w:tcW w:w="4475" w:type="dxa"/>
             <w:shd w:val="clear" w:color="auto" w:fill="F2F2F2"/>
           </w:tcPr>
           <w:p>
@@ -6047,7 +6047,7 @@
       <w:tr>
         <w:tc>
           <w:tcPr>
-            <w:tcW w:w="2497" w:type="dxa"/>
+            <w:tcW w:w="2431" w:type="dxa"/>
           </w:tcPr>
           <w:p>
             <w:pPr/>
@@ -6058,7 +6058,7 @@
         </w:tc>
         <w:tc>
           <w:tcPr>
-            <w:tcW w:w="4409" w:type="dxa"/>
+            <w:tcW w:w="4475" w:type="dxa"/>
           </w:tcPr>
           <w:p>
             <w:pPr/>
@@ -6082,7 +6082,7 @@
       <w:tr>
         <w:tc>
           <w:tcPr>
-            <w:tcW w:w="2497" w:type="dxa"/>
+            <w:tcW w:w="2431" w:type="dxa"/>
           </w:tcPr>
           <w:p>
             <w:pPr/>
@@ -6093,7 +6093,7 @@
         </w:tc>
         <w:tc>
           <w:tcPr>
-            <w:tcW w:w="4409" w:type="dxa"/>
+            <w:tcW w:w="4475" w:type="dxa"/>
           </w:tcPr>
           <w:p>
             <w:pPr/>
@@ -6117,7 +6117,7 @@
       <w:tr>
         <w:tc>
           <w:tcPr>
-            <w:tcW w:w="2497" w:type="dxa"/>
+            <w:tcW w:w="2431" w:type="dxa"/>
           </w:tcPr>
           <w:p>
             <w:pPr/>
@@ -6128,7 +6128,7 @@
         </w:tc>
         <w:tc>
           <w:tcPr>
-            <w:tcW w:w="4409" w:type="dxa"/>
+            <w:tcW w:w="4475" w:type="dxa"/>
           </w:tcPr>
           <w:p>
             <w:pPr/>
@@ -6152,7 +6152,7 @@
       <w:tr>
         <w:tc>
           <w:tcPr>
-            <w:tcW w:w="2497" w:type="dxa"/>
+            <w:tcW w:w="2431" w:type="dxa"/>
           </w:tcPr>
           <w:p>
             <w:pPr/>
@@ -6163,7 +6163,7 @@
         </w:tc>
         <w:tc>
           <w:tcPr>
-            <w:tcW w:w="4409" w:type="dxa"/>
+            <w:tcW w:w="4475" w:type="dxa"/>
           </w:tcPr>
           <w:p>
             <w:pPr/>
@@ -6187,7 +6187,7 @@
       <w:tr>
         <w:tc>
           <w:tcPr>
-            <w:tcW w:w="2497" w:type="dxa"/>
+            <w:tcW w:w="2431" w:type="dxa"/>
           </w:tcPr>
           <w:p>
             <w:pPr/>
@@ -6198,7 +6198,7 @@
         </w:tc>
         <w:tc>
           <w:tcPr>
-            <w:tcW w:w="4409" w:type="dxa"/>
+            <w:tcW w:w="4475" w:type="dxa"/>
           </w:tcPr>
           <w:p>
             <w:pPr/>
@@ -6222,7 +6222,7 @@
       <w:tr>
         <w:tc>
           <w:tcPr>
-            <w:tcW w:w="2497" w:type="dxa"/>
+            <w:tcW w:w="2431" w:type="dxa"/>
           </w:tcPr>
           <w:p>
             <w:pPr/>
@@ -6233,7 +6233,7 @@
         </w:tc>
         <w:tc>
           <w:tcPr>
-            <w:tcW w:w="4409" w:type="dxa"/>
+            <w:tcW w:w="4475" w:type="dxa"/>
           </w:tcPr>
           <w:p>
             <w:pPr/>
@@ -6257,7 +6257,7 @@
       <w:tr>
         <w:tc>
           <w:tcPr>
-            <w:tcW w:w="2497" w:type="dxa"/>
+            <w:tcW w:w="2431" w:type="dxa"/>
           </w:tcPr>
           <w:p>
             <w:pPr/>
@@ -6268,7 +6268,7 @@
         </w:tc>
         <w:tc>
           <w:tcPr>
-            <w:tcW w:w="4409" w:type="dxa"/>
+            <w:tcW w:w="4475" w:type="dxa"/>
           </w:tcPr>
           <w:p>
             <w:pPr/>
@@ -6292,7 +6292,7 @@
       <w:tr>
         <w:tc>
           <w:tcPr>
-            <w:tcW w:w="2497" w:type="dxa"/>
+            <w:tcW w:w="2431" w:type="dxa"/>
           </w:tcPr>
           <w:p>
             <w:pPr/>
@@ -6303,7 +6303,7 @@
         </w:tc>
         <w:tc>
           <w:tcPr>
-            <w:tcW w:w="4409" w:type="dxa"/>
+            <w:tcW w:w="4475" w:type="dxa"/>
           </w:tcPr>
           <w:p>
             <w:pPr/>
@@ -6327,7 +6327,7 @@
       <w:tr>
         <w:tc>
           <w:tcPr>
-            <w:tcW w:w="2497" w:type="dxa"/>
+            <w:tcW w:w="2431" w:type="dxa"/>
           </w:tcPr>
           <w:p>
             <w:pPr/>
@@ -6338,7 +6338,7 @@
         </w:tc>
         <w:tc>
           <w:tcPr>
-            <w:tcW w:w="4409" w:type="dxa"/>
+            <w:tcW w:w="4475" w:type="dxa"/>
           </w:tcPr>
           <w:p>
             <w:pPr/>
@@ -6362,7 +6362,7 @@
       <w:tr>
         <w:tc>
           <w:tcPr>
-            <w:tcW w:w="2497" w:type="dxa"/>
+            <w:tcW w:w="2431" w:type="dxa"/>
           </w:tcPr>
           <w:p>
             <w:pPr/>
@@ -6373,7 +6373,7 @@
         </w:tc>
         <w:tc>
           <w:tcPr>
-            <w:tcW w:w="4409" w:type="dxa"/>
+            <w:tcW w:w="4475" w:type="dxa"/>
           </w:tcPr>
           <w:p>
             <w:pPr/>
@@ -6397,7 +6397,42 @@
       <w:tr>
         <w:tc>
           <w:tcPr>
-            <w:tcW w:w="2497" w:type="dxa"/>
+            <w:tcW w:w="2431" w:type="dxa"/>
+          </w:tcPr>
+          <w:p>
+            <w:pPr/>
+            <w:r>
+              <w:t xml:space="preserve">EnableRelay</w:t>
+            </w:r>
+          </w:p>
+        </w:tc>
+        <w:tc>
+          <w:tcPr>
+            <w:tcW w:w="4475" w:type="dxa"/>
+          </w:tcPr>
+          <w:p>
+            <w:pPr/>
+            <w:r>
+              <w:t xml:space="preserve">1이면 다른 채널(인스턴스)에 접속한 사용자에게도 친구·대화 알림을 Redis Pub/Sub으로 전달한다. 채널들이 같은 Redis를 써야 하며, 서버가 한 대이거나 채널마다 Redis를 따로 두면 0</w:t>
+            </w:r>
+          </w:p>
+        </w:tc>
+        <w:tc>
+          <w:tcPr>
+            <w:tcW w:w="2454" w:type="dxa"/>
+          </w:tcPr>
+          <w:p>
+            <w:pPr/>
+            <w:r>
+              <w:t xml:space="preserve">1</w:t>
+            </w:r>
+          </w:p>
+        </w:tc>
+      </w:tr>
+      <w:tr>
+        <w:tc>
+          <w:tcPr>
+            <w:tcW w:w="2431" w:type="dxa"/>
           </w:tcPr>
           <w:p>
             <w:pPr/>
@@ -6408,7 +6443,7 @@
         </w:tc>
         <w:tc>
           <w:tcPr>
-            <w:tcW w:w="4409" w:type="dxa"/>
+            <w:tcW w:w="4475" w:type="dxa"/>
           </w:tcPr>
           <w:p>
             <w:pPr/>
@@ -6432,7 +6467,7 @@
       <w:tr>
         <w:tc>
           <w:tcPr>
-            <w:tcW w:w="2497" w:type="dxa"/>
+            <w:tcW w:w="2431" w:type="dxa"/>
           </w:tcPr>
           <w:p>
             <w:pPr/>
@@ -6443,7 +6478,7 @@
         </w:tc>
         <w:tc>
           <w:tcPr>
-            <w:tcW w:w="4409" w:type="dxa"/>
+            <w:tcW w:w="4475" w:type="dxa"/>
           </w:tcPr>
           <w:p>
             <w:pPr/>
@@ -7903,7 +7938,7 @@
         <w:t xml:space="preserve">serverChannelId</w:t>
       </w:r>
       <w:r>
-        <w:t xml:space="preserve">도 들어 있어, 사용자가 어느 인스턴스에 접속 중인지 알 수 있다. 다만 이 정보로 다른 인스턴스의 세션에 메시지를 전달하는 경로는 없다.</w:t>
+        <w:t xml:space="preserve">도 들어 있어, 사용자가 어느 인스턴스에 접속 중인지 알 수 있다. 이 정보로 수신자의 채널을 조회해, 친구·1:1/그룹 대화 푸시와 접속·프로필 알림은 채널별 Redis Pub/Sub 토픽(Chat:{group}:{channel})으로 다른 인스턴스의 세션에 전달한다(EnableRelay). 이 프로세스에 있는 수신자는 Redis를 거치지 않고 바로 보내고, 차단 규칙은 수신 서버가 적용하며, 수신 서버는 알림 계열 패킷 종류(대화·친구 알림, 접속·프로필 알림)만 클라이언트에 전달한다. 다른 채널의 구독자가 없으면(1초마다 PUBSUB CHANNELS Chat:*로 확인) 조회를 모두 건너뛰고, 방금 오프라인으로 확인된 수신자는 2초 동안 다시 조회하지 않는다. 정상 종료할 때는 로컬 접속자 목록을 다른 채널 토픽에 256명씩 나눠 발행해, 그 서버들이 친구에게 종료를 알린다. 접속 알림은 로그인 키가 기록된 뒤에 나가고, 로그아웃은 그 키를 기록한 채널이 지울 때만 지운다. Pub/Sub은 구독자가 없으면 메시지가 사라지는 알림 경로라 대화 내용의 원본은 항상 DB다.</w:t>
       </w:r>
     </w:p>
     <w:p>
@@ -7924,7 +7959,7 @@
         <w:t xml:space="preserve">인스턴스를 늘리는 유일한 방법은 인스턴스마다 독립된 세계(채널)로 나누는 것</w:t>
       </w:r>
       <w:r>
-        <w:t xml:space="preserve">이다. 다른 채널 사용자와는 방·친구 알림을 주고받지 않는 것을 전제로 한다. 하나의 DB를 공유하면 채널 B가 채널 A의 방을 시작 시 로드해 목록에 보여주는데 </w:t>
+        <w:t xml:space="preserve">이다. 방 채팅은 채널 안에서만 오가고, 친구·1:1/그룹 대화와 접속·프로필 알림은 채널을 넘어 전달된다. 하나의 DB를 공유하면 채널 B가 채널 A의 방을 시작 시 로드해 목록에 보여주는데 </w:t>
       </w:r>
       <w:r>
         <w:rPr>
@@ -7933,7 +7968,7 @@
         <w:t xml:space="preserve">DB/chat.sql</w:t>
       </w:r>
       <w:r>
-        <w:t xml:space="preserve"> 스키마에 채널 구분 컨럼이 없으므로, 채널마다 DB를 따로 두거나 방 테이블에 채널 구분을 추가해야 한다. 채널 간 동일 세계를 원하면 인스턴스 간 메시지 전달 계층(Redis Pub/Sub 등)을 코드에 추가해야 한다.</w:t>
+        <w:t xml:space="preserve"> 스키마에 채널 구분 컨럼이 없으므로, 채널마다 DB를 따로 두거나 방 테이블에 채널 구분을 추가해야 한다. 방 채팅까지 채널 간에 공유하려면 방 멤버 상태와 방 브로드캐스트에도 같은 전달 계층을 확장해야 한다. 메시지 id의 하위 4비트에는 채널 번호(ChannelId % 16)가 들어가므로, 채널 번호가 16 이상 차이 나지 않게 두면 채널 간 id가 겹치지 않는다.</w:t>
       </w:r>
     </w:p>
     <w:p>
@@ -8288,16 +8323,16 @@
         <w:t xml:space="preserve">RedisPoolSize</w:t>
       </w:r>
       <w:r>
-        <w:t xml:space="preserve">(기본 8)는 동시 Redis 명령 수를 정한다. Redis 대기 큐는 2,000개라서 넓치면 명령이 실패(</w:t>
-      </w:r>
-      <w:r>
-        <w:rPr>
-          <w:rStyle w:val="CodeChar"/>
-        </w:rPr>
-        <w:t xml:space="preserve">SendCommand</w:t>
-      </w:r>
-      <w:r>
-        <w:t xml:space="preserve">가 false)하므로, Redis 지연이 늘기 전에 풀 크기를 키운다.</w:t>
+        <w:t xml:space="preserve">(기본 8)는 동시 Redis 명령 수를 정한다. Redis 대기 큐는 2,000개</w:t>
+      </w:r>
+      <w:r>
+        <w:rPr>
+          <w:rStyle w:val="CodeChar"/>
+        </w:rPr>
+        <w:t xml:space="preserve">, 대기 제한은 5초라서 넘치거나 오래 기다리면 명령이 실패(SendCommand가 false 또는 타임아웃 에러</w:t>
+      </w:r>
+      <w:r>
+        <w:t xml:space="preserve">)하므로, Redis 지연이 늘기 전에 풀 크기를 키운다.</w:t>
       </w:r>
     </w:p>
     <w:p>
@@ -8405,7 +8440,7 @@
         </w:numPr>
       </w:pPr>
       <w:r>
-        <w:t xml:space="preserve">채널마다 MySQL과 Redis를 따로 두면 위 표의 상태 충돌을 피할 수 있다. 계정·친구처럼 채널을 넘어 유지되어야 하는 데이터는 공용 DB로 두고 방·메시지만 채널 DB로 나누는 분리도 검토할 수 있다.</w:t>
+        <w:t xml:space="preserve">채널마다 MySQL과 Redis를 따로 두면 위 표의 상태 충돌을 피할 수 있지만, 채널 간 전달(EnableRelay)은 같은 Redis를 전제로 하므로 이 구성에서는 0으로 꺼야 한다. 전달을 쓰려면 Redis를 공유하되, 방 대화 키(RoomChatOrder:{roomId} 등)가 방 id로 만들어지므로 채널 간에 방 id가 겹치지 않도록 DB도 공용으로 두고 방에 채널 구분을 추가해야 한다. 계정·친구처럼 채널을 넘어 유지되어야 하는 데이터는 공용 DB로 두고 방·메시지만 채널 DB로 나누는 분리도 검토할 수 있다.</w:t>
       </w:r>
     </w:p>
     <w:p>

--- a/Network/Chat/Doc/ChatApp 컨셉 가이드.docx
+++ b/Network/Chat/Doc/ChatApp 컨셉 가이드.docx
@@ -4977,7 +4977,7 @@
     <w:p>
       <w:pPr/>
       <w:r>
-        <w:t xml:space="preserve">CChatSession이 CIocpSession을 상속해 IOCP 송수신을 담당하고, 패킷은 디스패처가 타입별 핸들러로 라우팅한다. 로직은 전부 CChatServerMain에 모이고, 거기서 Redis와 DB는 각각 비동기 서비스 계층(CRedisService, COdbcAsyncSrv)을 거쳐 커넥션 풀에 접근한다.</w:t>
+        <w:t xml:space="preserve">CChatSession이 CIocpSession을 상속해 IOCP 송수신을 담당하고, 패킷은 디스패처가 타입별 핸들러로 라우팅한다. 로직은 전부 CChatServerMain에 모이고, 거기서 Redis와 DB는 각각 비동기 서비스 계층(CRedisService, COdbcAsyncSrv)을 거쳐 커넥션 풀에 접근하고, 다른 채널 인스턴스가 보낸 릴레이 메시지는 전용 구독 연결(CRedisSubscriber)로 받는다.</w:t>
       </w:r>
     </w:p>
     <w:p>
@@ -4985,13 +4985,13 @@
       <w:r>
         <w:drawing>
           <wp:inline distT="0" distB="0" distL="0" distR="0">
-            <wp:extent cx="5486400" cy="4555671"/>
-            <wp:docPr id="2" name="image2" descr="서버 클래스 구조 · IOCP 엔진이 세션을 만들고 CChatServerMain이 Redis·DB를 조율"/>
+            <wp:extent cx="5486400" cy="5102678"/>
+            <wp:docPr id="2" name="image2" descr="서버 클래스 구조 · IOCP 엔진이 세션을 만들고 CChatServerMain이 Redis·DB를 조율, Redis 구독 연결은 채널 간 릴레이 수신"/>
             <a:graphic xmlns:a="http://schemas.openxmlformats.org/drawingml/2006/main">
               <a:graphicData uri="http://schemas.openxmlformats.org/drawingml/2006/picture">
                 <pic:pic xmlns:pic="http://schemas.openxmlformats.org/drawingml/2006/picture">
                   <pic:nvPicPr>
-                    <pic:cNvPr id="2" name="image2" descr="서버 클래스 구조 · IOCP 엔진이 세션을 만들고 CChatServerMain이 Redis·DB를 조율"/>
+                    <pic:cNvPr id="2" name="image2" descr="서버 클래스 구조 · IOCP 엔진이 세션을 만들고 CChatServerMain이 Redis·DB를 조율, Redis 구독 연결은 채널 간 릴레이 수신"/>
                     <pic:cNvPicPr/>
                   </pic:nvPicPr>
                   <pic:blipFill>
@@ -5003,7 +5003,7 @@
                   <pic:spPr>
                     <a:xfrm>
                       <a:off x="0" y="0"/>
-                      <a:ext cx="5486400" cy="4555671"/>
+                      <a:ext cx="5486400" cy="5102678"/>
                     </a:xfrm>
                     <a:prstGeom prst="rect">
                       <a:avLst/>

--- a/Network/Chat/Doc/ChatApp 컨셉 가이드.docx
+++ b/Network/Chat/Doc/ChatApp 컨셉 가이드.docx
@@ -6949,7 +6949,7 @@
       <w:r>
         <w:drawing>
           <wp:inline distT="0" distB="0" distL="0" distR="0">
-            <wp:extent cx="5486400" cy="4008664"/>
+            <wp:extent cx="5486400" cy="4155621"/>
             <wp:docPr id="9" name="image9" descr="라이브 서비스 물리 구성도 · 로드밸런서, 채팅·파일 서버, 내부망 3종"/>
             <a:graphic xmlns:a="http://schemas.openxmlformats.org/drawingml/2006/main">
               <a:graphicData uri="http://schemas.openxmlformats.org/drawingml/2006/picture">
@@ -6967,7 +6967,7 @@
                   <pic:spPr>
                     <a:xfrm>
                       <a:off x="0" y="0"/>
-                      <a:ext cx="5486400" cy="4008664"/>
+                      <a:ext cx="5486400" cy="4155621"/>
                     </a:xfrm>
                     <a:prstGeom prst="rect">
                       <a:avLst/>
@@ -6989,7 +6989,7 @@
     <w:p>
       <w:pPr/>
       <w:r>
-        <w:t xml:space="preserve">클라이언트가 접속하는 곳은 로드밸런서 하나다. 채팅 연결(TCP 30201)은 파란 박스의 채널별 채팅 서버로, 파일 요청(HTTP 8081)은 파일 서버로 나뉜다. 점선 영역은 내부망으로, 두 서버가 MySQL·Redis·파일 저장소를 함께 쓴다. 채팅 서버를 여러 대로 늘리는 방식은 아래 "현재 구조의 확장 제약"과 "동시 접속자 수별 확장 단계"에서 다룬다.</w:t>
+        <w:t xml:space="preserve">클라이언트가 접속하는 곳은 로드밸런서 하나다. 채팅 연결(TCP 30201)은 파란 박스의 채널별 채팅 서버로, 파일 요청(HTTP 8081)은 파일 서버로 나뉜다. 점선 영역은 내부망으로, 두 서버가 MySQL·Redis·파일 저장소를 함께 쓴다. 채팅 서버가 여러 대일 때 서버끼리는 직접 통신하지 않고, 같은 Redis의 Pub/Sub 토픽으로 친구·대화 알림을 주고받는다. 채팅 서버를 여러 대로 늘리는 방식은 아래 "현재 구조의 확장 제약"과 "동시 접속자 수별 확장 단계"에서 다룬다.</w:t>
       </w:r>
     </w:p>
     <w:p>
@@ -7015,10 +7015,10 @@
       </w:tblPr>
       <w:tblGrid>
         <w:gridCol w:w="1416"/>
-        <w:gridCol w:w="3658"/>
-        <w:gridCol w:w="1387"/>
-        <w:gridCol w:w="1143"/>
-        <w:gridCol w:w="1756"/>
+        <w:gridCol w:w="3799"/>
+        <w:gridCol w:w="1342"/>
+        <w:gridCol w:w="1107"/>
+        <w:gridCol w:w="1696"/>
       </w:tblGrid>
       <w:tr>
         <w:trPr>
@@ -7038,7 +7038,7 @@
         </w:tc>
         <w:tc>
           <w:tcPr>
-            <w:tcW w:w="3658" w:type="dxa"/>
+            <w:tcW w:w="3799" w:type="dxa"/>
             <w:shd w:val="clear" w:color="auto" w:fill="F2F2F2"/>
           </w:tcPr>
           <w:p>
@@ -7050,7 +7050,7 @@
         </w:tc>
         <w:tc>
           <w:tcPr>
-            <w:tcW w:w="1387" w:type="dxa"/>
+            <w:tcW w:w="1342" w:type="dxa"/>
             <w:shd w:val="clear" w:color="auto" w:fill="F2F2F2"/>
           </w:tcPr>
           <w:p>
@@ -7062,7 +7062,7 @@
         </w:tc>
         <w:tc>
           <w:tcPr>
-            <w:tcW w:w="1143" w:type="dxa"/>
+            <w:tcW w:w="1107" w:type="dxa"/>
             <w:shd w:val="clear" w:color="auto" w:fill="F2F2F2"/>
           </w:tcPr>
           <w:p>
@@ -7074,7 +7074,7 @@
         </w:tc>
         <w:tc>
           <w:tcPr>
-            <w:tcW w:w="1756" w:type="dxa"/>
+            <w:tcW w:w="1696" w:type="dxa"/>
             <w:shd w:val="clear" w:color="auto" w:fill="F2F2F2"/>
           </w:tcPr>
           <w:p>
@@ -7099,7 +7099,7 @@
         </w:tc>
         <w:tc>
           <w:tcPr>
-            <w:tcW w:w="3658" w:type="dxa"/>
+            <w:tcW w:w="3799" w:type="dxa"/>
           </w:tcPr>
           <w:p>
             <w:pPr/>
@@ -7110,7 +7110,7 @@
         </w:tc>
         <w:tc>
           <w:tcPr>
-            <w:tcW w:w="1387" w:type="dxa"/>
+            <w:tcW w:w="1342" w:type="dxa"/>
           </w:tcPr>
           <w:p>
             <w:pPr/>
@@ -7121,7 +7121,7 @@
         </w:tc>
         <w:tc>
           <w:tcPr>
-            <w:tcW w:w="1143" w:type="dxa"/>
+            <w:tcW w:w="1107" w:type="dxa"/>
           </w:tcPr>
           <w:p>
             <w:pPr/>
@@ -7132,7 +7132,7 @@
         </w:tc>
         <w:tc>
           <w:tcPr>
-            <w:tcW w:w="1756" w:type="dxa"/>
+            <w:tcW w:w="1696" w:type="dxa"/>
           </w:tcPr>
           <w:p>
             <w:pPr/>
@@ -7156,7 +7156,7 @@
         </w:tc>
         <w:tc>
           <w:tcPr>
-            <w:tcW w:w="3658" w:type="dxa"/>
+            <w:tcW w:w="3799" w:type="dxa"/>
           </w:tcPr>
           <w:p>
             <w:pPr/>
@@ -7167,7 +7167,7 @@
         </w:tc>
         <w:tc>
           <w:tcPr>
-            <w:tcW w:w="1387" w:type="dxa"/>
+            <w:tcW w:w="1342" w:type="dxa"/>
           </w:tcPr>
           <w:p>
             <w:pPr/>
@@ -7178,7 +7178,7 @@
         </w:tc>
         <w:tc>
           <w:tcPr>
-            <w:tcW w:w="1143" w:type="dxa"/>
+            <w:tcW w:w="1107" w:type="dxa"/>
           </w:tcPr>
           <w:p>
             <w:pPr/>
@@ -7189,7 +7189,7 @@
         </w:tc>
         <w:tc>
           <w:tcPr>
-            <w:tcW w:w="1756" w:type="dxa"/>
+            <w:tcW w:w="1696" w:type="dxa"/>
           </w:tcPr>
           <w:p>
             <w:pPr/>
@@ -7213,7 +7213,7 @@
         </w:tc>
         <w:tc>
           <w:tcPr>
-            <w:tcW w:w="3658" w:type="dxa"/>
+            <w:tcW w:w="3799" w:type="dxa"/>
           </w:tcPr>
           <w:p>
             <w:pPr/>
@@ -7224,7 +7224,7 @@
         </w:tc>
         <w:tc>
           <w:tcPr>
-            <w:tcW w:w="1387" w:type="dxa"/>
+            <w:tcW w:w="1342" w:type="dxa"/>
           </w:tcPr>
           <w:p>
             <w:pPr/>
@@ -7235,7 +7235,7 @@
         </w:tc>
         <w:tc>
           <w:tcPr>
-            <w:tcW w:w="1143" w:type="dxa"/>
+            <w:tcW w:w="1107" w:type="dxa"/>
           </w:tcPr>
           <w:p>
             <w:pPr/>
@@ -7246,7 +7246,7 @@
         </w:tc>
         <w:tc>
           <w:tcPr>
-            <w:tcW w:w="1756" w:type="dxa"/>
+            <w:tcW w:w="1696" w:type="dxa"/>
           </w:tcPr>
           <w:p>
             <w:pPr/>
@@ -7270,18 +7270,18 @@
         </w:tc>
         <w:tc>
           <w:tcPr>
-            <w:tcW w:w="3658" w:type="dxa"/>
-          </w:tcPr>
-          <w:p>
-            <w:pPr/>
-            <w:r>
-              <w:t xml:space="preserve">로그인 상태, 채팅 이력, 방 멤버, 업로드 토큰, 삭제 큐, 서버 하트비트</w:t>
-            </w:r>
-          </w:p>
-        </w:tc>
-        <w:tc>
-          <w:tcPr>
-            <w:tcW w:w="1387" w:type="dxa"/>
+            <w:tcW w:w="3799" w:type="dxa"/>
+          </w:tcPr>
+          <w:p>
+            <w:pPr/>
+            <w:r>
+              <w:t xml:space="preserve">로그인 상태, 채팅 이력, 방 멤버, 업로드 토큰, 삭제 큐, 서버 하트비트, 채널 간 전달(Pub/Sub)</w:t>
+            </w:r>
+          </w:p>
+        </w:tc>
+        <w:tc>
+          <w:tcPr>
+            <w:tcW w:w="1342" w:type="dxa"/>
           </w:tcPr>
           <w:p>
             <w:pPr/>
@@ -7292,7 +7292,7 @@
         </w:tc>
         <w:tc>
           <w:tcPr>
-            <w:tcW w:w="1143" w:type="dxa"/>
+            <w:tcW w:w="1107" w:type="dxa"/>
           </w:tcPr>
           <w:p>
             <w:pPr/>
@@ -7303,7 +7303,7 @@
         </w:tc>
         <w:tc>
           <w:tcPr>
-            <w:tcW w:w="1756" w:type="dxa"/>
+            <w:tcW w:w="1696" w:type="dxa"/>
           </w:tcPr>
           <w:p>
             <w:pPr/>
@@ -7327,7 +7327,7 @@
         </w:tc>
         <w:tc>
           <w:tcPr>
-            <w:tcW w:w="3658" w:type="dxa"/>
+            <w:tcW w:w="3799" w:type="dxa"/>
           </w:tcPr>
           <w:p>
             <w:pPr/>
@@ -7338,7 +7338,7 @@
         </w:tc>
         <w:tc>
           <w:tcPr>
-            <w:tcW w:w="1387" w:type="dxa"/>
+            <w:tcW w:w="1342" w:type="dxa"/>
           </w:tcPr>
           <w:p>
             <w:pPr/>
@@ -7349,7 +7349,7 @@
         </w:tc>
         <w:tc>
           <w:tcPr>
-            <w:tcW w:w="1143" w:type="dxa"/>
+            <w:tcW w:w="1107" w:type="dxa"/>
           </w:tcPr>
           <w:p>
             <w:pPr/>
@@ -7360,7 +7360,7 @@
         </w:tc>
         <w:tc>
           <w:tcPr>
-            <w:tcW w:w="1756" w:type="dxa"/>
+            <w:tcW w:w="1696" w:type="dxa"/>
           </w:tcPr>
           <w:p>
             <w:pPr/>
@@ -7384,7 +7384,7 @@
         </w:tc>
         <w:tc>
           <w:tcPr>
-            <w:tcW w:w="3658" w:type="dxa"/>
+            <w:tcW w:w="3799" w:type="dxa"/>
           </w:tcPr>
           <w:p>
             <w:pPr/>
@@ -7401,7 +7401,7 @@
         </w:tc>
         <w:tc>
           <w:tcPr>
-            <w:tcW w:w="1387" w:type="dxa"/>
+            <w:tcW w:w="1342" w:type="dxa"/>
           </w:tcPr>
           <w:p>
             <w:pPr/>
@@ -7412,7 +7412,7 @@
         </w:tc>
         <w:tc>
           <w:tcPr>
-            <w:tcW w:w="1143" w:type="dxa"/>
+            <w:tcW w:w="1107" w:type="dxa"/>
           </w:tcPr>
           <w:p>
             <w:pPr/>
@@ -7423,7 +7423,7 @@
         </w:tc>
         <w:tc>
           <w:tcPr>
-            <w:tcW w:w="1756" w:type="dxa"/>
+            <w:tcW w:w="1696" w:type="dxa"/>
           </w:tcPr>
           <w:p>
             <w:pPr/>
@@ -7564,6 +7564,33 @@
       </w:r>
       <w:r>
         <w:t xml:space="preserve">, TTL 15초, 5초 주기)는 Redis에 남으므로, 살아 있는 채팅 서버 인스턴스 목록을 운영 도구가 조회할 수 있다.</w:t>
+      </w:r>
+    </w:p>
+    <w:p>
+      <w:pPr>
+        <w:pStyle w:val="ListParagraph"/>
+        <w:numPr>
+          <w:ilvl w:val="0"/>
+          <w:numId w:val="19"/>
+        </w:numPr>
+      </w:pPr>
+      <w:r>
+        <w:rPr>
+          <w:b/>
+        </w:rPr>
+        <w:t xml:space="preserve">채팅 서버 인스턴스끼리도 직접 통신하지 않는다.</w:t>
+      </w:r>
+      <w:r>
+        <w:t xml:space="preserve"> 채널 간 전달은 같은 Redis의 Pub/Sub 토픽(</w:t>
+      </w:r>
+      <w:r>
+        <w:rPr>
+          <w:rStyle w:val="CodeChar"/>
+        </w:rPr>
+        <w:t xml:space="preserve">Chat:{group}:{channel}</w:t>
+      </w:r>
+      <w:r>
+        <w:t xml:space="preserve">)으로만 오가므로 인스턴스를 다른 호스트에 둘 수 있다. 대신 전달(EnableRelay)을 쓰는 채널들은 Redis를 공유해야 한다.</w:t>
       </w:r>
     </w:p>
     <w:p>
@@ -7597,9 +7624,9 @@
         <w:tblLook w:val="04A0" w:firstRow="1" w:lastRow="0" w:firstColumn="0" w:lastColumn="0" w:noHBand="0" w:noVBand="1"/>
       </w:tblPr>
       <w:tblGrid>
-        <w:gridCol w:w="2538"/>
-        <w:gridCol w:w="1996"/>
-        <w:gridCol w:w="4825"/>
+        <w:gridCol w:w="2485"/>
+        <w:gridCol w:w="1955"/>
+        <w:gridCol w:w="4920"/>
       </w:tblGrid>
       <w:tr>
         <w:trPr>
@@ -7607,7 +7634,7 @@
         </w:trPr>
         <w:tc>
           <w:tcPr>
-            <w:tcW w:w="2538" w:type="dxa"/>
+            <w:tcW w:w="2485" w:type="dxa"/>
             <w:shd w:val="clear" w:color="auto" w:fill="F2F2F2"/>
           </w:tcPr>
           <w:p>
@@ -7619,7 +7646,7 @@
         </w:tc>
         <w:tc>
           <w:tcPr>
-            <w:tcW w:w="1996" w:type="dxa"/>
+            <w:tcW w:w="1955" w:type="dxa"/>
             <w:shd w:val="clear" w:color="auto" w:fill="F2F2F2"/>
           </w:tcPr>
           <w:p>
@@ -7631,7 +7658,7 @@
         </w:tc>
         <w:tc>
           <w:tcPr>
-            <w:tcW w:w="4825" w:type="dxa"/>
+            <w:tcW w:w="4920" w:type="dxa"/>
             <w:shd w:val="clear" w:color="auto" w:fill="F2F2F2"/>
           </w:tcPr>
           <w:p>
@@ -7645,7 +7672,7 @@
       <w:tr>
         <w:tc>
           <w:tcPr>
-            <w:tcW w:w="2538" w:type="dxa"/>
+            <w:tcW w:w="2485" w:type="dxa"/>
           </w:tcPr>
           <w:p>
             <w:pPr/>
@@ -7662,7 +7689,7 @@
         </w:tc>
         <w:tc>
           <w:tcPr>
-            <w:tcW w:w="1996" w:type="dxa"/>
+            <w:tcW w:w="1955" w:type="dxa"/>
           </w:tcPr>
           <w:p>
             <w:pPr/>
@@ -7673,20 +7700,20 @@
         </w:tc>
         <w:tc>
           <w:tcPr>
-            <w:tcW w:w="4825" w:type="dxa"/>
-          </w:tcPr>
-          <w:p>
-            <w:pPr/>
-            <w:r>
-              <w:t xml:space="preserve">친구 접속 알림·온라인 조회·프로필 변경 알림이 같은 인스턴스 안에서만 동작</w:t>
-            </w:r>
-          </w:p>
-        </w:tc>
-      </w:tr>
-      <w:tr>
-        <w:tc>
-          <w:tcPr>
-            <w:tcW w:w="2538" w:type="dxa"/>
+            <w:tcW w:w="4920" w:type="dxa"/>
+          </w:tcPr>
+          <w:p>
+            <w:pPr/>
+            <w:r>
+              <w:t xml:space="preserve">이 인스턴스에 접속한 사용자만 담는다. 다른 인스턴스의 사용자는 로그인 키로 채널을 조회해 릴레이로 전달한다</w:t>
+            </w:r>
+          </w:p>
+        </w:tc>
+      </w:tr>
+      <w:tr>
+        <w:tc>
+          <w:tcPr>
+            <w:tcW w:w="2485" w:type="dxa"/>
           </w:tcPr>
           <w:p>
             <w:pPr/>
@@ -7703,7 +7730,7 @@
         </w:tc>
         <w:tc>
           <w:tcPr>
-            <w:tcW w:w="1996" w:type="dxa"/>
+            <w:tcW w:w="1955" w:type="dxa"/>
           </w:tcPr>
           <w:p>
             <w:pPr/>
@@ -7714,7 +7741,7 @@
         </w:tc>
         <w:tc>
           <w:tcPr>
-            <w:tcW w:w="4825" w:type="dxa"/>
+            <w:tcW w:w="4920" w:type="dxa"/>
           </w:tcPr>
           <w:p>
             <w:pPr/>
@@ -7727,7 +7754,7 @@
       <w:tr>
         <w:tc>
           <w:tcPr>
-            <w:tcW w:w="2538" w:type="dxa"/>
+            <w:tcW w:w="2485" w:type="dxa"/>
           </w:tcPr>
           <w:p>
             <w:pPr/>
@@ -7744,7 +7771,7 @@
         </w:tc>
         <w:tc>
           <w:tcPr>
-            <w:tcW w:w="1996" w:type="dxa"/>
+            <w:tcW w:w="1955" w:type="dxa"/>
           </w:tcPr>
           <w:p>
             <w:pPr/>
@@ -7755,7 +7782,7 @@
         </w:tc>
         <w:tc>
           <w:tcPr>
-            <w:tcW w:w="4825" w:type="dxa"/>
+            <w:tcW w:w="4920" w:type="dxa"/>
           </w:tcPr>
           <w:p>
             <w:pPr/>
@@ -7768,7 +7795,7 @@
       <w:tr>
         <w:tc>
           <w:tcPr>
-            <w:tcW w:w="2538" w:type="dxa"/>
+            <w:tcW w:w="2485" w:type="dxa"/>
           </w:tcPr>
           <w:p>
             <w:pPr/>
@@ -7785,7 +7812,7 @@
         </w:tc>
         <w:tc>
           <w:tcPr>
-            <w:tcW w:w="1996" w:type="dxa"/>
+            <w:tcW w:w="1955" w:type="dxa"/>
           </w:tcPr>
           <w:p>
             <w:pPr/>
@@ -7796,7 +7823,7 @@
         </w:tc>
         <w:tc>
           <w:tcPr>
-            <w:tcW w:w="4825" w:type="dxa"/>
+            <w:tcW w:w="4920" w:type="dxa"/>
           </w:tcPr>
           <w:p>
             <w:pPr/>
@@ -7809,7 +7836,7 @@
       <w:tr>
         <w:tc>
           <w:tcPr>
-            <w:tcW w:w="2538" w:type="dxa"/>
+            <w:tcW w:w="2485" w:type="dxa"/>
           </w:tcPr>
           <w:p>
             <w:pPr/>
@@ -7826,7 +7853,7 @@
         </w:tc>
         <w:tc>
           <w:tcPr>
-            <w:tcW w:w="1996" w:type="dxa"/>
+            <w:tcW w:w="1955" w:type="dxa"/>
           </w:tcPr>
           <w:p>
             <w:pPr/>
@@ -7837,7 +7864,7 @@
         </w:tc>
         <w:tc>
           <w:tcPr>
-            <w:tcW w:w="4825" w:type="dxa"/>
+            <w:tcW w:w="4920" w:type="dxa"/>
           </w:tcPr>
           <w:p>
             <w:pPr/>
@@ -7850,7 +7877,7 @@
       <w:tr>
         <w:tc>
           <w:tcPr>
-            <w:tcW w:w="2538" w:type="dxa"/>
+            <w:tcW w:w="2485" w:type="dxa"/>
           </w:tcPr>
           <w:p>
             <w:pPr/>
@@ -7864,7 +7891,7 @@
         </w:tc>
         <w:tc>
           <w:tcPr>
-            <w:tcW w:w="1996" w:type="dxa"/>
+            <w:tcW w:w="1955" w:type="dxa"/>
           </w:tcPr>
           <w:p>
             <w:pPr/>
@@ -7875,12 +7902,12 @@
         </w:tc>
         <w:tc>
           <w:tcPr>
-            <w:tcW w:w="4825" w:type="dxa"/>
-          </w:tcPr>
-          <w:p>
-            <w:pPr/>
-            <w:r>
-              <w:t xml:space="preserve">인스턴스 간 메시지 id 유일성을 보장하는 구조가 아님</w:t>
+            <w:tcW w:w="4920" w:type="dxa"/>
+          </w:tcPr>
+          <w:p>
+            <w:pPr/>
+            <w:r>
+              <w:t xml:space="preserve">id 하위 4비트에 채널 번호(ChannelId % 16)를 넣어 채널 간 겹치지 않게 한다. 채널 번호가 16 이상 차이 나면 겹칠 수 있다</w:t>
             </w:r>
           </w:p>
         </w:tc>
@@ -8200,7 +8227,7 @@
               <w:t xml:space="preserve">ChannelId</w:t>
             </w:r>
             <w:r>
-              <w:t xml:space="preserve">별로 N대. 로드밸런서·파일 서버·Redis·MySQL 복제 추가</w:t>
+              <w:t xml:space="preserve">별로 N대. 로드밸런서·파일 서버·Redis·MySQL 복제 추가, 채널 간 친구·대화 알림은 공유 Redis로 전달</w:t>
             </w:r>
           </w:p>
         </w:tc>
@@ -8246,7 +8273,7 @@
           <w:p>
             <w:pPr/>
             <w:r>
-              <w:t xml:space="preserve">인스턴스 간 메시지 전달 계층 + 방·사용자 인스턴스 매핑, MySQL 읽기 복제·샤딩</w:t>
+              <w:t xml:space="preserve">방 채팅·방 멤버 상태를 기존 전달 계층(친구·대화 알림용)으로 확장 + 방·사용자 인스턴스 매핑, MySQL 읽기 복제·샤딩</w:t>
             </w:r>
           </w:p>
         </w:tc>
@@ -8452,7 +8479,7 @@
         <w:t xml:space="preserve">3단계 — 코드 변경이 필요한 구간.</w:t>
       </w:r>
       <w:r>
-        <w:t xml:space="preserve"> 서로 다른 인스턴스의 사용자가 같은 방에서 대화해야 하면 위 제약 표의 상태를 손봐야 한다. 방마다 담당 인스턴스를 정하거나(방 → 인스턴스 매핑), 인스턴스 간에 채팅·접속 알림을 전달하는 계층을 추가하고, 메시지 id를 인스턴스 외부에서 발급(중앙 카운터 등)해야 한다. 필요할 때 정확한 설계를 따로 잡을 수 있다.</w:t>
+        <w:t xml:space="preserve"> 서로 다른 인스턴스의 사용자가 같은 방에서 대화해야 하면 위 제약 표의 상태를 손봐야 한다. 방마다 담당 인스턴스를 정하거나(방 → 인스턴스 매핑), 방 멤버 상태·방 레지스트리·메시지 발신자 기록을 공유 상태로 옮기고 방 브로드캐스트를 기존 전달 계층으로 확장해야 한다. 채널 번호가 16 이상 차이 나는 구성이면 메시지 id도 인스턴스 외부에서 발급(중앙 카운터 등)해야 한다. 필요할 때 정확한 설계를 따로 잡을 수 있다.</w:t>
       </w:r>
     </w:p>
     <w:p>
@@ -8526,7 +8553,7 @@
         <w:t xml:space="preserve">Redis 풀과 대기 큐</w:t>
       </w:r>
       <w:r>
-        <w:t xml:space="preserve"> — 풀(기본 8)이 찼을 때 대기 큐(2,000)까지 쌓이고, 넘치면 명령이 실패한다.</w:t>
+        <w:t xml:space="preserve"> — 풀(기본 8)이 찼을 때 대기 큐(2,000)까지 쌓이고, 넘치면 명령이 실패한다. 채널 간 전달을 켜면 수신자 채널 조회(Lua 스크립트)도 같은 풀을 쓴다.</w:t>
       </w:r>
     </w:p>
     <w:p>
@@ -8713,6 +8740,24 @@
       </w:r>
       <w:r>
         <w:t xml:space="preserve">은 모든 세션을 닫는다. 인스턴스를 한 대씩 순차로 재시작하고, 클라이언트 재접속에는 시간 분산(지터)을 두어 한꺼번에 돌아오는 재접속 폭주를 막는다(권장).</w:t>
+      </w:r>
+    </w:p>
+    <w:p>
+      <w:pPr>
+        <w:pStyle w:val="ListParagraph"/>
+        <w:numPr>
+          <w:ilvl w:val="0"/>
+          <w:numId w:val="25"/>
+        </w:numPr>
+      </w:pPr>
+      <w:r>
+        <w:rPr>
+          <w:b/>
+        </w:rPr>
+        <w:t xml:space="preserve">채널 간 전달</w:t>
+      </w:r>
+      <w:r>
+        <w:t xml:space="preserve">: Pub/Sub은 구독자가 없거나 연결이 끊긴 동안의 메시지가 사라지는 알림 경로라서, 대화 내용의 원본은 DB에서 다시 읽는다. 구독 연결은 끊기면 자동으로 다시 구독한다. 정상 종료하면 접속자의 오프라인 알림을 다른 채널에 보내고, 비정상 종료는 로그인 키 TTL(15초)이 지나야 오프라인으로 보인다.</w:t>
       </w:r>
     </w:p>
     <w:p>
@@ -8914,7 +8959,7 @@
           <w:p>
             <w:pPr/>
             <w:r>
-              <w:t xml:space="preserve">Redis — 로그인 상태, 온라인 카운터, 방 멤버 집계</w:t>
+              <w:t xml:space="preserve">Redis — 로그인 상태, 온라인 카운터, 방 멤버 집계, 채널 간 Pub/Sub 전달</w:t>
             </w:r>
           </w:p>
         </w:tc>

--- a/Network/Chat/Doc/ChatApp 컨셉 가이드.docx
+++ b/Network/Chat/Doc/ChatApp 컨셉 가이드.docx
@@ -436,6 +436,7 @@
       <w:r>
         <w:rPr>
           <w:b/>
+          <w:bCs/>
         </w:rPr>
         <w:t xml:space="preserve">카드형 레이아웃</w:t>
       </w:r>
@@ -454,6 +455,7 @@
       <w:r>
         <w:rPr>
           <w:b/>
+          <w:bCs/>
         </w:rPr>
         <w:t xml:space="preserve">탭 구성</w:t>
       </w:r>
@@ -472,6 +474,7 @@
       <w:r>
         <w:rPr>
           <w:b/>
+          <w:bCs/>
         </w:rPr>
         <w:t xml:space="preserve">친구 패널</w:t>
       </w:r>
@@ -490,6 +493,7 @@
       <w:r>
         <w:rPr>
           <w:b/>
+          <w:bCs/>
         </w:rPr>
         <w:t xml:space="preserve">메신저 탭</w:t>
       </w:r>
@@ -508,6 +512,7 @@
       <w:r>
         <w:rPr>
           <w:b/>
+          <w:bCs/>
         </w:rPr>
         <w:t xml:space="preserve">스킨 시스템</w:t>
       </w:r>
@@ -574,7 +579,7 @@
         </w:numPr>
       </w:pPr>
       <w:r>
-        <w:t xml:space="preserve">채팅 서버는 클라이언트(TCP)·MySQL(ODBC)·Redis와 연결된다.</w:t>
+        <w:t xml:space="preserve">채팅 서버는 클라이언트(TCP)·MySQL(ODBC)·Redis와 연결된다. 채널(인스턴스)이 여럿이면 서버끼리는 직접 통신하지 않고 같은 Redis의 Pub/Sub으로 친구·대화 알림을 주고받는다.</w:t>
       </w:r>
     </w:p>
     <w:p>
@@ -1118,7 +1123,7 @@
         </w:numPr>
       </w:pPr>
       <w:r>
-        <w:t xml:space="preserve">차단 — 차단하면 두 사람의 친구 관계와 양방향 대기 요청을 한 번에 정리하고, 상대에게는 친구 해제 알림이 간다. 차단당한 쪽이 보낸 친구 요청은 차단 사실이 드러나지 않도록 성공으로 응답하되 저장도 알림도 하지 않는다. 차단 목록은 로그인 직후 세션에 올려 두고, 방 채팅을 브로드캐스트할 때 수신자의 차단 목록에 발신자가 있으면 건너뛴다.</w:t>
+        <w:t xml:space="preserve">차단 — 차단하면 두 사람의 친구 관계와 양방향 대기 요청을 한 번에 정리하고, 상대에게는 친구 해제 알림이 간다. 차단당한 쪽이 보낸 친구 요청은 차단 사실이 드러나지 않도록 성공으로 응답하되 저장도 알림도 하지 않는다. 차단 목록은 로그인 직후 세션에 올려 두고, 방 채팅을 브로드캐스트할 때 수신자의 차단 목록에 발신자가 있으면 건너뛴다. 다른 채널에서 오는 알림도 수신 서버가 같은 차단 목록으로 거른다.</w:t>
       </w:r>
     </w:p>
     <w:p>
@@ -1130,7 +1135,7 @@
         </w:numPr>
       </w:pPr>
       <w:r>
-        <w:t xml:space="preserve">접속 상태 — 로그인한 세션은 서버 메모리의 온라인 세션 맵에 publicId로 등록되며, 같은 계정의 여러 세션이 모두 등록된다. 계정의 첫 세션이 들어오거나 마지막 세션이 나갈 때 접속 중인 친구에게 접속·종료 알림을 보내고, 닉네임·프로필 이미지가 바뀌면 접속 중인 친구에게 변경 알림을 보낸다. 친구 목록의 접속 상태는 이 맵을 기준으로 채운다. 여러 계정의 접속 여부가 필요한 곳(친구 목록, 대화 메시지·이름 변경·삭제·읽음 알림, 대화 멤버 목록)은 계정마다 맵을 조회하지 않고 한 번의 락으로 일괄 조회한다. 알림 대상을 찾기 위한 친구 id 목록은 접속 중인 계정에 한해 메모리에 캐시하고, 수락·삭제·차단으로 친구 관계가 바뀌면 양쪽 캐시를 무효화하며 마지막 세션이 끊기면 항목을 지운다.</w:t>
+        <w:t xml:space="preserve">접속 상태 — 로그인한 세션은 서버 메모리의 온라인 세션 맵에 publicId로 등록되며, 같은 계정의 여러 세션이 모두 등록된다. 계정의 첫 세션이 들어오거나 마지막 세션이 나갈 때 접속 중인 친구에게 접속·종료 알림을 보내고, 닉네임·프로필 이미지가 바뀌면 접속 중인 친구에게 변경 알림을 보낸다. 다른 채널에 있는 친구에게는 Redis Pub/Sub으로 전달한다. 친구 목록의 접속 상태는 이 맵을 기준으로 채우고, 이 프로세스에 없는 친구는 로그인 키(User:{id})로 다른 채널의 접속 여부를 확인한다(EnableRelay). 여러 계정의 접속 여부가 필요한 곳(친구 목록, 대화 메시지·이름 변경·삭제·읽음 알림, 대화 멤버 목록)은 계정마다 맵을 조회하지 않고 한 번의 락으로 일괄 조회한다. 알림 대상을 찾기 위한 친구 id 목록은 접속 중인 계정에 한해 메모리에 캐시하고, 수락·삭제·차단으로 친구 관계가 바뀌면 양쪽 캐시를 무효화하며 마지막 세션이 끊기면 항목을 지운다.</w:t>
       </w:r>
     </w:p>
     <w:p>
@@ -1156,7 +1161,7 @@
     <w:p>
       <w:pPr/>
       <w:r>
-        <w:t xml:space="preserve">친구 기반의 비공개 대화로, 누구나 들어올 수 있는 공개 방(로비·채팅방)과는 별개의 모델이다. 한 사용자가 여러 대화방에 동시에 속하고, 서버는 접속 중인 모든 멤버에게 새 메시지를 푸시한다.</w:t>
+        <w:t xml:space="preserve">친구 기반의 비공개 대화로, 누구나 들어올 수 있는 공개 방(로비·채팅방)과는 별개의 모델이다. 한 사용자가 여러 대화방에 동시에 속하고, 서버는 접속 중인 모든 멤버에게 새 메시지를 푸시하고, 다른 채널에 접속한 멤버에게는 Redis Pub/Sub으로 전달한다.</w:t>
       </w:r>
     </w:p>
     <w:p>
@@ -1482,7 +1487,7 @@
         </w:numPr>
       </w:pPr>
       <w:r>
-        <w:t xml:space="preserve">유지보수 스레드 — 스레드 하나가 200ms 틱마다 모인 방 인원수 알림을 방당 한 번씩 보내고, 지연 작업 큐(Redis 재시도 등)를 실행하며, 하트비트 주기마다 접속 중인 계정의 로그인 키 TTL을 갱신한다.</w:t>
+        <w:t xml:space="preserve">유지보수 스레드 — 스레드 하나가 200ms 틱마다 모인 방 인원수 알림을 방당 한 번씩 보내고, 지연 작업 큐(Redis 재시도 등)를 실행하며, 하트비트 주기마다 접속 중인 계정의 로그인 키 TTL을 갱신하고, 채널 간 전달을 켜면 1초마다 다른 채널의 구독자 유무도 확인한다.</w:t>
       </w:r>
     </w:p>
     <w:p>
@@ -2245,6 +2250,7 @@
       <w:r>
         <w:rPr>
           <w:b/>
+          <w:bCs/>
         </w:rPr>
         <w:t xml:space="preserve">users</w:t>
       </w:r>
@@ -2539,6 +2545,7 @@
       <w:r>
         <w:rPr>
           <w:b/>
+          <w:bCs/>
         </w:rPr>
         <w:t xml:space="preserve">user_profile_images</w:t>
       </w:r>
@@ -2871,6 +2878,7 @@
       <w:r>
         <w:rPr>
           <w:b/>
+          <w:bCs/>
         </w:rPr>
         <w:t xml:space="preserve">rooms</w:t>
       </w:r>
@@ -3151,6 +3159,7 @@
       <w:r>
         <w:rPr>
           <w:b/>
+          <w:bCs/>
         </w:rPr>
         <w:t xml:space="preserve">room_members</w:t>
       </w:r>
@@ -3395,6 +3404,7 @@
       <w:r>
         <w:rPr>
           <w:b/>
+          <w:bCs/>
         </w:rPr>
         <w:t xml:space="preserve">friendships</w:t>
       </w:r>
@@ -3608,6 +3618,7 @@
       <w:r>
         <w:rPr>
           <w:b/>
+          <w:bCs/>
         </w:rPr>
         <w:t xml:space="preserve">friend_requests</w:t>
       </w:r>
@@ -3803,6 +3814,7 @@
       <w:r>
         <w:rPr>
           <w:b/>
+          <w:bCs/>
         </w:rPr>
         <w:t xml:space="preserve">user_blocks</w:t>
       </w:r>
@@ -3997,6 +4009,7 @@
       <w:r>
         <w:rPr>
           <w:b/>
+          <w:bCs/>
         </w:rPr>
         <w:t xml:space="preserve">conversations</w:t>
       </w:r>
@@ -4300,6 +4313,7 @@
       <w:r>
         <w:rPr>
           <w:b/>
+          <w:bCs/>
         </w:rPr>
         <w:t xml:space="preserve">conversation_members</w:t>
       </w:r>
@@ -4615,6 +4629,7 @@
       <w:r>
         <w:rPr>
           <w:b/>
+          <w:bCs/>
         </w:rPr>
         <w:t xml:space="preserve">conversation_messages</w:t>
       </w:r>
@@ -5247,6 +5262,7 @@
       <w:r>
         <w:rPr>
           <w:b/>
+          <w:bCs/>
         </w:rPr>
         <w:t xml:space="preserve">대여·반납</w:t>
       </w:r>
@@ -5265,6 +5281,7 @@
       <w:r>
         <w:rPr>
           <w:b/>
+          <w:bCs/>
         </w:rPr>
         <w:t xml:space="preserve">재연결</w:t>
       </w:r>
@@ -5283,6 +5300,7 @@
       <w:r>
         <w:rPr>
           <w:b/>
+          <w:bCs/>
         </w:rPr>
         <w:t xml:space="preserve">세대 번호</w:t>
       </w:r>
@@ -5301,6 +5319,7 @@
       <w:r>
         <w:rPr>
           <w:b/>
+          <w:bCs/>
         </w:rPr>
         <w:t xml:space="preserve">콜백 계약</w:t>
       </w:r>
@@ -5319,6 +5338,7 @@
       <w:r>
         <w:rPr>
           <w:b/>
+          <w:bCs/>
         </w:rPr>
         <w:t xml:space="preserve">노드 구성</w:t>
       </w:r>
@@ -6133,7 +6153,7 @@
           <w:p>
             <w:pPr/>
             <w:r>
-              <w:t xml:space="preserve">세션 유지 시간(초)</w:t>
+              <w:t xml:space="preserve">파일에서 읽기만 하고 서버 동작에는 쓰이지 않는다(채팅 서버는 유휴 타임아웃을 끄고 쓴다)</w:t>
             </w:r>
           </w:p>
         </w:tc>
@@ -7451,6 +7471,7 @@
       <w:r>
         <w:rPr>
           <w:b/>
+          <w:bCs/>
         </w:rPr>
         <w:t xml:space="preserve">채팅 서버는 연결 유지형 TCP</w:t>
       </w:r>
@@ -7469,6 +7490,7 @@
       <w:r>
         <w:rPr>
           <w:b/>
+          <w:bCs/>
         </w:rPr>
         <w:t xml:space="preserve">채팅 서버와 파일 서버는 서로 직접 통신하지 않는다.</w:t>
       </w:r>
@@ -7505,6 +7527,7 @@
       <w:r>
         <w:rPr>
           <w:b/>
+          <w:bCs/>
         </w:rPr>
         <w:t xml:space="preserve">파일 서버는 호스트를 분리</w:t>
       </w:r>
@@ -7532,6 +7555,7 @@
       <w:r>
         <w:rPr>
           <w:b/>
+          <w:bCs/>
         </w:rPr>
         <w:t xml:space="preserve">Redis와 MySQL은 내부망에만</w:t>
       </w:r>
@@ -7550,6 +7574,7 @@
       <w:r>
         <w:rPr>
           <w:b/>
+          <w:bCs/>
         </w:rPr>
         <w:t xml:space="preserve">서버 하트비트</w:t>
       </w:r>
@@ -7577,6 +7602,7 @@
       <w:r>
         <w:rPr>
           <w:b/>
+          <w:bCs/>
         </w:rPr>
         <w:t xml:space="preserve">채팅 서버 인스턴스끼리도 직접 통신하지 않는다.</w:t>
       </w:r>
@@ -7930,6 +7956,7 @@
       <w:r>
         <w:rPr>
           <w:b/>
+          <w:bCs/>
         </w:rPr>
         <w:t xml:space="preserve">로그인 상태(</w:t>
       </w:r>
@@ -7937,12 +7964,14 @@
         <w:rPr>
           <w:rStyle w:val="CodeChar"/>
           <w:b/>
+          <w:bCs/>
         </w:rPr>
         <w:t xml:space="preserve">User:{id}</w:t>
       </w:r>
       <w:r>
         <w:rPr>
           <w:b/>
+          <w:bCs/>
         </w:rPr>
         <w:t xml:space="preserve">), 채팅 이력, 방 멤버 집합, 업로드 토큰은 이미 Redis에 있어</w:t>
       </w:r>
@@ -7982,6 +8011,7 @@
       <w:r>
         <w:rPr>
           <w:b/>
+          <w:bCs/>
         </w:rPr>
         <w:t xml:space="preserve">인스턴스를 늘리는 유일한 방법은 인스턴스마다 독립된 세계(채널)로 나누는 것</w:t>
       </w:r>
@@ -8003,6 +8033,420 @@
         <w:pStyle w:val="Heading3"/>
       </w:pPr>
       <w:r>
+        <w:t xml:space="preserve">채널 간 전달 방식 선택</w:t>
+      </w:r>
+    </w:p>
+    <w:p>
+      <w:pPr/>
+      <w:r>
+        <w:t xml:space="preserve">채널 간 전달은 Redis Pub/Sub으로 한다. 채널 10~20개와 알림 수준의 전달량에서는 이 방식이 직접 만들 것이 가장 적고, 아래 비교는 설계로 따진 것이며 측정값이 아니다.</w:t>
+      </w:r>
+    </w:p>
+    <w:tbl>
+      <w:tblPr>
+        <w:tblStyle w:val="TableGrid"/>
+        <w:tblW w:w="0" w:type="auto"/>
+        <w:tblLayout w:type="fixed"/>
+        <w:tblLook w:val="04A0" w:firstRow="1" w:lastRow="0" w:firstColumn="0" w:lastColumn="0" w:noHBand="0" w:noVBand="1"/>
+      </w:tblPr>
+      <w:tblGrid>
+        <w:gridCol w:w="1935"/>
+        <w:gridCol w:w="2281"/>
+        <w:gridCol w:w="2292"/>
+        <w:gridCol w:w="2852"/>
+      </w:tblGrid>
+      <w:tr>
+        <w:trPr>
+          <w:tblHeader/>
+        </w:trPr>
+        <w:tc>
+          <w:tcPr>
+            <w:tcW w:w="1935" w:type="dxa"/>
+            <w:shd w:val="clear" w:color="auto" w:fill="F2F2F2"/>
+          </w:tcPr>
+          <w:p>
+            <w:pPr/>
+            <w:r>
+              <w:t xml:space="preserve">항목</w:t>
+            </w:r>
+          </w:p>
+        </w:tc>
+        <w:tc>
+          <w:tcPr>
+            <w:tcW w:w="2281" w:type="dxa"/>
+            <w:shd w:val="clear" w:color="auto" w:fill="F2F2F2"/>
+          </w:tcPr>
+          <w:p>
+            <w:pPr/>
+            <w:r>
+              <w:t xml:space="preserve">Redis Pub/Sub (현재)</w:t>
+            </w:r>
+          </w:p>
+        </w:tc>
+        <w:tc>
+          <w:tcPr>
+            <w:tcW w:w="2292" w:type="dxa"/>
+            <w:shd w:val="clear" w:color="auto" w:fill="F2F2F2"/>
+          </w:tcPr>
+          <w:p>
+            <w:pPr/>
+            <w:r>
+              <w:t xml:space="preserve">서버끼리 직접 통신</w:t>
+            </w:r>
+          </w:p>
+        </w:tc>
+        <w:tc>
+          <w:tcPr>
+            <w:tcW w:w="2852" w:type="dxa"/>
+            <w:shd w:val="clear" w:color="auto" w:fill="F2F2F2"/>
+          </w:tcPr>
+          <w:p>
+            <w:pPr/>
+            <w:r>
+              <w:t xml:space="preserve">전용 릴레이 서버</w:t>
+            </w:r>
+          </w:p>
+        </w:tc>
+      </w:tr>
+      <w:tr>
+        <w:tc>
+          <w:tcPr>
+            <w:tcW w:w="1935" w:type="dxa"/>
+          </w:tcPr>
+          <w:p>
+            <w:pPr/>
+            <w:r>
+              <w:t xml:space="preserve">전달 경로</w:t>
+            </w:r>
+          </w:p>
+        </w:tc>
+        <w:tc>
+          <w:tcPr>
+            <w:tcW w:w="2281" w:type="dxa"/>
+          </w:tcPr>
+          <w:p>
+            <w:pPr/>
+            <w:r>
+              <w:t xml:space="preserve">서버 → Redis → 서버 (2홉)</w:t>
+            </w:r>
+          </w:p>
+        </w:tc>
+        <w:tc>
+          <w:tcPr>
+            <w:tcW w:w="2292" w:type="dxa"/>
+          </w:tcPr>
+          <w:p>
+            <w:pPr/>
+            <w:r>
+              <w:t xml:space="preserve">서버 → 서버 (1홉)</w:t>
+            </w:r>
+          </w:p>
+        </w:tc>
+        <w:tc>
+          <w:tcPr>
+            <w:tcW w:w="2852" w:type="dxa"/>
+          </w:tcPr>
+          <w:p>
+            <w:pPr/>
+            <w:r>
+              <w:t xml:space="preserve">서버 → 릴레이 → 서버 (2홉)</w:t>
+            </w:r>
+          </w:p>
+        </w:tc>
+      </w:tr>
+      <w:tr>
+        <w:tc>
+          <w:tcPr>
+            <w:tcW w:w="1935" w:type="dxa"/>
+          </w:tcPr>
+          <w:p>
+            <w:pPr/>
+            <w:r>
+              <w:t xml:space="preserve">연결 수</w:t>
+            </w:r>
+          </w:p>
+        </w:tc>
+        <w:tc>
+          <w:tcPr>
+            <w:tcW w:w="2281" w:type="dxa"/>
+          </w:tcPr>
+          <w:p>
+            <w:pPr/>
+            <w:r>
+              <w:t xml:space="preserve">채널당 구독 연결 1개</w:t>
+            </w:r>
+          </w:p>
+        </w:tc>
+        <w:tc>
+          <w:tcPr>
+            <w:tcW w:w="2292" w:type="dxa"/>
+          </w:tcPr>
+          <w:p>
+            <w:pPr/>
+            <w:r>
+              <w:t xml:space="preserve">N×(N-1)</w:t>
+            </w:r>
+          </w:p>
+        </w:tc>
+        <w:tc>
+          <w:tcPr>
+            <w:tcW w:w="2852" w:type="dxa"/>
+          </w:tcPr>
+          <w:p>
+            <w:pPr/>
+            <w:r>
+              <w:t xml:space="preserve">채널당 1개</w:t>
+            </w:r>
+          </w:p>
+        </w:tc>
+      </w:tr>
+      <w:tr>
+        <w:tc>
+          <w:tcPr>
+            <w:tcW w:w="1935" w:type="dxa"/>
+          </w:tcPr>
+          <w:p>
+            <w:pPr/>
+            <w:r>
+              <w:t xml:space="preserve">수신자 채널 조회</w:t>
+            </w:r>
+          </w:p>
+        </w:tc>
+        <w:tc>
+          <w:tcPr>
+            <w:tcW w:w="2281" w:type="dxa"/>
+          </w:tcPr>
+          <w:p>
+            <w:pPr/>
+            <w:r>
+              <w:t xml:space="preserve">Redis 로그인 키</w:t>
+            </w:r>
+          </w:p>
+        </w:tc>
+        <w:tc>
+          <w:tcPr>
+            <w:tcW w:w="2292" w:type="dxa"/>
+          </w:tcPr>
+          <w:p>
+            <w:pPr/>
+            <w:r>
+              <w:t xml:space="preserve">Redis 로그인 키</w:t>
+            </w:r>
+          </w:p>
+        </w:tc>
+        <w:tc>
+          <w:tcPr>
+            <w:tcW w:w="2852" w:type="dxa"/>
+          </w:tcPr>
+          <w:p>
+            <w:pPr/>
+            <w:r>
+              <w:t xml:space="preserve">릴레이가 메모리에 보관 (Redis 조회 없음)</w:t>
+            </w:r>
+          </w:p>
+        </w:tc>
+      </w:tr>
+      <w:tr>
+        <w:tc>
+          <w:tcPr>
+            <w:tcW w:w="1935" w:type="dxa"/>
+          </w:tcPr>
+          <w:p>
+            <w:pPr/>
+            <w:r>
+              <w:t xml:space="preserve">직접 만들 것</w:t>
+            </w:r>
+          </w:p>
+        </w:tc>
+        <w:tc>
+          <w:tcPr>
+            <w:tcW w:w="2281" w:type="dxa"/>
+          </w:tcPr>
+          <w:p>
+            <w:pPr/>
+            <w:r>
+              <w:t xml:space="preserve">거의 없음</w:t>
+            </w:r>
+          </w:p>
+        </w:tc>
+        <w:tc>
+          <w:tcPr>
+            <w:tcW w:w="2292" w:type="dxa"/>
+          </w:tcPr>
+          <w:p>
+            <w:pPr/>
+            <w:r>
+              <w:t xml:space="preserve">상대 발견·인증·재연결·송신 대기열·프로토콜</w:t>
+            </w:r>
+          </w:p>
+        </w:tc>
+        <w:tc>
+          <w:tcPr>
+            <w:tcW w:w="2852" w:type="dxa"/>
+          </w:tcPr>
+          <w:p>
+            <w:pPr/>
+            <w:r>
+              <w:t xml:space="preserve">인증·재연결·사용자 목록 동기화·이중화</w:t>
+            </w:r>
+          </w:p>
+        </w:tc>
+      </w:tr>
+      <w:tr>
+        <w:tc>
+          <w:tcPr>
+            <w:tcW w:w="1935" w:type="dxa"/>
+          </w:tcPr>
+          <w:p>
+            <w:pPr/>
+            <w:r>
+              <w:t xml:space="preserve">단일 장애점</w:t>
+            </w:r>
+          </w:p>
+        </w:tc>
+        <w:tc>
+          <w:tcPr>
+            <w:tcW w:w="2281" w:type="dxa"/>
+          </w:tcPr>
+          <w:p>
+            <w:pPr/>
+            <w:r>
+              <w:t xml:space="preserve">Redis (로그인 키도 이미 Redis)</w:t>
+            </w:r>
+          </w:p>
+        </w:tc>
+        <w:tc>
+          <w:tcPr>
+            <w:tcW w:w="2292" w:type="dxa"/>
+          </w:tcPr>
+          <w:p>
+            <w:pPr/>
+            <w:r>
+              <w:t xml:space="preserve">없음 (연결별 영향)</w:t>
+            </w:r>
+          </w:p>
+        </w:tc>
+        <w:tc>
+          <w:tcPr>
+            <w:tcW w:w="2852" w:type="dxa"/>
+          </w:tcPr>
+          <w:p>
+            <w:pPr/>
+            <w:r>
+              <w:t xml:space="preserve">릴레이 서버 (새로 생김)</w:t>
+            </w:r>
+          </w:p>
+        </w:tc>
+      </w:tr>
+    </w:tbl>
+    <w:p>
+      <w:pPr>
+        <w:pStyle w:val="ListParagraph"/>
+        <w:numPr>
+          <w:ilvl w:val="0"/>
+          <w:numId w:val="21"/>
+        </w:numPr>
+      </w:pPr>
+      <w:r>
+        <w:t xml:space="preserve">지연 차이는 작다. 클라이언트 왕복이 수십 ms인데 홉 하나가 늘어도 알림에는 체감되지 않는다. 어느 방식이든 수신자가 어느 채널에 있는지는 로그인 키로 조회해야 하므로 직접 통신으로 바꿔도 그 비용은 사라지지 않는다.</w:t>
+      </w:r>
+    </w:p>
+    <w:p>
+      <w:pPr>
+        <w:pStyle w:val="ListParagraph"/>
+        <w:numPr>
+          <w:ilvl w:val="0"/>
+          <w:numId w:val="21"/>
+        </w:numPr>
+      </w:pPr>
+      <w:r>
+        <w:t xml:space="preserve">현재 구현은 Pub/Sub 비용을 이미 줄였다. 로컬 수신자는 Redis를 거치지 않고, 다른 채널의 구독자가 없으면 조회를 건너뛰며, 채널마다 토픽이 따로 있어 발행 1건에 구독자는 1개다.</w:t>
+      </w:r>
+    </w:p>
+    <w:p>
+      <w:pPr>
+        <w:pStyle w:val="ListParagraph"/>
+        <w:numPr>
+          <w:ilvl w:val="0"/>
+          <w:numId w:val="21"/>
+        </w:numPr>
+      </w:pPr>
+      <w:r>
+        <w:rPr>
+          <w:b/>
+          <w:bCs/>
+        </w:rPr>
+        <w:t xml:space="preserve">전용 릴레이 서버는 아직 만들지 않는다.</w:t>
+      </w:r>
+      <w:r>
+        <w:t xml:space="preserve"> 로그인 키 조회를 없앤다는 이점보다, 새 단일 장애점과 사용자 목록 중복(Redis와의 일관성), 인증·재연결·배포 부담이 더 크다.</w:t>
+      </w:r>
+    </w:p>
+    <w:p>
+      <w:pPr>
+        <w:pStyle w:val="ListParagraph"/>
+        <w:numPr>
+          <w:ilvl w:val="0"/>
+          <w:numId w:val="21"/>
+        </w:numPr>
+      </w:pPr>
+      <w:r>
+        <w:t xml:space="preserve">바꾸는 시점은 아래 신호가 보일 때다. Redis </w:t>
+      </w:r>
+      <w:r>
+        <w:rPr>
+          <w:rStyle w:val="CodeChar"/>
+        </w:rPr>
+        <w:t xml:space="preserve">INFO commandstats</w:t>
+      </w:r>
+      <w:r>
+        <w:t xml:space="preserve">에서 릴레이의 </w:t>
+      </w:r>
+      <w:r>
+        <w:rPr>
+          <w:rStyle w:val="CodeChar"/>
+        </w:rPr>
+        <w:t xml:space="preserve">PUBLISH</w:t>
+      </w:r>
+      <w:r>
+        <w:t xml:space="preserve">와 로그인 키 조회가 전체 명령의 큰 몰을 차지하거나, 방 채팅을 채널 간에 공유해야 하거나(3단계), 채널이 수십 개를 넘을 때다. 그 단계에서도 직접 연결을 새로 만들기보다 Redis 클러스터의 샤드 Pub/Sub이나 별도 메시징 도구를 먼저 검토한다.</w:t>
+      </w:r>
+    </w:p>
+    <w:p>
+      <w:pPr>
+        <w:pStyle w:val="ListParagraph"/>
+        <w:numPr>
+          <w:ilvl w:val="0"/>
+          <w:numId w:val="21"/>
+        </w:numPr>
+      </w:pPr>
+      <w:r>
+        <w:t xml:space="preserve">전달 로직은 </w:t>
+      </w:r>
+      <w:r>
+        <w:rPr>
+          <w:rStyle w:val="CodeChar"/>
+        </w:rPr>
+        <w:t xml:space="preserve">ChatServerMainRelay.cpp</w:t>
+      </w:r>
+      <w:r>
+        <w:t xml:space="preserve">와 </w:t>
+      </w:r>
+      <w:r>
+        <w:rPr>
+          <w:rStyle w:val="CodeChar"/>
+        </w:rPr>
+        <w:t xml:space="preserve">ChatRelayFrame.h</w:t>
+      </w:r>
+      <w:r>
+        <w:t xml:space="preserve">에 모여 있지만 전송이 Redis 호출에 바로 묶여 있어, 전달 수단을 바꾸려면 전송 부분을 먼저 인터페이스로 분리해야 한다.</w:t>
+      </w:r>
+    </w:p>
+    <w:p>
+      <w:pPr>
+        <w:pStyle w:val="Heading3"/>
+      </w:pPr>
+      <w:r>
         <w:t xml:space="preserve">동시 접속자 수별 확장 단계</w:t>
       </w:r>
     </w:p>
@@ -8023,6 +8467,7 @@
       <w:r>
         <w:rPr>
           <w:b/>
+          <w:bCs/>
         </w:rPr>
         <w:t xml:space="preserve">출발점 가정</w:t>
       </w:r>
@@ -8295,6 +8740,7 @@
       <w:r>
         <w:rPr>
           <w:b/>
+          <w:bCs/>
         </w:rPr>
         <w:t xml:space="preserve">0·1단계 — 설정으로 올리는 구간.</w:t>
       </w:r>
@@ -8304,7 +8750,7 @@
         <w:pStyle w:val="ListParagraph"/>
         <w:numPr>
           <w:ilvl w:val="0"/>
-          <w:numId w:val="21"/>
+          <w:numId w:val="22"/>
         </w:numPr>
       </w:pPr>
       <w:r>
@@ -8331,7 +8777,7 @@
         <w:pStyle w:val="ListParagraph"/>
         <w:numPr>
           <w:ilvl w:val="0"/>
-          <w:numId w:val="21"/>
+          <w:numId w:val="22"/>
         </w:numPr>
       </w:pPr>
       <w:r>
@@ -8367,7 +8813,7 @@
         <w:pStyle w:val="ListParagraph"/>
         <w:numPr>
           <w:ilvl w:val="0"/>
-          <w:numId w:val="21"/>
+          <w:numId w:val="22"/>
         </w:numPr>
       </w:pPr>
       <w:r>
@@ -8376,6 +8822,7 @@
       <w:r>
         <w:rPr>
           <w:b/>
+          <w:bCs/>
         </w:rPr>
         <w:t xml:space="preserve">큰 방이 부하를 좌우한다</w:t>
       </w:r>
@@ -8388,7 +8835,7 @@
         <w:pStyle w:val="ListParagraph"/>
         <w:numPr>
           <w:ilvl w:val="0"/>
-          <w:numId w:val="21"/>
+          <w:numId w:val="22"/>
         </w:numPr>
       </w:pPr>
       <w:r>
@@ -8409,6 +8856,7 @@
       <w:r>
         <w:rPr>
           <w:b/>
+          <w:bCs/>
         </w:rPr>
         <w:t xml:space="preserve">2단계 — 채널 분할.</w:t>
       </w:r>
@@ -8421,7 +8869,7 @@
         <w:pStyle w:val="ListParagraph"/>
         <w:numPr>
           <w:ilvl w:val="0"/>
-          <w:numId w:val="22"/>
+          <w:numId w:val="23"/>
         </w:numPr>
       </w:pPr>
       <w:r>
@@ -8433,7 +8881,7 @@
         <w:pStyle w:val="ListParagraph"/>
         <w:numPr>
           <w:ilvl w:val="0"/>
-          <w:numId w:val="22"/>
+          <w:numId w:val="23"/>
         </w:numPr>
       </w:pPr>
       <w:r>
@@ -8463,7 +8911,7 @@
         <w:pStyle w:val="ListParagraph"/>
         <w:numPr>
           <w:ilvl w:val="0"/>
-          <w:numId w:val="22"/>
+          <w:numId w:val="23"/>
         </w:numPr>
       </w:pPr>
       <w:r>
@@ -8475,6 +8923,7 @@
       <w:r>
         <w:rPr>
           <w:b/>
+          <w:bCs/>
         </w:rPr>
         <w:t xml:space="preserve">3단계 — 코드 변경이 필요한 구간.</w:t>
       </w:r>
@@ -8487,6 +8936,732 @@
         <w:pStyle w:val="Heading3"/>
       </w:pPr>
       <w:r>
+        <w:t xml:space="preserve">서버 사양 예시와 채널 수 산정</w:t>
+      </w:r>
+    </w:p>
+    <w:p>
+      <w:pPr/>
+      <w:r>
+        <w:t xml:space="preserve">MySQL 1대·Redis 1대에는 채널(채팅 서버 인스턴스) 10~20개, 동접으로 2만~4만이 출발점 추정이다. 아래 사양과 숫자는 인스턴스당 동접 2,000을 가정한 </w:t>
+      </w:r>
+      <w:r>
+        <w:rPr>
+          <w:b/>
+          <w:bCs/>
+        </w:rPr>
+        <w:t xml:space="preserve">예시</w:t>
+      </w:r>
+      <w:r>
+        <w:t xml:space="preserve">이고 측정값이 아니므로, 실제 값은 ChatStressClient로 인스턴스 1대의 한도를 재서 정한다.</w:t>
+      </w:r>
+    </w:p>
+    <w:p>
+      <w:pPr/>
+      <w:r>
+        <w:rPr>
+          <w:b/>
+          <w:bCs/>
+        </w:rPr>
+        <w:t xml:space="preserve">0~1단계 — 동접 약 2,000.</w:t>
+      </w:r>
+      <w:r>
+        <w:t xml:space="preserve"> 0단계는 아래 서버를 한 호스트에 합쳐도 되고, 1단계는 각자 호스트로 나눈다.</w:t>
+      </w:r>
+    </w:p>
+    <w:tbl>
+      <w:tblPr>
+        <w:tblStyle w:val="TableGrid"/>
+        <w:tblW w:w="0" w:type="auto"/>
+        <w:tblLayout w:type="fixed"/>
+        <w:tblLook w:val="04A0" w:firstRow="1" w:lastRow="0" w:firstColumn="0" w:lastColumn="0" w:noHBand="0" w:noVBand="1"/>
+      </w:tblPr>
+      <w:tblGrid>
+        <w:gridCol w:w="1196"/>
+        <w:gridCol w:w="720"/>
+        <w:gridCol w:w="3099"/>
+        <w:gridCol w:w="4345"/>
+      </w:tblGrid>
+      <w:tr>
+        <w:trPr>
+          <w:tblHeader/>
+        </w:trPr>
+        <w:tc>
+          <w:tcPr>
+            <w:tcW w:w="1196" w:type="dxa"/>
+            <w:shd w:val="clear" w:color="auto" w:fill="F2F2F2"/>
+          </w:tcPr>
+          <w:p>
+            <w:pPr/>
+            <w:r>
+              <w:t xml:space="preserve">구성 요소</w:t>
+            </w:r>
+          </w:p>
+        </w:tc>
+        <w:tc>
+          <w:tcPr>
+            <w:tcW w:w="720" w:type="dxa"/>
+            <w:shd w:val="clear" w:color="auto" w:fill="F2F2F2"/>
+          </w:tcPr>
+          <w:p>
+            <w:pPr/>
+            <w:r>
+              <w:t xml:space="preserve">대수</w:t>
+            </w:r>
+          </w:p>
+        </w:tc>
+        <w:tc>
+          <w:tcPr>
+            <w:tcW w:w="3099" w:type="dxa"/>
+            <w:shd w:val="clear" w:color="auto" w:fill="F2F2F2"/>
+          </w:tcPr>
+          <w:p>
+            <w:pPr/>
+            <w:r>
+              <w:t xml:space="preserve">예시 사양</w:t>
+            </w:r>
+          </w:p>
+        </w:tc>
+        <w:tc>
+          <w:tcPr>
+            <w:tcW w:w="4345" w:type="dxa"/>
+            <w:shd w:val="clear" w:color="auto" w:fill="F2F2F2"/>
+          </w:tcPr>
+          <w:p>
+            <w:pPr/>
+            <w:r>
+              <w:t xml:space="preserve">비고</w:t>
+            </w:r>
+          </w:p>
+        </w:tc>
+      </w:tr>
+      <w:tr>
+        <w:tc>
+          <w:tcPr>
+            <w:tcW w:w="1196" w:type="dxa"/>
+          </w:tcPr>
+          <w:p>
+            <w:pPr/>
+            <w:r>
+              <w:t xml:space="preserve">채팅 서버</w:t>
+            </w:r>
+          </w:p>
+        </w:tc>
+        <w:tc>
+          <w:tcPr>
+            <w:tcW w:w="720" w:type="dxa"/>
+          </w:tcPr>
+          <w:p>
+            <w:pPr/>
+            <w:r>
+              <w:t xml:space="preserve">1</w:t>
+            </w:r>
+          </w:p>
+        </w:tc>
+        <w:tc>
+          <w:tcPr>
+            <w:tcW w:w="3099" w:type="dxa"/>
+          </w:tcPr>
+          <w:p>
+            <w:pPr/>
+            <w:r>
+              <w:t xml:space="preserve">4~8코어, 16GB, SSD 100GB</w:t>
+            </w:r>
+          </w:p>
+        </w:tc>
+        <w:tc>
+          <w:tcPr>
+            <w:tcW w:w="4345" w:type="dxa"/>
+          </w:tcPr>
+          <w:p>
+            <w:pPr/>
+            <w:r>
+              <w:t xml:space="preserve">윈도우 서버(IOCP). WorkerThreadCnt는 코어 수에 맞춘다</w:t>
+            </w:r>
+          </w:p>
+        </w:tc>
+      </w:tr>
+      <w:tr>
+        <w:tc>
+          <w:tcPr>
+            <w:tcW w:w="1196" w:type="dxa"/>
+          </w:tcPr>
+          <w:p>
+            <w:pPr/>
+            <w:r>
+              <w:t xml:space="preserve">파일 서버</w:t>
+            </w:r>
+          </w:p>
+        </w:tc>
+        <w:tc>
+          <w:tcPr>
+            <w:tcW w:w="720" w:type="dxa"/>
+          </w:tcPr>
+          <w:p>
+            <w:pPr/>
+            <w:r>
+              <w:t xml:space="preserve">1</w:t>
+            </w:r>
+          </w:p>
+        </w:tc>
+        <w:tc>
+          <w:tcPr>
+            <w:tcW w:w="3099" w:type="dxa"/>
+          </w:tcPr>
+          <w:p>
+            <w:pPr/>
+            <w:r>
+              <w:t xml:space="preserve">4코어, 8GB, 저장소는 별도 디스크</w:t>
+            </w:r>
+          </w:p>
+        </w:tc>
+        <w:tc>
+          <w:tcPr>
+            <w:tcW w:w="4345" w:type="dxa"/>
+          </w:tcPr>
+          <w:p>
+            <w:pPr/>
+            <w:r>
+              <w:t xml:space="preserve">업로드 한도 5GB라 디스크 I/O와 대역폭이 기준</w:t>
+            </w:r>
+          </w:p>
+        </w:tc>
+      </w:tr>
+      <w:tr>
+        <w:tc>
+          <w:tcPr>
+            <w:tcW w:w="1196" w:type="dxa"/>
+          </w:tcPr>
+          <w:p>
+            <w:pPr/>
+            <w:r>
+              <w:t xml:space="preserve">Redis</w:t>
+            </w:r>
+          </w:p>
+        </w:tc>
+        <w:tc>
+          <w:tcPr>
+            <w:tcW w:w="720" w:type="dxa"/>
+          </w:tcPr>
+          <w:p>
+            <w:pPr/>
+            <w:r>
+              <w:t xml:space="preserve">1</w:t>
+            </w:r>
+          </w:p>
+        </w:tc>
+        <w:tc>
+          <w:tcPr>
+            <w:tcW w:w="3099" w:type="dxa"/>
+          </w:tcPr>
+          <w:p>
+            <w:pPr/>
+            <w:r>
+              <w:t xml:space="preserve">2~4코어, 8GB</w:t>
+            </w:r>
+          </w:p>
+        </w:tc>
+        <w:tc>
+          <w:tcPr>
+            <w:tcW w:w="4345" w:type="dxa"/>
+          </w:tcPr>
+          <w:p>
+            <w:pPr/>
+            <w:r>
+              <w:t xml:space="preserve">명령 처리는 단일 스레드라 코어 수보다 클럭이 중요</w:t>
+            </w:r>
+          </w:p>
+        </w:tc>
+      </w:tr>
+      <w:tr>
+        <w:tc>
+          <w:tcPr>
+            <w:tcW w:w="1196" w:type="dxa"/>
+          </w:tcPr>
+          <w:p>
+            <w:pPr/>
+            <w:r>
+              <w:t xml:space="preserve">MySQL</w:t>
+            </w:r>
+          </w:p>
+        </w:tc>
+        <w:tc>
+          <w:tcPr>
+            <w:tcW w:w="720" w:type="dxa"/>
+          </w:tcPr>
+          <w:p>
+            <w:pPr/>
+            <w:r>
+              <w:t xml:space="preserve">1</w:t>
+            </w:r>
+          </w:p>
+        </w:tc>
+        <w:tc>
+          <w:tcPr>
+            <w:tcW w:w="3099" w:type="dxa"/>
+          </w:tcPr>
+          <w:p>
+            <w:pPr/>
+            <w:r>
+              <w:t xml:space="preserve">4~8코어, 16~32GB, SSD(NVMe 권장)</w:t>
+            </w:r>
+          </w:p>
+        </w:tc>
+        <w:tc>
+          <w:tcPr>
+            <w:tcW w:w="4345" w:type="dxa"/>
+          </w:tcPr>
+          <w:p>
+            <w:pPr/>
+            <w:r>
+              <w:t xml:space="preserve">쓰기 지연이 기준</w:t>
+            </w:r>
+          </w:p>
+        </w:tc>
+      </w:tr>
+    </w:tbl>
+    <w:p>
+      <w:pPr/>
+      <w:r>
+        <w:rPr>
+          <w:b/>
+          <w:bCs/>
+        </w:rPr>
+        <w:t xml:space="preserve">2단계 — 채널 10개, 동접 약 2만 (서버 약 18대).</w:t>
+      </w:r>
+    </w:p>
+    <w:tbl>
+      <w:tblPr>
+        <w:tblStyle w:val="TableGrid"/>
+        <w:tblW w:w="0" w:type="auto"/>
+        <w:tblLayout w:type="fixed"/>
+        <w:tblLook w:val="04A0" w:firstRow="1" w:lastRow="0" w:firstColumn="0" w:lastColumn="0" w:noHBand="0" w:noVBand="1"/>
+      </w:tblPr>
+      <w:tblGrid>
+        <w:gridCol w:w="1935"/>
+        <w:gridCol w:w="720"/>
+        <w:gridCol w:w="2433"/>
+        <w:gridCol w:w="4272"/>
+      </w:tblGrid>
+      <w:tr>
+        <w:trPr>
+          <w:tblHeader/>
+        </w:trPr>
+        <w:tc>
+          <w:tcPr>
+            <w:tcW w:w="1935" w:type="dxa"/>
+            <w:shd w:val="clear" w:color="auto" w:fill="F2F2F2"/>
+          </w:tcPr>
+          <w:p>
+            <w:pPr/>
+            <w:r>
+              <w:t xml:space="preserve">구성 요소</w:t>
+            </w:r>
+          </w:p>
+        </w:tc>
+        <w:tc>
+          <w:tcPr>
+            <w:tcW w:w="720" w:type="dxa"/>
+            <w:shd w:val="clear" w:color="auto" w:fill="F2F2F2"/>
+          </w:tcPr>
+          <w:p>
+            <w:pPr/>
+            <w:r>
+              <w:t xml:space="preserve">대수</w:t>
+            </w:r>
+          </w:p>
+        </w:tc>
+        <w:tc>
+          <w:tcPr>
+            <w:tcW w:w="2433" w:type="dxa"/>
+            <w:shd w:val="clear" w:color="auto" w:fill="F2F2F2"/>
+          </w:tcPr>
+          <w:p>
+            <w:pPr/>
+            <w:r>
+              <w:t xml:space="preserve">예시 사양</w:t>
+            </w:r>
+          </w:p>
+        </w:tc>
+        <w:tc>
+          <w:tcPr>
+            <w:tcW w:w="4272" w:type="dxa"/>
+            <w:shd w:val="clear" w:color="auto" w:fill="F2F2F2"/>
+          </w:tcPr>
+          <w:p>
+            <w:pPr/>
+            <w:r>
+              <w:t xml:space="preserve">비고</w:t>
+            </w:r>
+          </w:p>
+        </w:tc>
+      </w:tr>
+      <w:tr>
+        <w:tc>
+          <w:tcPr>
+            <w:tcW w:w="1935" w:type="dxa"/>
+          </w:tcPr>
+          <w:p>
+            <w:pPr/>
+            <w:r>
+              <w:t xml:space="preserve">로드밸런서</w:t>
+            </w:r>
+          </w:p>
+        </w:tc>
+        <w:tc>
+          <w:tcPr>
+            <w:tcW w:w="720" w:type="dxa"/>
+          </w:tcPr>
+          <w:p>
+            <w:pPr/>
+            <w:r>
+              <w:t xml:space="preserve">2</w:t>
+            </w:r>
+          </w:p>
+        </w:tc>
+        <w:tc>
+          <w:tcPr>
+            <w:tcW w:w="2433" w:type="dxa"/>
+          </w:tcPr>
+          <w:p>
+            <w:pPr/>
+            <w:r>
+              <w:t xml:space="preserve">2~4코어, 8GB</w:t>
+            </w:r>
+          </w:p>
+        </w:tc>
+        <w:tc>
+          <w:tcPr>
+            <w:tcW w:w="4272" w:type="dxa"/>
+          </w:tcPr>
+          <w:p>
+            <w:pPr/>
+            <w:r>
+              <w:t xml:space="preserve">Active-Standby. 클라우드 L4 매니지드 서비스도 가능</w:t>
+            </w:r>
+          </w:p>
+        </w:tc>
+      </w:tr>
+      <w:tr>
+        <w:tc>
+          <w:tcPr>
+            <w:tcW w:w="1935" w:type="dxa"/>
+          </w:tcPr>
+          <w:p>
+            <w:pPr/>
+            <w:r>
+              <w:t xml:space="preserve">채팅 서버</w:t>
+            </w:r>
+          </w:p>
+        </w:tc>
+        <w:tc>
+          <w:tcPr>
+            <w:tcW w:w="720" w:type="dxa"/>
+          </w:tcPr>
+          <w:p>
+            <w:pPr/>
+            <w:r>
+              <w:t xml:space="preserve">10</w:t>
+            </w:r>
+          </w:p>
+        </w:tc>
+        <w:tc>
+          <w:tcPr>
+            <w:tcW w:w="2433" w:type="dxa"/>
+          </w:tcPr>
+          <w:p>
+            <w:pPr/>
+            <w:r>
+              <w:t xml:space="preserve">8코어, 16GB, 네트워크 1Gbps</w:t>
+            </w:r>
+          </w:p>
+        </w:tc>
+        <w:tc>
+          <w:tcPr>
+            <w:tcW w:w="4272" w:type="dxa"/>
+          </w:tcPr>
+          <w:p>
+            <w:pPr/>
+            <w:r>
+              <w:t xml:space="preserve">채널당 1대, 인스턴스당 동접 2,000 목표</w:t>
+            </w:r>
+          </w:p>
+        </w:tc>
+      </w:tr>
+      <w:tr>
+        <w:tc>
+          <w:tcPr>
+            <w:tcW w:w="1935" w:type="dxa"/>
+          </w:tcPr>
+          <w:p>
+            <w:pPr/>
+            <w:r>
+              <w:t xml:space="preserve">파일 서버</w:t>
+            </w:r>
+          </w:p>
+        </w:tc>
+        <w:tc>
+          <w:tcPr>
+            <w:tcW w:w="720" w:type="dxa"/>
+          </w:tcPr>
+          <w:p>
+            <w:pPr/>
+            <w:r>
+              <w:t xml:space="preserve">2</w:t>
+            </w:r>
+          </w:p>
+        </w:tc>
+        <w:tc>
+          <w:tcPr>
+            <w:tcW w:w="2433" w:type="dxa"/>
+          </w:tcPr>
+          <w:p>
+            <w:pPr/>
+            <w:r>
+              <w:t xml:space="preserve">4코어, 8GB, 네트워크 1~10Gbps</w:t>
+            </w:r>
+          </w:p>
+        </w:tc>
+        <w:tc>
+          <w:tcPr>
+            <w:tcW w:w="4272" w:type="dxa"/>
+          </w:tcPr>
+          <w:p>
+            <w:pPr/>
+            <w:r>
+              <w:t xml:space="preserve">대역폭이 포화되면 대수를 늘린다</w:t>
+            </w:r>
+          </w:p>
+        </w:tc>
+      </w:tr>
+      <w:tr>
+        <w:tc>
+          <w:tcPr>
+            <w:tcW w:w="1935" w:type="dxa"/>
+          </w:tcPr>
+          <w:p>
+            <w:pPr/>
+            <w:r>
+              <w:t xml:space="preserve">공유 파일 저장소</w:t>
+            </w:r>
+          </w:p>
+        </w:tc>
+        <w:tc>
+          <w:tcPr>
+            <w:tcW w:w="720" w:type="dxa"/>
+          </w:tcPr>
+          <w:p>
+            <w:pPr/>
+            <w:r>
+              <w:t xml:space="preserve">1</w:t>
+            </w:r>
+          </w:p>
+        </w:tc>
+        <w:tc>
+          <w:tcPr>
+            <w:tcW w:w="2433" w:type="dxa"/>
+          </w:tcPr>
+          <w:p>
+            <w:pPr/>
+            <w:r>
+              <w:t xml:space="preserve">NAS 또는 공유 스토리지</w:t>
+            </w:r>
+          </w:p>
+        </w:tc>
+        <w:tc>
+          <w:tcPr>
+            <w:tcW w:w="4272" w:type="dxa"/>
+          </w:tcPr>
+          <w:p>
+            <w:pPr/>
+            <w:r>
+              <w:t xml:space="preserve">모든 파일 서버가 같은 경로를 가리켜야 한다. 용량은 업로드량으로 산정</w:t>
+            </w:r>
+          </w:p>
+        </w:tc>
+      </w:tr>
+      <w:tr>
+        <w:tc>
+          <w:tcPr>
+            <w:tcW w:w="1935" w:type="dxa"/>
+          </w:tcPr>
+          <w:p>
+            <w:pPr/>
+            <w:r>
+              <w:t xml:space="preserve">Redis</w:t>
+            </w:r>
+          </w:p>
+        </w:tc>
+        <w:tc>
+          <w:tcPr>
+            <w:tcW w:w="720" w:type="dxa"/>
+          </w:tcPr>
+          <w:p>
+            <w:pPr/>
+            <w:r>
+              <w:t xml:space="preserve">2</w:t>
+            </w:r>
+          </w:p>
+        </w:tc>
+        <w:tc>
+          <w:tcPr>
+            <w:tcW w:w="2433" w:type="dxa"/>
+          </w:tcPr>
+          <w:p>
+            <w:pPr/>
+            <w:r>
+              <w:t xml:space="preserve">4코어, 16GB</w:t>
+            </w:r>
+          </w:p>
+        </w:tc>
+        <w:tc>
+          <w:tcPr>
+            <w:tcW w:w="4272" w:type="dxa"/>
+          </w:tcPr>
+          <w:p>
+            <w:pPr/>
+            <w:r>
+              <w:t xml:space="preserve">주 1 + 복제 1, 자동 장애 조치</w:t>
+            </w:r>
+          </w:p>
+        </w:tc>
+      </w:tr>
+      <w:tr>
+        <w:tc>
+          <w:tcPr>
+            <w:tcW w:w="1935" w:type="dxa"/>
+          </w:tcPr>
+          <w:p>
+            <w:pPr/>
+            <w:r>
+              <w:t xml:space="preserve">MySQL</w:t>
+            </w:r>
+          </w:p>
+        </w:tc>
+        <w:tc>
+          <w:tcPr>
+            <w:tcW w:w="720" w:type="dxa"/>
+          </w:tcPr>
+          <w:p>
+            <w:pPr/>
+            <w:r>
+              <w:t xml:space="preserve">2</w:t>
+            </w:r>
+          </w:p>
+        </w:tc>
+        <w:tc>
+          <w:tcPr>
+            <w:tcW w:w="2433" w:type="dxa"/>
+          </w:tcPr>
+          <w:p>
+            <w:pPr/>
+            <w:r>
+              <w:t xml:space="preserve">16코어, 64GB, NVMe</w:t>
+            </w:r>
+          </w:p>
+        </w:tc>
+        <w:tc>
+          <w:tcPr>
+            <w:tcW w:w="4272" w:type="dxa"/>
+          </w:tcPr>
+          <w:p>
+            <w:pPr/>
+            <w:r>
+              <w:t xml:space="preserve">주 1 + 복제 1, 읽기는 복제로 분산</w:t>
+            </w:r>
+          </w:p>
+        </w:tc>
+      </w:tr>
+    </w:tbl>
+    <w:p>
+      <w:pPr/>
+      <w:r>
+        <w:t xml:space="preserve">채널 간 전달(EnableRelay)을 쓰려면 Redis와 DB를 채널들이 함께 써야 하므로, 위 표처럼 Redis와 MySQL은 한 벌만 둔다.</w:t>
+      </w:r>
+    </w:p>
+    <w:p>
+      <w:pPr/>
+      <w:r>
+        <w:rPr>
+          <w:b/>
+          <w:bCs/>
+        </w:rPr>
+        <w:t xml:space="preserve">채널 수 산정.</w:t>
+      </w:r>
+      <w:r>
+        <w:t xml:space="preserve"> 채널 1개의 Redis 명령 수와 MySQL 쓰기 수를 재고 아래 식에 넣는다.</w:t>
+      </w:r>
+    </w:p>
+    <w:p>
+      <w:pPr>
+        <w:pStyle w:val="ListParagraph"/>
+        <w:numPr>
+          <w:ilvl w:val="0"/>
+          <w:numId w:val="24"/>
+        </w:numPr>
+      </w:pPr>
+      <w:r>
+        <w:t xml:space="preserve">채널 수 ≈ 작은 쪽( Redis 안전선 ÷ 채널당 Redis 명령/초, MySQL 안전선 ÷ 채널당 MySQL 쓰기/초 ).</w:t>
+      </w:r>
+    </w:p>
+    <w:p>
+      <w:pPr>
+        <w:pStyle w:val="ListParagraph"/>
+        <w:numPr>
+          <w:ilvl w:val="0"/>
+          <w:numId w:val="24"/>
+        </w:numPr>
+      </w:pPr>
+      <w:r>
+        <w:t xml:space="preserve">가정 예시: 사용자당 채팅 0.1건/초면 채널당 쓰기 약 200건/초, Redis 약 1,000~1,500명령/초다. Redis 안전선을 5만~10만 명령/초, MySQL을 쓰기 3,000~5,000건/초로 보면 MySQL 쪽이 먼저 한계에 닿아 10~20개가 나온다.</w:t>
+      </w:r>
+    </w:p>
+    <w:p>
+      <w:pPr>
+        <w:pStyle w:val="ListParagraph"/>
+        <w:numPr>
+          <w:ilvl w:val="0"/>
+          <w:numId w:val="24"/>
+        </w:numPr>
+      </w:pPr>
+      <w:r>
+        <w:t xml:space="preserve">숫자보다 먼저 걸리는 것은 구조다. Redis 한 대가 단일 장애점이 되고, 채널 번호 차이가 16 이상이면 메시지 id가 겹칠 수 있으며, 공용 DB에서는 채널 B가 채널 A의 방을 함께 로드한다.</w:t>
+      </w:r>
+    </w:p>
+    <w:p>
+      <w:pPr>
+        <w:pStyle w:val="ListParagraph"/>
+        <w:numPr>
+          <w:ilvl w:val="0"/>
+          <w:numId w:val="24"/>
+        </w:numPr>
+      </w:pPr>
+      <w:r>
+        <w:t xml:space="preserve">사양 판단용 측정 항목은 채팅 서버의 세션당 메모리(수신 버퍼, 소켓), Redis의 </w:t>
+      </w:r>
+      <w:r>
+        <w:rPr>
+          <w:rStyle w:val="CodeChar"/>
+        </w:rPr>
+        <w:t xml:space="preserve">INFO memory</w:t>
+      </w:r>
+      <w:r>
+        <w:t xml:space="preserve">와 </w:t>
+      </w:r>
+      <w:r>
+        <w:rPr>
+          <w:rStyle w:val="CodeChar"/>
+        </w:rPr>
+        <w:t xml:space="preserve">INFO commandstats</w:t>
+      </w:r>
+      <w:r>
+        <w:t xml:space="preserve">, MySQL의 초당 쿼리·쓰기 지연·디스크 증가율이다.</w:t>
+      </w:r>
+    </w:p>
+    <w:p>
+      <w:pPr>
+        <w:pStyle w:val="Heading3"/>
+      </w:pPr>
+      <w:r>
         <w:t xml:space="preserve">병목 지점, 측정, 운영 고려사항</w:t>
       </w:r>
     </w:p>
@@ -8495,6 +9670,7 @@
       <w:r>
         <w:rPr>
           <w:b/>
+          <w:bCs/>
         </w:rPr>
         <w:t xml:space="preserve">병목 후보.</w:t>
       </w:r>
@@ -8507,12 +9683,13 @@
         <w:pStyle w:val="ListParagraph"/>
         <w:numPr>
           <w:ilvl w:val="0"/>
-          <w:numId w:val="23"/>
+          <w:numId w:val="25"/>
         </w:numPr>
       </w:pPr>
       <w:r>
         <w:rPr>
           <w:b/>
+          <w:bCs/>
         </w:rPr>
         <w:t xml:space="preserve">큰 방의 채팅 팩아웃</w:t>
       </w:r>
@@ -8525,30 +9702,32 @@
         <w:pStyle w:val="ListParagraph"/>
         <w:numPr>
           <w:ilvl w:val="0"/>
-          <w:numId w:val="23"/>
+          <w:numId w:val="25"/>
         </w:numPr>
       </w:pPr>
       <w:r>
         <w:rPr>
           <w:b/>
+          <w:bCs/>
         </w:rPr>
         <w:t xml:space="preserve">DB 워커</w:t>
       </w:r>
       <w:r>
-        <w:t xml:space="preserve"> — 로그인·방 생성·친구 처리가 DB 워커(기본 4)로 직렬화된다. 로그인 폭주(재접속 폭풍 포함) 때 대기가 쌓인다.</w:t>
-      </w:r>
-    </w:p>
-    <w:p>
-      <w:pPr>
-        <w:pStyle w:val="ListParagraph"/>
-        <w:numPr>
-          <w:ilvl w:val="0"/>
-          <w:numId w:val="23"/>
+        <w:t xml:space="preserve"> — 로그인·방 생성·친구 처리가 DB 워커(기본 4)로 직렬화된다. 로그인 폭주(재접속 폭풍 포함) 때 대기가 쌓인다. DB 요청 대기가 5,000개 이상이면 새 요청은 게시하지 않고 실패로 처리한다.</w:t>
+      </w:r>
+    </w:p>
+    <w:p>
+      <w:pPr>
+        <w:pStyle w:val="ListParagraph"/>
+        <w:numPr>
+          <w:ilvl w:val="0"/>
+          <w:numId w:val="25"/>
         </w:numPr>
       </w:pPr>
       <w:r>
         <w:rPr>
           <w:b/>
+          <w:bCs/>
         </w:rPr>
         <w:t xml:space="preserve">Redis 풀과 대기 큐</w:t>
       </w:r>
@@ -8561,12 +9740,13 @@
         <w:pStyle w:val="ListParagraph"/>
         <w:numPr>
           <w:ilvl w:val="0"/>
-          <w:numId w:val="23"/>
+          <w:numId w:val="25"/>
         </w:numPr>
       </w:pPr>
       <w:r>
         <w:rPr>
           <w:b/>
+          <w:bCs/>
         </w:rPr>
         <w:t xml:space="preserve">파일 서버 대역폭·디스크</w:t>
       </w:r>
@@ -8588,6 +9768,7 @@
       <w:r>
         <w:rPr>
           <w:b/>
+          <w:bCs/>
         </w:rPr>
         <w:t xml:space="preserve">측정 방법.</w:t>
       </w:r>
@@ -8600,7 +9781,7 @@
         <w:pStyle w:val="ListParagraph"/>
         <w:numPr>
           <w:ilvl w:val="0"/>
-          <w:numId w:val="24"/>
+          <w:numId w:val="26"/>
         </w:numPr>
       </w:pPr>
       <w:r>
@@ -8627,7 +9808,7 @@
         <w:pStyle w:val="ListParagraph"/>
         <w:numPr>
           <w:ilvl w:val="0"/>
-          <w:numId w:val="24"/>
+          <w:numId w:val="26"/>
         </w:numPr>
       </w:pPr>
       <w:r>
@@ -8654,7 +9835,7 @@
         <w:pStyle w:val="ListParagraph"/>
         <w:numPr>
           <w:ilvl w:val="0"/>
-          <w:numId w:val="24"/>
+          <w:numId w:val="26"/>
         </w:numPr>
       </w:pPr>
       <w:r>
@@ -8672,7 +9853,7 @@
         <w:pStyle w:val="ListParagraph"/>
         <w:numPr>
           <w:ilvl w:val="0"/>
-          <w:numId w:val="24"/>
+          <w:numId w:val="26"/>
         </w:numPr>
       </w:pPr>
       <w:r>
@@ -8684,6 +9865,7 @@
       <w:r>
         <w:rPr>
           <w:b/>
+          <w:bCs/>
         </w:rPr>
         <w:t xml:space="preserve">운영 고려사항.</w:t>
       </w:r>
@@ -8693,12 +9875,13 @@
         <w:pStyle w:val="ListParagraph"/>
         <w:numPr>
           <w:ilvl w:val="0"/>
-          <w:numId w:val="25"/>
+          <w:numId w:val="27"/>
         </w:numPr>
       </w:pPr>
       <w:r>
         <w:rPr>
           <w:b/>
+          <w:bCs/>
         </w:rPr>
         <w:t xml:space="preserve">장애 복구</w:t>
       </w:r>
@@ -8720,12 +9903,13 @@
         <w:pStyle w:val="ListParagraph"/>
         <w:numPr>
           <w:ilvl w:val="0"/>
-          <w:numId w:val="25"/>
+          <w:numId w:val="27"/>
         </w:numPr>
       </w:pPr>
       <w:r>
         <w:rPr>
           <w:b/>
+          <w:bCs/>
         </w:rPr>
         <w:t xml:space="preserve">재시작·배포</w:t>
       </w:r>
@@ -8747,12 +9931,13 @@
         <w:pStyle w:val="ListParagraph"/>
         <w:numPr>
           <w:ilvl w:val="0"/>
-          <w:numId w:val="25"/>
+          <w:numId w:val="27"/>
         </w:numPr>
       </w:pPr>
       <w:r>
         <w:rPr>
           <w:b/>
+          <w:bCs/>
         </w:rPr>
         <w:t xml:space="preserve">채널 간 전달</w:t>
       </w:r>
@@ -8765,12 +9950,13 @@
         <w:pStyle w:val="ListParagraph"/>
         <w:numPr>
           <w:ilvl w:val="0"/>
-          <w:numId w:val="25"/>
+          <w:numId w:val="27"/>
         </w:numPr>
       </w:pPr>
       <w:r>
         <w:rPr>
           <w:b/>
+          <w:bCs/>
         </w:rPr>
         <w:t xml:space="preserve">로드밸런서 설정</w:t>
       </w:r>
@@ -8783,12 +9969,13 @@
         <w:pStyle w:val="ListParagraph"/>
         <w:numPr>
           <w:ilvl w:val="0"/>
-          <w:numId w:val="25"/>
+          <w:numId w:val="27"/>
         </w:numPr>
       </w:pPr>
       <w:r>
         <w:rPr>
           <w:b/>
+          <w:bCs/>
         </w:rPr>
         <w:t xml:space="preserve">감시</w:t>
       </w:r>
@@ -9002,12 +10189,13 @@
         <w:pStyle w:val="ListParagraph"/>
         <w:numPr>
           <w:ilvl w:val="0"/>
-          <w:numId w:val="26"/>
+          <w:numId w:val="28"/>
         </w:numPr>
       </w:pPr>
       <w:r>
         <w:rPr>
           <w:b/>
+          <w:bCs/>
         </w:rPr>
         <w:t xml:space="preserve">비동기·논블로킹 우선</w:t>
       </w:r>
@@ -9020,12 +10208,13 @@
         <w:pStyle w:val="ListParagraph"/>
         <w:numPr>
           <w:ilvl w:val="0"/>
-          <w:numId w:val="26"/>
+          <w:numId w:val="28"/>
         </w:numPr>
       </w:pPr>
       <w:r>
         <w:rPr>
           <w:b/>
+          <w:bCs/>
         </w:rPr>
         <w:t xml:space="preserve">프로토콜의 일관된 확장 패턴</w:t>
       </w:r>
@@ -9038,12 +10227,13 @@
         <w:pStyle w:val="ListParagraph"/>
         <w:numPr>
           <w:ilvl w:val="0"/>
-          <w:numId w:val="26"/>
+          <w:numId w:val="28"/>
         </w:numPr>
       </w:pPr>
       <w:r>
         <w:rPr>
           <w:b/>
+          <w:bCs/>
         </w:rPr>
         <w:t xml:space="preserve">클라이언트는 서버 상태를 그대로 반영</w:t>
       </w:r>
@@ -9296,18 +10486,24 @@
     <w:abstractNumId w:val="0"/>
   </w:num>
   <w:num w:numId="23">
+    <w:abstractNumId w:val="0"/>
+  </w:num>
+  <w:num w:numId="24">
+    <w:abstractNumId w:val="0"/>
+  </w:num>
+  <w:num w:numId="25">
     <w:abstractNumId w:val="1"/>
     <w:lvlOverride w:ilvl="0">
       <w:startOverride w:val="1"/>
     </w:lvlOverride>
   </w:num>
-  <w:num w:numId="24">
+  <w:num w:numId="26">
     <w:abstractNumId w:val="0"/>
   </w:num>
-  <w:num w:numId="25">
+  <w:num w:numId="27">
     <w:abstractNumId w:val="0"/>
   </w:num>
-  <w:num w:numId="26">
+  <w:num w:numId="28">
     <w:abstractNumId w:val="0"/>
   </w:num>
 </w:numbering>
@@ -9346,7 +10542,9 @@
     </w:pPr>
     <w:rPr>
       <w:b/>
+      <w:bCs/>
       <w:sz w:val="32"/>
+      <w:szCs w:val="32"/>
     </w:rPr>
   </w:style>
   <w:style w:type="paragraph" w:styleId="Heading2">
@@ -9361,7 +10559,9 @@
     </w:pPr>
     <w:rPr>
       <w:b/>
+      <w:bCs/>
       <w:sz w:val="26"/>
+      <w:szCs w:val="26"/>
     </w:rPr>
   </w:style>
   <w:style w:type="paragraph" w:styleId="Heading3">
@@ -9376,7 +10576,9 @@
     </w:pPr>
     <w:rPr>
       <w:b/>
+      <w:bCs/>
       <w:sz w:val="24"/>
+      <w:szCs w:val="24"/>
     </w:rPr>
   </w:style>
   <w:style w:type="paragraph" w:styleId="Heading4">
@@ -9390,7 +10592,9 @@
     </w:pPr>
     <w:rPr>
       <w:b/>
+      <w:bCs/>
       <w:sz w:val="22"/>
+      <w:szCs w:val="22"/>
     </w:rPr>
   </w:style>
   <w:style w:type="paragraph" w:styleId="Heading5">
@@ -9404,7 +10608,9 @@
     </w:pPr>
     <w:rPr>
       <w:b/>
+      <w:bCs/>
       <w:sz w:val="22"/>
+      <w:szCs w:val="22"/>
     </w:rPr>
   </w:style>
   <w:style w:type="paragraph" w:styleId="Heading6">
@@ -9418,7 +10624,9 @@
     </w:pPr>
     <w:rPr>
       <w:i/>
+      <w:iCs/>
       <w:sz w:val="22"/>
+      <w:szCs w:val="22"/>
     </w:rPr>
   </w:style>
   <w:style w:type="paragraph" w:styleId="Title">
@@ -9432,6 +10640,7 @@
     </w:pPr>
     <w:rPr>
       <w:sz w:val="56"/>
+      <w:szCs w:val="56"/>
     </w:rPr>
   </w:style>
   <w:style w:type="paragraph" w:styleId="Quote">
@@ -9446,6 +10655,7 @@
     </w:pPr>
     <w:rPr>
       <w:i/>
+      <w:iCs/>
       <w:color w:val="404040"/>
     </w:rPr>
   </w:style>
@@ -9461,6 +10671,7 @@
     <w:rPr>
       <w:rFonts w:ascii="Consolas" w:hAnsi="Consolas" w:eastAsia="Consolas" w:cs="Consolas"/>
       <w:sz w:val="20"/>
+      <w:szCs w:val="20"/>
     </w:rPr>
   </w:style>
   <w:style w:type="character" w:styleId="CodeChar">
@@ -9469,6 +10680,7 @@
     <w:rPr>
       <w:rFonts w:ascii="Consolas" w:hAnsi="Consolas" w:eastAsia="Consolas" w:cs="Consolas"/>
       <w:sz w:val="20"/>
+      <w:szCs w:val="20"/>
       <w:shd w:val="clear" w:color="auto" w:fill="F5F5F5"/>
     </w:rPr>
   </w:style>
